--- a/Docs/Editor v1 Terminado - que sigue.docx
+++ b/Docs/Editor v1 Terminado - que sigue.docx
@@ -3801,6 +3801,5893 @@
           <w:lang w:eastAsia="es-AR"/>
         </w:rPr>
         <w:t>Si ese flujo funciona de punta a punta, el Editor habrá cumplido su objetivo y podremos dedicar el esfuerzo a crear contenido, no a seguir modificando la herramienta. Esa sería la primera validación completa del proceso que imaginaste desde el inicio.</w:t>
+      </w:r>
+    </w:p>
+    <w:p>
+      <w:r>
+        <w:lastRenderedPageBreak/>
+        <w:t>PRIMERA PRUEBA DEL EXE</w:t>
+      </w:r>
+    </w:p>
+    <w:p>
+      <w:pPr>
+        <w:spacing w:before="100" w:beforeAutospacing="1" w:after="100" w:afterAutospacing="1" w:line="240" w:lineRule="auto"/>
+        <w:rPr>
+          <w:rFonts w:ascii="Times New Roman" w:eastAsia="Times New Roman" w:hAnsi="Times New Roman" w:cs="Times New Roman"/>
+          <w:sz w:val="24"/>
+          <w:szCs w:val="24"/>
+          <w:lang w:eastAsia="es-AR"/>
+        </w:rPr>
+      </w:pPr>
+      <w:r>
+        <w:rPr>
+          <w:rFonts w:ascii="Times New Roman" w:eastAsia="Times New Roman" w:hAnsi="Times New Roman" w:cs="Times New Roman"/>
+          <w:sz w:val="24"/>
+          <w:szCs w:val="24"/>
+          <w:lang w:eastAsia="es-AR"/>
+        </w:rPr>
+        <w:t>Perfecto. Esta prueba fue muy útil porque ya aparecen claramente las últimas cosas que hay que corregir antes de considerar terminado el Editor.</w:t>
+      </w:r>
+    </w:p>
+    <w:p>
+      <w:pPr>
+        <w:spacing w:before="100" w:beforeAutospacing="1" w:after="100" w:afterAutospacing="1" w:line="240" w:lineRule="auto"/>
+        <w:outlineLvl w:val="1"/>
+        <w:rPr>
+          <w:rFonts w:ascii="Times New Roman" w:eastAsia="Times New Roman" w:hAnsi="Times New Roman" w:cs="Times New Roman"/>
+          <w:b/>
+          <w:bCs/>
+          <w:sz w:val="36"/>
+          <w:szCs w:val="36"/>
+          <w:lang w:eastAsia="es-AR"/>
+        </w:rPr>
+      </w:pPr>
+      <w:r>
+        <w:rPr>
+          <w:rFonts w:ascii="Times New Roman" w:eastAsia="Times New Roman" w:hAnsi="Times New Roman" w:cs="Times New Roman"/>
+          <w:b/>
+          <w:bCs/>
+          <w:sz w:val="36"/>
+          <w:szCs w:val="36"/>
+          <w:lang w:eastAsia="es-AR"/>
+        </w:rPr>
+        <w:t xml:space="preserve">Lo que funcionó correctamente </w:t>
+      </w:r>
+      <w:r>
+        <w:rPr>
+          <w:rFonts w:ascii="Segoe UI Emoji" w:eastAsia="Times New Roman" w:hAnsi="Segoe UI Emoji" w:cs="Segoe UI Emoji"/>
+          <w:b/>
+          <w:bCs/>
+          <w:sz w:val="36"/>
+          <w:szCs w:val="36"/>
+          <w:lang w:eastAsia="es-AR"/>
+        </w:rPr>
+        <w:t>✅</w:t>
+      </w:r>
+    </w:p>
+    <w:p>
+      <w:pPr>
+        <w:numPr>
+          <w:ilvl w:val="0"/>
+          <w:numId w:val="3"/>
+        </w:numPr>
+        <w:spacing w:before="100" w:beforeAutospacing="1" w:after="100" w:afterAutospacing="1" w:line="240" w:lineRule="auto"/>
+        <w:rPr>
+          <w:rFonts w:ascii="Times New Roman" w:eastAsia="Times New Roman" w:hAnsi="Times New Roman" w:cs="Times New Roman"/>
+          <w:sz w:val="24"/>
+          <w:szCs w:val="24"/>
+          <w:lang w:eastAsia="es-AR"/>
+        </w:rPr>
+      </w:pPr>
+      <w:r>
+        <w:rPr>
+          <w:rFonts w:ascii="Segoe UI Emoji" w:eastAsia="Times New Roman" w:hAnsi="Segoe UI Emoji" w:cs="Segoe UI Emoji"/>
+          <w:sz w:val="24"/>
+          <w:szCs w:val="24"/>
+          <w:lang w:eastAsia="es-AR"/>
+        </w:rPr>
+        <w:t>✔</w:t>
+      </w:r>
+      <w:r>
+        <w:rPr>
+          <w:rFonts w:ascii="Times New Roman" w:eastAsia="Times New Roman" w:hAnsi="Times New Roman" w:cs="Times New Roman"/>
+          <w:sz w:val="24"/>
+          <w:szCs w:val="24"/>
+          <w:lang w:eastAsia="es-AR"/>
+        </w:rPr>
+        <w:t xml:space="preserve"> Editar MASTER.</w:t>
+      </w:r>
+    </w:p>
+    <w:p>
+      <w:pPr>
+        <w:numPr>
+          <w:ilvl w:val="0"/>
+          <w:numId w:val="3"/>
+        </w:numPr>
+        <w:spacing w:before="100" w:beforeAutospacing="1" w:after="100" w:afterAutospacing="1" w:line="240" w:lineRule="auto"/>
+        <w:rPr>
+          <w:rFonts w:ascii="Times New Roman" w:eastAsia="Times New Roman" w:hAnsi="Times New Roman" w:cs="Times New Roman"/>
+          <w:sz w:val="24"/>
+          <w:szCs w:val="24"/>
+          <w:lang w:eastAsia="es-AR"/>
+        </w:rPr>
+      </w:pPr>
+      <w:r>
+        <w:rPr>
+          <w:rFonts w:ascii="Segoe UI Emoji" w:eastAsia="Times New Roman" w:hAnsi="Segoe UI Emoji" w:cs="Segoe UI Emoji"/>
+          <w:sz w:val="24"/>
+          <w:szCs w:val="24"/>
+          <w:lang w:eastAsia="es-AR"/>
+        </w:rPr>
+        <w:t>✔</w:t>
+      </w:r>
+      <w:r>
+        <w:rPr>
+          <w:rFonts w:ascii="Times New Roman" w:eastAsia="Times New Roman" w:hAnsi="Times New Roman" w:cs="Times New Roman"/>
+          <w:sz w:val="24"/>
+          <w:szCs w:val="24"/>
+          <w:lang w:eastAsia="es-AR"/>
+        </w:rPr>
+        <w:t xml:space="preserve"> Guardar archivos.</w:t>
+      </w:r>
+    </w:p>
+    <w:p>
+      <w:pPr>
+        <w:numPr>
+          <w:ilvl w:val="0"/>
+          <w:numId w:val="3"/>
+        </w:numPr>
+        <w:spacing w:before="100" w:beforeAutospacing="1" w:after="100" w:afterAutospacing="1" w:line="240" w:lineRule="auto"/>
+        <w:rPr>
+          <w:rFonts w:ascii="Times New Roman" w:eastAsia="Times New Roman" w:hAnsi="Times New Roman" w:cs="Times New Roman"/>
+          <w:sz w:val="24"/>
+          <w:szCs w:val="24"/>
+          <w:lang w:eastAsia="es-AR"/>
+        </w:rPr>
+      </w:pPr>
+      <w:r>
+        <w:rPr>
+          <w:rFonts w:ascii="Segoe UI Emoji" w:eastAsia="Times New Roman" w:hAnsi="Segoe UI Emoji" w:cs="Segoe UI Emoji"/>
+          <w:sz w:val="24"/>
+          <w:szCs w:val="24"/>
+          <w:lang w:eastAsia="es-AR"/>
+        </w:rPr>
+        <w:t>✔</w:t>
+      </w:r>
+      <w:r>
+        <w:rPr>
+          <w:rFonts w:ascii="Times New Roman" w:eastAsia="Times New Roman" w:hAnsi="Times New Roman" w:cs="Times New Roman"/>
+          <w:sz w:val="24"/>
+          <w:szCs w:val="24"/>
+          <w:lang w:eastAsia="es-AR"/>
+        </w:rPr>
+        <w:t xml:space="preserve"> Crear la estructura de carpetas.</w:t>
+      </w:r>
+    </w:p>
+    <w:p>
+      <w:pPr>
+        <w:numPr>
+          <w:ilvl w:val="0"/>
+          <w:numId w:val="3"/>
+        </w:numPr>
+        <w:spacing w:before="100" w:beforeAutospacing="1" w:after="100" w:afterAutospacing="1" w:line="240" w:lineRule="auto"/>
+        <w:rPr>
+          <w:rFonts w:ascii="Times New Roman" w:eastAsia="Times New Roman" w:hAnsi="Times New Roman" w:cs="Times New Roman"/>
+          <w:sz w:val="24"/>
+          <w:szCs w:val="24"/>
+          <w:lang w:eastAsia="es-AR"/>
+        </w:rPr>
+      </w:pPr>
+      <w:r>
+        <w:rPr>
+          <w:rFonts w:ascii="Segoe UI Emoji" w:eastAsia="Times New Roman" w:hAnsi="Segoe UI Emoji" w:cs="Segoe UI Emoji"/>
+          <w:sz w:val="24"/>
+          <w:szCs w:val="24"/>
+          <w:lang w:eastAsia="es-AR"/>
+        </w:rPr>
+        <w:t>✔</w:t>
+      </w:r>
+      <w:r>
+        <w:rPr>
+          <w:rFonts w:ascii="Times New Roman" w:eastAsia="Times New Roman" w:hAnsi="Times New Roman" w:cs="Times New Roman"/>
+          <w:sz w:val="24"/>
+          <w:szCs w:val="24"/>
+          <w:lang w:eastAsia="es-AR"/>
+        </w:rPr>
+        <w:t xml:space="preserve"> Abrir las carpetas correctas.</w:t>
+      </w:r>
+    </w:p>
+    <w:p>
+      <w:pPr>
+        <w:numPr>
+          <w:ilvl w:val="0"/>
+          <w:numId w:val="3"/>
+        </w:numPr>
+        <w:spacing w:before="100" w:beforeAutospacing="1" w:after="100" w:afterAutospacing="1" w:line="240" w:lineRule="auto"/>
+        <w:rPr>
+          <w:rFonts w:ascii="Times New Roman" w:eastAsia="Times New Roman" w:hAnsi="Times New Roman" w:cs="Times New Roman"/>
+          <w:sz w:val="24"/>
+          <w:szCs w:val="24"/>
+          <w:lang w:eastAsia="es-AR"/>
+        </w:rPr>
+      </w:pPr>
+      <w:r>
+        <w:rPr>
+          <w:rFonts w:ascii="Segoe UI Emoji" w:eastAsia="Times New Roman" w:hAnsi="Segoe UI Emoji" w:cs="Segoe UI Emoji"/>
+          <w:sz w:val="24"/>
+          <w:szCs w:val="24"/>
+          <w:lang w:eastAsia="es-AR"/>
+        </w:rPr>
+        <w:t>✔</w:t>
+      </w:r>
+      <w:r>
+        <w:rPr>
+          <w:rFonts w:ascii="Times New Roman" w:eastAsia="Times New Roman" w:hAnsi="Times New Roman" w:cs="Times New Roman"/>
+          <w:sz w:val="24"/>
+          <w:szCs w:val="24"/>
+          <w:lang w:eastAsia="es-AR"/>
+        </w:rPr>
+        <w:t xml:space="preserve"> Validar detecta que falta contenido.</w:t>
+      </w:r>
+    </w:p>
+    <w:p>
+      <w:pPr>
+        <w:numPr>
+          <w:ilvl w:val="0"/>
+          <w:numId w:val="3"/>
+        </w:numPr>
+        <w:spacing w:before="100" w:beforeAutospacing="1" w:after="100" w:afterAutospacing="1" w:line="240" w:lineRule="auto"/>
+        <w:rPr>
+          <w:rFonts w:ascii="Times New Roman" w:eastAsia="Times New Roman" w:hAnsi="Times New Roman" w:cs="Times New Roman"/>
+          <w:sz w:val="24"/>
+          <w:szCs w:val="24"/>
+          <w:lang w:eastAsia="es-AR"/>
+        </w:rPr>
+      </w:pPr>
+      <w:r>
+        <w:rPr>
+          <w:rFonts w:ascii="Segoe UI Emoji" w:eastAsia="Times New Roman" w:hAnsi="Segoe UI Emoji" w:cs="Segoe UI Emoji"/>
+          <w:sz w:val="24"/>
+          <w:szCs w:val="24"/>
+          <w:lang w:eastAsia="es-AR"/>
+        </w:rPr>
+        <w:t>✔</w:t>
+      </w:r>
+      <w:r>
+        <w:rPr>
+          <w:rFonts w:ascii="Times New Roman" w:eastAsia="Times New Roman" w:hAnsi="Times New Roman" w:cs="Times New Roman"/>
+          <w:sz w:val="24"/>
+          <w:szCs w:val="24"/>
+          <w:lang w:eastAsia="es-AR"/>
+        </w:rPr>
+        <w:t xml:space="preserve"> Generar ZIP.</w:t>
+      </w:r>
+    </w:p>
+    <w:p>
+      <w:pPr>
+        <w:numPr>
+          <w:ilvl w:val="0"/>
+          <w:numId w:val="3"/>
+        </w:numPr>
+        <w:spacing w:before="100" w:beforeAutospacing="1" w:after="100" w:afterAutospacing="1" w:line="240" w:lineRule="auto"/>
+        <w:rPr>
+          <w:rFonts w:ascii="Times New Roman" w:eastAsia="Times New Roman" w:hAnsi="Times New Roman" w:cs="Times New Roman"/>
+          <w:sz w:val="24"/>
+          <w:szCs w:val="24"/>
+          <w:lang w:eastAsia="es-AR"/>
+        </w:rPr>
+      </w:pPr>
+      <w:r>
+        <w:rPr>
+          <w:rFonts w:ascii="Segoe UI Emoji" w:eastAsia="Times New Roman" w:hAnsi="Segoe UI Emoji" w:cs="Segoe UI Emoji"/>
+          <w:sz w:val="24"/>
+          <w:szCs w:val="24"/>
+          <w:lang w:eastAsia="es-AR"/>
+        </w:rPr>
+        <w:t>✔</w:t>
+      </w:r>
+      <w:r>
+        <w:rPr>
+          <w:rFonts w:ascii="Times New Roman" w:eastAsia="Times New Roman" w:hAnsi="Times New Roman" w:cs="Times New Roman"/>
+          <w:sz w:val="24"/>
+          <w:szCs w:val="24"/>
+          <w:lang w:eastAsia="es-AR"/>
+        </w:rPr>
+        <w:t xml:space="preserve"> El ZIP se crea correctamente.</w:t>
+      </w:r>
+    </w:p>
+    <w:p>
+      <w:pPr>
+        <w:spacing w:before="100" w:beforeAutospacing="1" w:after="100" w:afterAutospacing="1" w:line="240" w:lineRule="auto"/>
+        <w:rPr>
+          <w:rFonts w:ascii="Times New Roman" w:eastAsia="Times New Roman" w:hAnsi="Times New Roman" w:cs="Times New Roman"/>
+          <w:sz w:val="24"/>
+          <w:szCs w:val="24"/>
+          <w:lang w:eastAsia="es-AR"/>
+        </w:rPr>
+      </w:pPr>
+      <w:r>
+        <w:rPr>
+          <w:rFonts w:ascii="Times New Roman" w:eastAsia="Times New Roman" w:hAnsi="Times New Roman" w:cs="Times New Roman"/>
+          <w:sz w:val="24"/>
+          <w:szCs w:val="24"/>
+          <w:lang w:eastAsia="es-AR"/>
+        </w:rPr>
+        <w:t>Eso significa que la base del Editor ya está sólida.</w:t>
+      </w:r>
+    </w:p>
+    <w:p>
+      <w:pPr>
+        <w:spacing w:after="0" w:line="240" w:lineRule="auto"/>
+        <w:rPr>
+          <w:rFonts w:ascii="Times New Roman" w:eastAsia="Times New Roman" w:hAnsi="Times New Roman" w:cs="Times New Roman"/>
+          <w:sz w:val="24"/>
+          <w:szCs w:val="24"/>
+          <w:lang w:eastAsia="es-AR"/>
+        </w:rPr>
+      </w:pPr>
+      <w:r>
+        <w:rPr>
+          <w:rFonts w:ascii="Times New Roman" w:eastAsia="Times New Roman" w:hAnsi="Times New Roman" w:cs="Times New Roman"/>
+          <w:sz w:val="24"/>
+          <w:szCs w:val="24"/>
+          <w:lang w:eastAsia="es-AR"/>
+        </w:rPr>
+        <w:pict w14:anchorId="20BCB069">
+          <v:rect id="_x0000_i1034" style="width:0;height:1.5pt" o:hralign="center" o:hrstd="t" o:hr="t" fillcolor="#a0a0a0" stroked="f"/>
+        </w:pict>
+      </w:r>
+    </w:p>
+    <w:p>
+      <w:pPr>
+        <w:spacing w:before="100" w:beforeAutospacing="1" w:after="100" w:afterAutospacing="1" w:line="240" w:lineRule="auto"/>
+        <w:outlineLvl w:val="0"/>
+        <w:rPr>
+          <w:rFonts w:ascii="Times New Roman" w:eastAsia="Times New Roman" w:hAnsi="Times New Roman" w:cs="Times New Roman"/>
+          <w:b/>
+          <w:bCs/>
+          <w:kern w:val="36"/>
+          <w:sz w:val="48"/>
+          <w:szCs w:val="48"/>
+          <w:lang w:eastAsia="es-AR"/>
+        </w:rPr>
+      </w:pPr>
+      <w:r>
+        <w:rPr>
+          <w:rFonts w:ascii="Times New Roman" w:eastAsia="Times New Roman" w:hAnsi="Times New Roman" w:cs="Times New Roman"/>
+          <w:b/>
+          <w:bCs/>
+          <w:kern w:val="36"/>
+          <w:sz w:val="48"/>
+          <w:szCs w:val="48"/>
+          <w:lang w:eastAsia="es-AR"/>
+        </w:rPr>
+        <w:t>Las correcciones que haría (en este orden)</w:t>
+      </w:r>
+    </w:p>
+    <w:p>
+      <w:pPr>
+        <w:spacing w:before="100" w:beforeAutospacing="1" w:after="100" w:afterAutospacing="1" w:line="240" w:lineRule="auto"/>
+        <w:outlineLvl w:val="1"/>
+        <w:rPr>
+          <w:rFonts w:ascii="Times New Roman" w:eastAsia="Times New Roman" w:hAnsi="Times New Roman" w:cs="Times New Roman"/>
+          <w:b/>
+          <w:bCs/>
+          <w:sz w:val="36"/>
+          <w:szCs w:val="36"/>
+          <w:lang w:eastAsia="es-AR"/>
+        </w:rPr>
+      </w:pPr>
+      <w:r>
+        <w:rPr>
+          <w:rFonts w:ascii="Times New Roman" w:eastAsia="Times New Roman" w:hAnsi="Times New Roman" w:cs="Times New Roman"/>
+          <w:b/>
+          <w:bCs/>
+          <w:sz w:val="36"/>
+          <w:szCs w:val="36"/>
+          <w:lang w:eastAsia="es-AR"/>
+        </w:rPr>
+        <w:t>1) Corregir los caracteres raros (PRIORIDAD 1)</w:t>
+      </w:r>
+    </w:p>
+    <w:p>
+      <w:pPr>
+        <w:spacing w:before="100" w:beforeAutospacing="1" w:after="100" w:afterAutospacing="1" w:line="240" w:lineRule="auto"/>
+        <w:rPr>
+          <w:rFonts w:ascii="Times New Roman" w:eastAsia="Times New Roman" w:hAnsi="Times New Roman" w:cs="Times New Roman"/>
+          <w:sz w:val="24"/>
+          <w:szCs w:val="24"/>
+          <w:lang w:eastAsia="es-AR"/>
+        </w:rPr>
+      </w:pPr>
+      <w:r>
+        <w:rPr>
+          <w:rFonts w:ascii="Times New Roman" w:eastAsia="Times New Roman" w:hAnsi="Times New Roman" w:cs="Times New Roman"/>
+          <w:sz w:val="24"/>
+          <w:szCs w:val="24"/>
+          <w:lang w:eastAsia="es-AR"/>
+        </w:rPr>
+        <w:t>Veo cosas como:</w:t>
+      </w:r>
+    </w:p>
+    <w:p>
+      <w:pPr>
+        <w:tabs>
+          <w:tab w:val="left" w:pos="916"/>
+          <w:tab w:val="left" w:pos="1832"/>
+          <w:tab w:val="left" w:pos="2748"/>
+          <w:tab w:val="left" w:pos="3664"/>
+          <w:tab w:val="left" w:pos="4580"/>
+          <w:tab w:val="left" w:pos="5496"/>
+          <w:tab w:val="left" w:pos="6412"/>
+          <w:tab w:val="left" w:pos="7328"/>
+          <w:tab w:val="left" w:pos="8244"/>
+          <w:tab w:val="left" w:pos="9160"/>
+          <w:tab w:val="left" w:pos="10076"/>
+          <w:tab w:val="left" w:pos="10992"/>
+          <w:tab w:val="left" w:pos="11908"/>
+          <w:tab w:val="left" w:pos="12824"/>
+          <w:tab w:val="left" w:pos="13740"/>
+          <w:tab w:val="left" w:pos="14656"/>
+        </w:tabs>
+        <w:spacing w:after="0" w:line="240" w:lineRule="auto"/>
+        <w:rPr>
+          <w:rFonts w:ascii="Courier New" w:eastAsia="Times New Roman" w:hAnsi="Courier New" w:cs="Courier New"/>
+          <w:sz w:val="20"/>
+          <w:szCs w:val="20"/>
+          <w:lang w:eastAsia="es-AR"/>
+        </w:rPr>
+      </w:pPr>
+      <w:proofErr w:type="spellStart"/>
+      <w:r>
+        <w:rPr>
+          <w:rFonts w:ascii="Courier New" w:eastAsia="Times New Roman" w:hAnsi="Courier New" w:cs="Courier New"/>
+          <w:sz w:val="20"/>
+          <w:szCs w:val="20"/>
+          <w:lang w:eastAsia="es-AR"/>
+        </w:rPr>
+        <w:t>Pa</w:t>
+      </w:r>
+      <w:r>
+        <w:rPr>
+          <w:rFonts w:ascii="Tahoma" w:eastAsia="Times New Roman" w:hAnsi="Tahoma" w:cs="Tahoma"/>
+          <w:sz w:val="20"/>
+          <w:szCs w:val="20"/>
+          <w:lang w:eastAsia="es-AR"/>
+        </w:rPr>
+        <w:t>�</w:t>
+      </w:r>
+      <w:r>
+        <w:rPr>
+          <w:rFonts w:ascii="Courier New" w:eastAsia="Times New Roman" w:hAnsi="Courier New" w:cs="Courier New"/>
+          <w:sz w:val="20"/>
+          <w:szCs w:val="20"/>
+          <w:lang w:eastAsia="es-AR"/>
+        </w:rPr>
+        <w:t>s</w:t>
+      </w:r>
+      <w:proofErr w:type="spellEnd"/>
+    </w:p>
+    <w:p>
+      <w:pPr>
+        <w:tabs>
+          <w:tab w:val="left" w:pos="916"/>
+          <w:tab w:val="left" w:pos="1832"/>
+          <w:tab w:val="left" w:pos="2748"/>
+          <w:tab w:val="left" w:pos="3664"/>
+          <w:tab w:val="left" w:pos="4580"/>
+          <w:tab w:val="left" w:pos="5496"/>
+          <w:tab w:val="left" w:pos="6412"/>
+          <w:tab w:val="left" w:pos="7328"/>
+          <w:tab w:val="left" w:pos="8244"/>
+          <w:tab w:val="left" w:pos="9160"/>
+          <w:tab w:val="left" w:pos="10076"/>
+          <w:tab w:val="left" w:pos="10992"/>
+          <w:tab w:val="left" w:pos="11908"/>
+          <w:tab w:val="left" w:pos="12824"/>
+          <w:tab w:val="left" w:pos="13740"/>
+          <w:tab w:val="left" w:pos="14656"/>
+        </w:tabs>
+        <w:spacing w:after="0" w:line="240" w:lineRule="auto"/>
+        <w:rPr>
+          <w:rFonts w:ascii="Courier New" w:eastAsia="Times New Roman" w:hAnsi="Courier New" w:cs="Courier New"/>
+          <w:sz w:val="20"/>
+          <w:szCs w:val="20"/>
+          <w:lang w:eastAsia="es-AR"/>
+        </w:rPr>
+      </w:pPr>
+      <w:proofErr w:type="spellStart"/>
+      <w:r>
+        <w:rPr>
+          <w:rFonts w:ascii="Courier New" w:eastAsia="Times New Roman" w:hAnsi="Courier New" w:cs="Courier New"/>
+          <w:sz w:val="20"/>
+          <w:szCs w:val="20"/>
+          <w:lang w:eastAsia="es-AR"/>
+        </w:rPr>
+        <w:t>Escrib</w:t>
+      </w:r>
+      <w:proofErr w:type="spellEnd"/>
+      <w:r>
+        <w:rPr>
+          <w:rFonts w:ascii="Tahoma" w:eastAsia="Times New Roman" w:hAnsi="Tahoma" w:cs="Tahoma"/>
+          <w:sz w:val="20"/>
+          <w:szCs w:val="20"/>
+          <w:lang w:eastAsia="es-AR"/>
+        </w:rPr>
+        <w:t>�</w:t>
+      </w:r>
+    </w:p>
+    <w:p>
+      <w:pPr>
+        <w:tabs>
+          <w:tab w:val="left" w:pos="916"/>
+          <w:tab w:val="left" w:pos="1832"/>
+          <w:tab w:val="left" w:pos="2748"/>
+          <w:tab w:val="left" w:pos="3664"/>
+          <w:tab w:val="left" w:pos="4580"/>
+          <w:tab w:val="left" w:pos="5496"/>
+          <w:tab w:val="left" w:pos="6412"/>
+          <w:tab w:val="left" w:pos="7328"/>
+          <w:tab w:val="left" w:pos="8244"/>
+          <w:tab w:val="left" w:pos="9160"/>
+          <w:tab w:val="left" w:pos="10076"/>
+          <w:tab w:val="left" w:pos="10992"/>
+          <w:tab w:val="left" w:pos="11908"/>
+          <w:tab w:val="left" w:pos="12824"/>
+          <w:tab w:val="left" w:pos="13740"/>
+          <w:tab w:val="left" w:pos="14656"/>
+        </w:tabs>
+        <w:spacing w:after="0" w:line="240" w:lineRule="auto"/>
+        <w:rPr>
+          <w:rFonts w:ascii="Courier New" w:eastAsia="Times New Roman" w:hAnsi="Courier New" w:cs="Courier New"/>
+          <w:sz w:val="20"/>
+          <w:szCs w:val="20"/>
+          <w:lang w:eastAsia="es-AR"/>
+        </w:rPr>
+      </w:pPr>
+      <w:proofErr w:type="spellStart"/>
+      <w:r>
+        <w:rPr>
+          <w:rFonts w:ascii="Courier New" w:eastAsia="Times New Roman" w:hAnsi="Courier New" w:cs="Courier New"/>
+          <w:sz w:val="20"/>
+          <w:szCs w:val="20"/>
+          <w:lang w:eastAsia="es-AR"/>
+        </w:rPr>
+        <w:t>C</w:t>
+      </w:r>
+      <w:r>
+        <w:rPr>
+          <w:rFonts w:ascii="Tahoma" w:eastAsia="Times New Roman" w:hAnsi="Tahoma" w:cs="Tahoma"/>
+          <w:sz w:val="20"/>
+          <w:szCs w:val="20"/>
+          <w:lang w:eastAsia="es-AR"/>
+        </w:rPr>
+        <w:t>�</w:t>
+      </w:r>
+      <w:r>
+        <w:rPr>
+          <w:rFonts w:ascii="Courier New" w:eastAsia="Times New Roman" w:hAnsi="Courier New" w:cs="Courier New"/>
+          <w:sz w:val="20"/>
+          <w:szCs w:val="20"/>
+          <w:lang w:eastAsia="es-AR"/>
+        </w:rPr>
+        <w:t>mo</w:t>
+      </w:r>
+      <w:proofErr w:type="spellEnd"/>
+    </w:p>
+    <w:p>
+      <w:pPr>
+        <w:tabs>
+          <w:tab w:val="left" w:pos="916"/>
+          <w:tab w:val="left" w:pos="1832"/>
+          <w:tab w:val="left" w:pos="2748"/>
+          <w:tab w:val="left" w:pos="3664"/>
+          <w:tab w:val="left" w:pos="4580"/>
+          <w:tab w:val="left" w:pos="5496"/>
+          <w:tab w:val="left" w:pos="6412"/>
+          <w:tab w:val="left" w:pos="7328"/>
+          <w:tab w:val="left" w:pos="8244"/>
+          <w:tab w:val="left" w:pos="9160"/>
+          <w:tab w:val="left" w:pos="10076"/>
+          <w:tab w:val="left" w:pos="10992"/>
+          <w:tab w:val="left" w:pos="11908"/>
+          <w:tab w:val="left" w:pos="12824"/>
+          <w:tab w:val="left" w:pos="13740"/>
+          <w:tab w:val="left" w:pos="14656"/>
+        </w:tabs>
+        <w:spacing w:after="0" w:line="240" w:lineRule="auto"/>
+        <w:rPr>
+          <w:rFonts w:ascii="Courier New" w:eastAsia="Times New Roman" w:hAnsi="Courier New" w:cs="Courier New"/>
+          <w:sz w:val="20"/>
+          <w:szCs w:val="20"/>
+          <w:lang w:eastAsia="es-AR"/>
+        </w:rPr>
+      </w:pPr>
+      <w:proofErr w:type="spellStart"/>
+      <w:r>
+        <w:rPr>
+          <w:rFonts w:ascii="Courier New" w:eastAsia="Times New Roman" w:hAnsi="Courier New" w:cs="Courier New"/>
+          <w:sz w:val="20"/>
+          <w:szCs w:val="20"/>
+          <w:lang w:eastAsia="es-AR"/>
+        </w:rPr>
+        <w:t>Cr</w:t>
+      </w:r>
+      <w:r>
+        <w:rPr>
+          <w:rFonts w:ascii="Tahoma" w:eastAsia="Times New Roman" w:hAnsi="Tahoma" w:cs="Tahoma"/>
+          <w:sz w:val="20"/>
+          <w:szCs w:val="20"/>
+          <w:lang w:eastAsia="es-AR"/>
+        </w:rPr>
+        <w:t>�</w:t>
+      </w:r>
+      <w:r>
+        <w:rPr>
+          <w:rFonts w:ascii="Courier New" w:eastAsia="Times New Roman" w:hAnsi="Courier New" w:cs="Courier New"/>
+          <w:sz w:val="20"/>
+          <w:szCs w:val="20"/>
+          <w:lang w:eastAsia="es-AR"/>
+        </w:rPr>
+        <w:t>ditos</w:t>
+      </w:r>
+      <w:proofErr w:type="spellEnd"/>
+    </w:p>
+    <w:p>
+      <w:pPr>
+        <w:spacing w:before="100" w:beforeAutospacing="1" w:after="100" w:afterAutospacing="1" w:line="240" w:lineRule="auto"/>
+        <w:rPr>
+          <w:rFonts w:ascii="Times New Roman" w:eastAsia="Times New Roman" w:hAnsi="Times New Roman" w:cs="Times New Roman"/>
+          <w:sz w:val="24"/>
+          <w:szCs w:val="24"/>
+          <w:lang w:eastAsia="es-AR"/>
+        </w:rPr>
+      </w:pPr>
+      <w:r>
+        <w:rPr>
+          <w:rFonts w:ascii="Times New Roman" w:eastAsia="Times New Roman" w:hAnsi="Times New Roman" w:cs="Times New Roman"/>
+          <w:sz w:val="24"/>
+          <w:szCs w:val="24"/>
+          <w:lang w:eastAsia="es-AR"/>
+        </w:rPr>
+        <w:t>Eso es un problema de codificación (UTF-8 / ANSI).</w:t>
+      </w:r>
+    </w:p>
+    <w:p>
+      <w:pPr>
+        <w:spacing w:before="100" w:beforeAutospacing="1" w:after="100" w:afterAutospacing="1" w:line="240" w:lineRule="auto"/>
+        <w:rPr>
+          <w:rFonts w:ascii="Times New Roman" w:eastAsia="Times New Roman" w:hAnsi="Times New Roman" w:cs="Times New Roman"/>
+          <w:sz w:val="24"/>
+          <w:szCs w:val="24"/>
+          <w:lang w:eastAsia="es-AR"/>
+        </w:rPr>
+      </w:pPr>
+      <w:r>
+        <w:rPr>
+          <w:rFonts w:ascii="Times New Roman" w:eastAsia="Times New Roman" w:hAnsi="Times New Roman" w:cs="Times New Roman"/>
+          <w:sz w:val="24"/>
+          <w:szCs w:val="24"/>
+          <w:lang w:eastAsia="es-AR"/>
+        </w:rPr>
+        <w:t>El editor debería abrir y guardar siempre en UTF-8.</w:t>
+      </w:r>
+    </w:p>
+    <w:p>
+      <w:pPr>
+        <w:spacing w:before="100" w:beforeAutospacing="1" w:after="100" w:afterAutospacing="1" w:line="240" w:lineRule="auto"/>
+        <w:rPr>
+          <w:rFonts w:ascii="Times New Roman" w:eastAsia="Times New Roman" w:hAnsi="Times New Roman" w:cs="Times New Roman"/>
+          <w:sz w:val="24"/>
+          <w:szCs w:val="24"/>
+          <w:lang w:eastAsia="es-AR"/>
+        </w:rPr>
+      </w:pPr>
+      <w:r>
+        <w:rPr>
+          <w:rFonts w:ascii="Times New Roman" w:eastAsia="Times New Roman" w:hAnsi="Times New Roman" w:cs="Times New Roman"/>
+          <w:sz w:val="24"/>
+          <w:szCs w:val="24"/>
+          <w:lang w:eastAsia="es-AR"/>
+        </w:rPr>
+        <w:t>Es una corrección pequeña.</w:t>
+      </w:r>
+    </w:p>
+    <w:p>
+      <w:pPr>
+        <w:spacing w:after="0" w:line="240" w:lineRule="auto"/>
+        <w:rPr>
+          <w:rFonts w:ascii="Times New Roman" w:eastAsia="Times New Roman" w:hAnsi="Times New Roman" w:cs="Times New Roman"/>
+          <w:sz w:val="24"/>
+          <w:szCs w:val="24"/>
+          <w:lang w:eastAsia="es-AR"/>
+        </w:rPr>
+      </w:pPr>
+      <w:r>
+        <w:rPr>
+          <w:rFonts w:ascii="Times New Roman" w:eastAsia="Times New Roman" w:hAnsi="Times New Roman" w:cs="Times New Roman"/>
+          <w:sz w:val="24"/>
+          <w:szCs w:val="24"/>
+          <w:lang w:eastAsia="es-AR"/>
+        </w:rPr>
+        <w:pict w14:anchorId="01C87B20">
+          <v:rect id="_x0000_i1035" style="width:0;height:1.5pt" o:hralign="center" o:hrstd="t" o:hr="t" fillcolor="#a0a0a0" stroked="f"/>
+        </w:pict>
+      </w:r>
+    </w:p>
+    <w:p>
+      <w:pPr>
+        <w:spacing w:before="100" w:beforeAutospacing="1" w:after="100" w:afterAutospacing="1" w:line="240" w:lineRule="auto"/>
+        <w:outlineLvl w:val="1"/>
+        <w:rPr>
+          <w:rFonts w:ascii="Times New Roman" w:eastAsia="Times New Roman" w:hAnsi="Times New Roman" w:cs="Times New Roman"/>
+          <w:b/>
+          <w:bCs/>
+          <w:sz w:val="36"/>
+          <w:szCs w:val="36"/>
+          <w:lang w:eastAsia="es-AR"/>
+        </w:rPr>
+      </w:pPr>
+      <w:r>
+        <w:rPr>
+          <w:rFonts w:ascii="Times New Roman" w:eastAsia="Times New Roman" w:hAnsi="Times New Roman" w:cs="Times New Roman"/>
+          <w:b/>
+          <w:bCs/>
+          <w:sz w:val="36"/>
+          <w:szCs w:val="36"/>
+          <w:lang w:eastAsia="es-AR"/>
+        </w:rPr>
+        <w:t>2) El Texto ES no debe empezar vacío (PRIORIDAD 1)</w:t>
+      </w:r>
+    </w:p>
+    <w:p>
+      <w:pPr>
+        <w:spacing w:before="100" w:beforeAutospacing="1" w:after="100" w:afterAutospacing="1" w:line="240" w:lineRule="auto"/>
+        <w:rPr>
+          <w:rFonts w:ascii="Times New Roman" w:eastAsia="Times New Roman" w:hAnsi="Times New Roman" w:cs="Times New Roman"/>
+          <w:sz w:val="24"/>
+          <w:szCs w:val="24"/>
+          <w:lang w:eastAsia="es-AR"/>
+        </w:rPr>
+      </w:pPr>
+      <w:r>
+        <w:rPr>
+          <w:rFonts w:ascii="Times New Roman" w:eastAsia="Times New Roman" w:hAnsi="Times New Roman" w:cs="Times New Roman"/>
+          <w:sz w:val="24"/>
+          <w:szCs w:val="24"/>
+          <w:lang w:eastAsia="es-AR"/>
+        </w:rPr>
+        <w:t>Este es el problema más importante que encontraste.</w:t>
+      </w:r>
+    </w:p>
+    <w:p>
+      <w:pPr>
+        <w:spacing w:before="100" w:beforeAutospacing="1" w:after="100" w:afterAutospacing="1" w:line="240" w:lineRule="auto"/>
+        <w:rPr>
+          <w:rFonts w:ascii="Times New Roman" w:eastAsia="Times New Roman" w:hAnsi="Times New Roman" w:cs="Times New Roman"/>
+          <w:sz w:val="24"/>
+          <w:szCs w:val="24"/>
+          <w:lang w:eastAsia="es-AR"/>
+        </w:rPr>
+      </w:pPr>
+      <w:r>
+        <w:rPr>
+          <w:rFonts w:ascii="Times New Roman" w:eastAsia="Times New Roman" w:hAnsi="Times New Roman" w:cs="Times New Roman"/>
+          <w:sz w:val="24"/>
+          <w:szCs w:val="24"/>
+          <w:lang w:eastAsia="es-AR"/>
+        </w:rPr>
+        <w:t>Hoy ocurre esto:</w:t>
+      </w:r>
+    </w:p>
+    <w:p>
+      <w:pPr>
+        <w:spacing w:before="100" w:beforeAutospacing="1" w:after="100" w:afterAutospacing="1" w:line="240" w:lineRule="auto"/>
+        <w:rPr>
+          <w:rFonts w:ascii="Times New Roman" w:eastAsia="Times New Roman" w:hAnsi="Times New Roman" w:cs="Times New Roman"/>
+          <w:sz w:val="24"/>
+          <w:szCs w:val="24"/>
+          <w:lang w:eastAsia="es-AR"/>
+        </w:rPr>
+      </w:pPr>
+      <w:r>
+        <w:rPr>
+          <w:rFonts w:ascii="Times New Roman" w:eastAsia="Times New Roman" w:hAnsi="Times New Roman" w:cs="Times New Roman"/>
+          <w:sz w:val="24"/>
+          <w:szCs w:val="24"/>
+          <w:lang w:eastAsia="es-AR"/>
+        </w:rPr>
+        <w:lastRenderedPageBreak/>
+        <w:t>MASTER</w:t>
+      </w:r>
+    </w:p>
+    <w:p>
+      <w:pPr>
+        <w:spacing w:before="100" w:beforeAutospacing="1" w:after="100" w:afterAutospacing="1" w:line="240" w:lineRule="auto"/>
+        <w:rPr>
+          <w:rFonts w:ascii="Times New Roman" w:eastAsia="Times New Roman" w:hAnsi="Times New Roman" w:cs="Times New Roman"/>
+          <w:sz w:val="24"/>
+          <w:szCs w:val="24"/>
+          <w:lang w:eastAsia="es-AR"/>
+        </w:rPr>
+      </w:pPr>
+      <w:r>
+        <w:rPr>
+          <w:rFonts w:ascii="Times New Roman" w:eastAsia="Times New Roman" w:hAnsi="Times New Roman" w:cs="Times New Roman"/>
+          <w:sz w:val="24"/>
+          <w:szCs w:val="24"/>
+          <w:lang w:eastAsia="es-AR"/>
+        </w:rPr>
+        <w:t>↓</w:t>
+      </w:r>
+    </w:p>
+    <w:p>
+      <w:pPr>
+        <w:spacing w:before="100" w:beforeAutospacing="1" w:after="100" w:afterAutospacing="1" w:line="240" w:lineRule="auto"/>
+        <w:rPr>
+          <w:rFonts w:ascii="Times New Roman" w:eastAsia="Times New Roman" w:hAnsi="Times New Roman" w:cs="Times New Roman"/>
+          <w:sz w:val="24"/>
+          <w:szCs w:val="24"/>
+          <w:lang w:eastAsia="es-AR"/>
+        </w:rPr>
+      </w:pPr>
+      <w:r>
+        <w:rPr>
+          <w:rFonts w:ascii="Times New Roman" w:eastAsia="Times New Roman" w:hAnsi="Times New Roman" w:cs="Times New Roman"/>
+          <w:sz w:val="24"/>
+          <w:szCs w:val="24"/>
+          <w:lang w:eastAsia="es-AR"/>
+        </w:rPr>
+        <w:t>Texto ES</w:t>
+      </w:r>
+    </w:p>
+    <w:p>
+      <w:pPr>
+        <w:spacing w:before="100" w:beforeAutospacing="1" w:after="100" w:afterAutospacing="1" w:line="240" w:lineRule="auto"/>
+        <w:rPr>
+          <w:rFonts w:ascii="Times New Roman" w:eastAsia="Times New Roman" w:hAnsi="Times New Roman" w:cs="Times New Roman"/>
+          <w:sz w:val="24"/>
+          <w:szCs w:val="24"/>
+          <w:lang w:eastAsia="es-AR"/>
+        </w:rPr>
+      </w:pPr>
+      <w:r>
+        <w:rPr>
+          <w:rFonts w:ascii="Times New Roman" w:eastAsia="Times New Roman" w:hAnsi="Times New Roman" w:cs="Times New Roman"/>
+          <w:sz w:val="24"/>
+          <w:szCs w:val="24"/>
+          <w:lang w:eastAsia="es-AR"/>
+        </w:rPr>
+        <w:t>↓</w:t>
+      </w:r>
+    </w:p>
+    <w:p>
+      <w:pPr>
+        <w:spacing w:before="100" w:beforeAutospacing="1" w:after="100" w:afterAutospacing="1" w:line="240" w:lineRule="auto"/>
+        <w:rPr>
+          <w:rFonts w:ascii="Times New Roman" w:eastAsia="Times New Roman" w:hAnsi="Times New Roman" w:cs="Times New Roman"/>
+          <w:sz w:val="24"/>
+          <w:szCs w:val="24"/>
+          <w:lang w:eastAsia="es-AR"/>
+        </w:rPr>
+      </w:pPr>
+      <w:r>
+        <w:rPr>
+          <w:rFonts w:ascii="Times New Roman" w:eastAsia="Times New Roman" w:hAnsi="Times New Roman" w:cs="Times New Roman"/>
+          <w:sz w:val="24"/>
+          <w:szCs w:val="24"/>
+          <w:lang w:eastAsia="es-AR"/>
+        </w:rPr>
+        <w:t>solo copia el encabezado.</w:t>
+      </w:r>
+    </w:p>
+    <w:p>
+      <w:pPr>
+        <w:spacing w:before="100" w:beforeAutospacing="1" w:after="100" w:afterAutospacing="1" w:line="240" w:lineRule="auto"/>
+        <w:rPr>
+          <w:rFonts w:ascii="Times New Roman" w:eastAsia="Times New Roman" w:hAnsi="Times New Roman" w:cs="Times New Roman"/>
+          <w:sz w:val="24"/>
+          <w:szCs w:val="24"/>
+          <w:lang w:eastAsia="es-AR"/>
+        </w:rPr>
+      </w:pPr>
+      <w:r>
+        <w:rPr>
+          <w:rFonts w:ascii="Times New Roman" w:eastAsia="Times New Roman" w:hAnsi="Times New Roman" w:cs="Times New Roman"/>
+          <w:sz w:val="24"/>
+          <w:szCs w:val="24"/>
+          <w:lang w:eastAsia="es-AR"/>
+        </w:rPr>
+        <w:t>No sirve.</w:t>
+      </w:r>
+    </w:p>
+    <w:p>
+      <w:pPr>
+        <w:spacing w:after="0" w:line="240" w:lineRule="auto"/>
+        <w:rPr>
+          <w:rFonts w:ascii="Times New Roman" w:eastAsia="Times New Roman" w:hAnsi="Times New Roman" w:cs="Times New Roman"/>
+          <w:sz w:val="24"/>
+          <w:szCs w:val="24"/>
+          <w:lang w:eastAsia="es-AR"/>
+        </w:rPr>
+      </w:pPr>
+      <w:r>
+        <w:rPr>
+          <w:rFonts w:ascii="Times New Roman" w:eastAsia="Times New Roman" w:hAnsi="Times New Roman" w:cs="Times New Roman"/>
+          <w:sz w:val="24"/>
+          <w:szCs w:val="24"/>
+          <w:lang w:eastAsia="es-AR"/>
+        </w:rPr>
+        <w:pict w14:anchorId="032818FA">
+          <v:rect id="_x0000_i1036" style="width:0;height:1.5pt" o:hralign="center" o:hrstd="t" o:hr="t" fillcolor="#a0a0a0" stroked="f"/>
+        </w:pict>
+      </w:r>
+    </w:p>
+    <w:p>
+      <w:pPr>
+        <w:spacing w:before="100" w:beforeAutospacing="1" w:after="100" w:afterAutospacing="1" w:line="240" w:lineRule="auto"/>
+        <w:rPr>
+          <w:rFonts w:ascii="Times New Roman" w:eastAsia="Times New Roman" w:hAnsi="Times New Roman" w:cs="Times New Roman"/>
+          <w:sz w:val="24"/>
+          <w:szCs w:val="24"/>
+          <w:lang w:eastAsia="es-AR"/>
+        </w:rPr>
+      </w:pPr>
+      <w:r>
+        <w:rPr>
+          <w:rFonts w:ascii="Times New Roman" w:eastAsia="Times New Roman" w:hAnsi="Times New Roman" w:cs="Times New Roman"/>
+          <w:sz w:val="24"/>
+          <w:szCs w:val="24"/>
+          <w:lang w:eastAsia="es-AR"/>
+        </w:rPr>
+        <w:t>Yo haría esto:</w:t>
+      </w:r>
+    </w:p>
+    <w:p>
+      <w:pPr>
+        <w:spacing w:before="100" w:beforeAutospacing="1" w:after="100" w:afterAutospacing="1" w:line="240" w:lineRule="auto"/>
+        <w:rPr>
+          <w:rFonts w:ascii="Times New Roman" w:eastAsia="Times New Roman" w:hAnsi="Times New Roman" w:cs="Times New Roman"/>
+          <w:sz w:val="24"/>
+          <w:szCs w:val="24"/>
+          <w:lang w:eastAsia="es-AR"/>
+        </w:rPr>
+      </w:pPr>
+      <w:r>
+        <w:rPr>
+          <w:rFonts w:ascii="Times New Roman" w:eastAsia="Times New Roman" w:hAnsi="Times New Roman" w:cs="Times New Roman"/>
+          <w:sz w:val="24"/>
+          <w:szCs w:val="24"/>
+          <w:lang w:eastAsia="es-AR"/>
+        </w:rPr>
+        <w:t xml:space="preserve">Cuando se abre por primera vez </w:t>
+      </w:r>
+      <w:r>
+        <w:rPr>
+          <w:rFonts w:ascii="Times New Roman" w:eastAsia="Times New Roman" w:hAnsi="Times New Roman" w:cs="Times New Roman"/>
+          <w:b/>
+          <w:bCs/>
+          <w:sz w:val="24"/>
+          <w:szCs w:val="24"/>
+          <w:lang w:eastAsia="es-AR"/>
+        </w:rPr>
+        <w:t>Texto ES</w:t>
+      </w:r>
+    </w:p>
+    <w:p>
+      <w:pPr>
+        <w:spacing w:before="100" w:beforeAutospacing="1" w:after="100" w:afterAutospacing="1" w:line="240" w:lineRule="auto"/>
+        <w:rPr>
+          <w:rFonts w:ascii="Times New Roman" w:eastAsia="Times New Roman" w:hAnsi="Times New Roman" w:cs="Times New Roman"/>
+          <w:sz w:val="24"/>
+          <w:szCs w:val="24"/>
+          <w:lang w:eastAsia="es-AR"/>
+        </w:rPr>
+      </w:pPr>
+      <w:r>
+        <w:rPr>
+          <w:rFonts w:ascii="Times New Roman" w:eastAsia="Times New Roman" w:hAnsi="Times New Roman" w:cs="Times New Roman"/>
+          <w:sz w:val="24"/>
+          <w:szCs w:val="24"/>
+          <w:lang w:eastAsia="es-AR"/>
+        </w:rPr>
+        <w:t>el programa debería leer automáticamente:</w:t>
+      </w:r>
+    </w:p>
+    <w:p>
+      <w:pPr>
+        <w:tabs>
+          <w:tab w:val="left" w:pos="916"/>
+          <w:tab w:val="left" w:pos="1832"/>
+          <w:tab w:val="left" w:pos="2748"/>
+          <w:tab w:val="left" w:pos="3664"/>
+          <w:tab w:val="left" w:pos="4580"/>
+          <w:tab w:val="left" w:pos="5496"/>
+          <w:tab w:val="left" w:pos="6412"/>
+          <w:tab w:val="left" w:pos="7328"/>
+          <w:tab w:val="left" w:pos="8244"/>
+          <w:tab w:val="left" w:pos="9160"/>
+          <w:tab w:val="left" w:pos="10076"/>
+          <w:tab w:val="left" w:pos="10992"/>
+          <w:tab w:val="left" w:pos="11908"/>
+          <w:tab w:val="left" w:pos="12824"/>
+          <w:tab w:val="left" w:pos="13740"/>
+          <w:tab w:val="left" w:pos="14656"/>
+        </w:tabs>
+        <w:spacing w:after="0" w:line="240" w:lineRule="auto"/>
+        <w:rPr>
+          <w:rFonts w:ascii="Courier New" w:eastAsia="Times New Roman" w:hAnsi="Courier New" w:cs="Courier New"/>
+          <w:sz w:val="20"/>
+          <w:szCs w:val="20"/>
+          <w:lang w:eastAsia="es-AR"/>
+        </w:rPr>
+      </w:pPr>
+      <w:r>
+        <w:rPr>
+          <w:rFonts w:ascii="Courier New" w:eastAsia="Times New Roman" w:hAnsi="Courier New" w:cs="Courier New"/>
+          <w:sz w:val="20"/>
+          <w:szCs w:val="20"/>
+          <w:lang w:eastAsia="es-AR"/>
+        </w:rPr>
+        <w:t>POI_MASTER.md</w:t>
+      </w:r>
+    </w:p>
+    <w:p>
+      <w:pPr>
+        <w:spacing w:before="100" w:beforeAutospacing="1" w:after="100" w:afterAutospacing="1" w:line="240" w:lineRule="auto"/>
+        <w:rPr>
+          <w:rFonts w:ascii="Times New Roman" w:eastAsia="Times New Roman" w:hAnsi="Times New Roman" w:cs="Times New Roman"/>
+          <w:sz w:val="24"/>
+          <w:szCs w:val="24"/>
+          <w:lang w:eastAsia="es-AR"/>
+        </w:rPr>
+      </w:pPr>
+      <w:r>
+        <w:rPr>
+          <w:rFonts w:ascii="Times New Roman" w:eastAsia="Times New Roman" w:hAnsi="Times New Roman" w:cs="Times New Roman"/>
+          <w:sz w:val="24"/>
+          <w:szCs w:val="24"/>
+          <w:lang w:eastAsia="es-AR"/>
+        </w:rPr>
+        <w:t>y generar</w:t>
+      </w:r>
+    </w:p>
+    <w:p>
+      <w:pPr>
+        <w:tabs>
+          <w:tab w:val="left" w:pos="916"/>
+          <w:tab w:val="left" w:pos="1832"/>
+          <w:tab w:val="left" w:pos="2748"/>
+          <w:tab w:val="left" w:pos="3664"/>
+          <w:tab w:val="left" w:pos="4580"/>
+          <w:tab w:val="left" w:pos="5496"/>
+          <w:tab w:val="left" w:pos="6412"/>
+          <w:tab w:val="left" w:pos="7328"/>
+          <w:tab w:val="left" w:pos="8244"/>
+          <w:tab w:val="left" w:pos="9160"/>
+          <w:tab w:val="left" w:pos="10076"/>
+          <w:tab w:val="left" w:pos="10992"/>
+          <w:tab w:val="left" w:pos="11908"/>
+          <w:tab w:val="left" w:pos="12824"/>
+          <w:tab w:val="left" w:pos="13740"/>
+          <w:tab w:val="left" w:pos="14656"/>
+        </w:tabs>
+        <w:spacing w:after="0" w:line="240" w:lineRule="auto"/>
+        <w:rPr>
+          <w:rFonts w:ascii="Courier New" w:eastAsia="Times New Roman" w:hAnsi="Courier New" w:cs="Courier New"/>
+          <w:sz w:val="20"/>
+          <w:szCs w:val="20"/>
+          <w:lang w:eastAsia="es-AR"/>
+        </w:rPr>
+      </w:pPr>
+      <w:r>
+        <w:rPr>
+          <w:rFonts w:ascii="Courier New" w:eastAsia="Times New Roman" w:hAnsi="Courier New" w:cs="Courier New"/>
+          <w:sz w:val="20"/>
+          <w:szCs w:val="20"/>
+          <w:lang w:eastAsia="es-AR"/>
+        </w:rPr>
+        <w:t>texto_es.md</w:t>
+      </w:r>
+    </w:p>
+    <w:p>
+      <w:pPr>
+        <w:spacing w:before="100" w:beforeAutospacing="1" w:after="100" w:afterAutospacing="1" w:line="240" w:lineRule="auto"/>
+        <w:rPr>
+          <w:rFonts w:ascii="Times New Roman" w:eastAsia="Times New Roman" w:hAnsi="Times New Roman" w:cs="Times New Roman"/>
+          <w:sz w:val="24"/>
+          <w:szCs w:val="24"/>
+          <w:lang w:eastAsia="es-AR"/>
+        </w:rPr>
+      </w:pPr>
+      <w:r>
+        <w:rPr>
+          <w:rFonts w:ascii="Times New Roman" w:eastAsia="Times New Roman" w:hAnsi="Times New Roman" w:cs="Times New Roman"/>
+          <w:sz w:val="24"/>
+          <w:szCs w:val="24"/>
+          <w:lang w:eastAsia="es-AR"/>
+        </w:rPr>
+        <w:t>copiando:</w:t>
+      </w:r>
+    </w:p>
+    <w:p>
+      <w:pPr>
+        <w:numPr>
+          <w:ilvl w:val="0"/>
+          <w:numId w:val="4"/>
+        </w:numPr>
+        <w:spacing w:before="100" w:beforeAutospacing="1" w:after="100" w:afterAutospacing="1" w:line="240" w:lineRule="auto"/>
+        <w:rPr>
+          <w:rFonts w:ascii="Times New Roman" w:eastAsia="Times New Roman" w:hAnsi="Times New Roman" w:cs="Times New Roman"/>
+          <w:sz w:val="24"/>
+          <w:szCs w:val="24"/>
+          <w:lang w:eastAsia="es-AR"/>
+        </w:rPr>
+      </w:pPr>
+      <w:r>
+        <w:rPr>
+          <w:rFonts w:ascii="Times New Roman" w:eastAsia="Times New Roman" w:hAnsi="Times New Roman" w:cs="Times New Roman"/>
+          <w:sz w:val="24"/>
+          <w:szCs w:val="24"/>
+          <w:lang w:eastAsia="es-AR"/>
+        </w:rPr>
+        <w:t>nombre</w:t>
+      </w:r>
+    </w:p>
+    <w:p>
+      <w:pPr>
+        <w:numPr>
+          <w:ilvl w:val="0"/>
+          <w:numId w:val="4"/>
+        </w:numPr>
+        <w:spacing w:before="100" w:beforeAutospacing="1" w:after="100" w:afterAutospacing="1" w:line="240" w:lineRule="auto"/>
+        <w:rPr>
+          <w:rFonts w:ascii="Times New Roman" w:eastAsia="Times New Roman" w:hAnsi="Times New Roman" w:cs="Times New Roman"/>
+          <w:sz w:val="24"/>
+          <w:szCs w:val="24"/>
+          <w:lang w:eastAsia="es-AR"/>
+        </w:rPr>
+      </w:pPr>
+      <w:r>
+        <w:rPr>
+          <w:rFonts w:ascii="Times New Roman" w:eastAsia="Times New Roman" w:hAnsi="Times New Roman" w:cs="Times New Roman"/>
+          <w:sz w:val="24"/>
+          <w:szCs w:val="24"/>
+          <w:lang w:eastAsia="es-AR"/>
+        </w:rPr>
+        <w:t>resumen</w:t>
+      </w:r>
+    </w:p>
+    <w:p>
+      <w:pPr>
+        <w:numPr>
+          <w:ilvl w:val="0"/>
+          <w:numId w:val="4"/>
+        </w:numPr>
+        <w:spacing w:before="100" w:beforeAutospacing="1" w:after="100" w:afterAutospacing="1" w:line="240" w:lineRule="auto"/>
+        <w:rPr>
+          <w:rFonts w:ascii="Times New Roman" w:eastAsia="Times New Roman" w:hAnsi="Times New Roman" w:cs="Times New Roman"/>
+          <w:sz w:val="24"/>
+          <w:szCs w:val="24"/>
+          <w:lang w:eastAsia="es-AR"/>
+        </w:rPr>
+      </w:pPr>
+      <w:r>
+        <w:rPr>
+          <w:rFonts w:ascii="Times New Roman" w:eastAsia="Times New Roman" w:hAnsi="Times New Roman" w:cs="Times New Roman"/>
+          <w:sz w:val="24"/>
+          <w:szCs w:val="24"/>
+          <w:lang w:eastAsia="es-AR"/>
+        </w:rPr>
+        <w:t>historia</w:t>
+      </w:r>
+    </w:p>
+    <w:p>
+      <w:pPr>
+        <w:numPr>
+          <w:ilvl w:val="0"/>
+          <w:numId w:val="4"/>
+        </w:numPr>
+        <w:spacing w:before="100" w:beforeAutospacing="1" w:after="100" w:afterAutospacing="1" w:line="240" w:lineRule="auto"/>
+        <w:rPr>
+          <w:rFonts w:ascii="Times New Roman" w:eastAsia="Times New Roman" w:hAnsi="Times New Roman" w:cs="Times New Roman"/>
+          <w:sz w:val="24"/>
+          <w:szCs w:val="24"/>
+          <w:lang w:eastAsia="es-AR"/>
+        </w:rPr>
+      </w:pPr>
+      <w:r>
+        <w:rPr>
+          <w:rFonts w:ascii="Times New Roman" w:eastAsia="Times New Roman" w:hAnsi="Times New Roman" w:cs="Times New Roman"/>
+          <w:sz w:val="24"/>
+          <w:szCs w:val="24"/>
+          <w:lang w:eastAsia="es-AR"/>
+        </w:rPr>
+        <w:t>cómo llegar</w:t>
+      </w:r>
+    </w:p>
+    <w:p>
+      <w:pPr>
+        <w:numPr>
+          <w:ilvl w:val="0"/>
+          <w:numId w:val="4"/>
+        </w:numPr>
+        <w:spacing w:before="100" w:beforeAutospacing="1" w:after="100" w:afterAutospacing="1" w:line="240" w:lineRule="auto"/>
+        <w:rPr>
+          <w:rFonts w:ascii="Times New Roman" w:eastAsia="Times New Roman" w:hAnsi="Times New Roman" w:cs="Times New Roman"/>
+          <w:sz w:val="24"/>
+          <w:szCs w:val="24"/>
+          <w:lang w:eastAsia="es-AR"/>
+        </w:rPr>
+      </w:pPr>
+      <w:r>
+        <w:rPr>
+          <w:rFonts w:ascii="Times New Roman" w:eastAsia="Times New Roman" w:hAnsi="Times New Roman" w:cs="Times New Roman"/>
+          <w:sz w:val="24"/>
+          <w:szCs w:val="24"/>
+          <w:lang w:eastAsia="es-AR"/>
+        </w:rPr>
+        <w:t>horarios</w:t>
+      </w:r>
+    </w:p>
+    <w:p>
+      <w:pPr>
+        <w:numPr>
+          <w:ilvl w:val="0"/>
+          <w:numId w:val="4"/>
+        </w:numPr>
+        <w:spacing w:before="100" w:beforeAutospacing="1" w:after="100" w:afterAutospacing="1" w:line="240" w:lineRule="auto"/>
+        <w:rPr>
+          <w:rFonts w:ascii="Times New Roman" w:eastAsia="Times New Roman" w:hAnsi="Times New Roman" w:cs="Times New Roman"/>
+          <w:sz w:val="24"/>
+          <w:szCs w:val="24"/>
+          <w:lang w:eastAsia="es-AR"/>
+        </w:rPr>
+      </w:pPr>
+      <w:r>
+        <w:rPr>
+          <w:rFonts w:ascii="Times New Roman" w:eastAsia="Times New Roman" w:hAnsi="Times New Roman" w:cs="Times New Roman"/>
+          <w:sz w:val="24"/>
+          <w:szCs w:val="24"/>
+          <w:lang w:eastAsia="es-AR"/>
+        </w:rPr>
+        <w:t>consejos</w:t>
+      </w:r>
+    </w:p>
+    <w:p>
+      <w:pPr>
+        <w:numPr>
+          <w:ilvl w:val="0"/>
+          <w:numId w:val="4"/>
+        </w:numPr>
+        <w:spacing w:before="100" w:beforeAutospacing="1" w:after="100" w:afterAutospacing="1" w:line="240" w:lineRule="auto"/>
+        <w:rPr>
+          <w:rFonts w:ascii="Times New Roman" w:eastAsia="Times New Roman" w:hAnsi="Times New Roman" w:cs="Times New Roman"/>
+          <w:sz w:val="24"/>
+          <w:szCs w:val="24"/>
+          <w:lang w:eastAsia="es-AR"/>
+        </w:rPr>
+      </w:pPr>
+      <w:r>
+        <w:rPr>
+          <w:rFonts w:ascii="Times New Roman" w:eastAsia="Times New Roman" w:hAnsi="Times New Roman" w:cs="Times New Roman"/>
+          <w:sz w:val="24"/>
+          <w:szCs w:val="24"/>
+          <w:lang w:eastAsia="es-AR"/>
+        </w:rPr>
+        <w:t>créditos</w:t>
+      </w:r>
+    </w:p>
+    <w:p>
+      <w:pPr>
+        <w:spacing w:before="100" w:beforeAutospacing="1" w:after="100" w:afterAutospacing="1" w:line="240" w:lineRule="auto"/>
+        <w:rPr>
+          <w:rFonts w:ascii="Times New Roman" w:eastAsia="Times New Roman" w:hAnsi="Times New Roman" w:cs="Times New Roman"/>
+          <w:sz w:val="24"/>
+          <w:szCs w:val="24"/>
+          <w:lang w:eastAsia="es-AR"/>
+        </w:rPr>
+      </w:pPr>
+      <w:r>
+        <w:rPr>
+          <w:rFonts w:ascii="Times New Roman" w:eastAsia="Times New Roman" w:hAnsi="Times New Roman" w:cs="Times New Roman"/>
+          <w:sz w:val="24"/>
+          <w:szCs w:val="24"/>
+          <w:lang w:eastAsia="es-AR"/>
+        </w:rPr>
+        <w:t>Todo.</w:t>
+      </w:r>
+    </w:p>
+    <w:p>
+      <w:pPr>
+        <w:spacing w:before="100" w:beforeAutospacing="1" w:after="100" w:afterAutospacing="1" w:line="240" w:lineRule="auto"/>
+        <w:rPr>
+          <w:rFonts w:ascii="Times New Roman" w:eastAsia="Times New Roman" w:hAnsi="Times New Roman" w:cs="Times New Roman"/>
+          <w:sz w:val="24"/>
+          <w:szCs w:val="24"/>
+          <w:lang w:eastAsia="es-AR"/>
+        </w:rPr>
+      </w:pPr>
+      <w:r>
+        <w:rPr>
+          <w:rFonts w:ascii="Times New Roman" w:eastAsia="Times New Roman" w:hAnsi="Times New Roman" w:cs="Times New Roman"/>
+          <w:sz w:val="24"/>
+          <w:szCs w:val="24"/>
+          <w:lang w:eastAsia="es-AR"/>
+        </w:rPr>
+        <w:t>De esa manera el usuario sólo corrige.</w:t>
+      </w:r>
+    </w:p>
+    <w:p>
+      <w:pPr>
+        <w:spacing w:before="100" w:beforeAutospacing="1" w:after="100" w:afterAutospacing="1" w:line="240" w:lineRule="auto"/>
+        <w:rPr>
+          <w:rFonts w:ascii="Times New Roman" w:eastAsia="Times New Roman" w:hAnsi="Times New Roman" w:cs="Times New Roman"/>
+          <w:sz w:val="24"/>
+          <w:szCs w:val="24"/>
+          <w:lang w:eastAsia="es-AR"/>
+        </w:rPr>
+      </w:pPr>
+      <w:r>
+        <w:rPr>
+          <w:rFonts w:ascii="Times New Roman" w:eastAsia="Times New Roman" w:hAnsi="Times New Roman" w:cs="Times New Roman"/>
+          <w:sz w:val="24"/>
+          <w:szCs w:val="24"/>
+          <w:lang w:eastAsia="es-AR"/>
+        </w:rPr>
+        <w:t>No vuelve a escribir.</w:t>
+      </w:r>
+    </w:p>
+    <w:p>
+      <w:pPr>
+        <w:spacing w:after="0" w:line="240" w:lineRule="auto"/>
+        <w:rPr>
+          <w:rFonts w:ascii="Times New Roman" w:eastAsia="Times New Roman" w:hAnsi="Times New Roman" w:cs="Times New Roman"/>
+          <w:sz w:val="24"/>
+          <w:szCs w:val="24"/>
+          <w:lang w:eastAsia="es-AR"/>
+        </w:rPr>
+      </w:pPr>
+      <w:r>
+        <w:rPr>
+          <w:rFonts w:ascii="Times New Roman" w:eastAsia="Times New Roman" w:hAnsi="Times New Roman" w:cs="Times New Roman"/>
+          <w:sz w:val="24"/>
+          <w:szCs w:val="24"/>
+          <w:lang w:eastAsia="es-AR"/>
+        </w:rPr>
+        <w:pict w14:anchorId="3452D197">
+          <v:rect id="_x0000_i1037" style="width:0;height:1.5pt" o:hralign="center" o:hrstd="t" o:hr="t" fillcolor="#a0a0a0" stroked="f"/>
+        </w:pict>
+      </w:r>
+    </w:p>
+    <w:p>
+      <w:pPr>
+        <w:spacing w:before="100" w:beforeAutospacing="1" w:after="100" w:afterAutospacing="1" w:line="240" w:lineRule="auto"/>
+        <w:rPr>
+          <w:rFonts w:ascii="Times New Roman" w:eastAsia="Times New Roman" w:hAnsi="Times New Roman" w:cs="Times New Roman"/>
+          <w:sz w:val="24"/>
+          <w:szCs w:val="24"/>
+          <w:lang w:eastAsia="es-AR"/>
+        </w:rPr>
+      </w:pPr>
+      <w:r>
+        <w:rPr>
+          <w:rFonts w:ascii="Times New Roman" w:eastAsia="Times New Roman" w:hAnsi="Times New Roman" w:cs="Times New Roman"/>
+          <w:sz w:val="24"/>
+          <w:szCs w:val="24"/>
+          <w:lang w:eastAsia="es-AR"/>
+        </w:rPr>
+        <w:t>Después...</w:t>
+      </w:r>
+    </w:p>
+    <w:p>
+      <w:pPr>
+        <w:spacing w:before="100" w:beforeAutospacing="1" w:after="100" w:afterAutospacing="1" w:line="240" w:lineRule="auto"/>
+        <w:rPr>
+          <w:rFonts w:ascii="Times New Roman" w:eastAsia="Times New Roman" w:hAnsi="Times New Roman" w:cs="Times New Roman"/>
+          <w:sz w:val="24"/>
+          <w:szCs w:val="24"/>
+          <w:lang w:eastAsia="es-AR"/>
+        </w:rPr>
+      </w:pPr>
+      <w:r>
+        <w:rPr>
+          <w:rFonts w:ascii="Times New Roman" w:eastAsia="Times New Roman" w:hAnsi="Times New Roman" w:cs="Times New Roman"/>
+          <w:sz w:val="24"/>
+          <w:szCs w:val="24"/>
+          <w:lang w:eastAsia="es-AR"/>
+        </w:rPr>
+        <w:t>Texto EN</w:t>
+      </w:r>
+    </w:p>
+    <w:p>
+      <w:pPr>
+        <w:spacing w:before="100" w:beforeAutospacing="1" w:after="100" w:afterAutospacing="1" w:line="240" w:lineRule="auto"/>
+        <w:rPr>
+          <w:rFonts w:ascii="Times New Roman" w:eastAsia="Times New Roman" w:hAnsi="Times New Roman" w:cs="Times New Roman"/>
+          <w:sz w:val="24"/>
+          <w:szCs w:val="24"/>
+          <w:lang w:eastAsia="es-AR"/>
+        </w:rPr>
+      </w:pPr>
+      <w:r>
+        <w:rPr>
+          <w:rFonts w:ascii="Times New Roman" w:eastAsia="Times New Roman" w:hAnsi="Times New Roman" w:cs="Times New Roman"/>
+          <w:sz w:val="24"/>
+          <w:szCs w:val="24"/>
+          <w:lang w:eastAsia="es-AR"/>
+        </w:rPr>
+        <w:t>hará exactamente lo mismo.</w:t>
+      </w:r>
+    </w:p>
+    <w:p>
+      <w:pPr>
+        <w:spacing w:before="100" w:beforeAutospacing="1" w:after="100" w:afterAutospacing="1" w:line="240" w:lineRule="auto"/>
+        <w:rPr>
+          <w:rFonts w:ascii="Times New Roman" w:eastAsia="Times New Roman" w:hAnsi="Times New Roman" w:cs="Times New Roman"/>
+          <w:sz w:val="24"/>
+          <w:szCs w:val="24"/>
+          <w:lang w:eastAsia="es-AR"/>
+        </w:rPr>
+      </w:pPr>
+      <w:r>
+        <w:rPr>
+          <w:rFonts w:ascii="Times New Roman" w:eastAsia="Times New Roman" w:hAnsi="Times New Roman" w:cs="Times New Roman"/>
+          <w:sz w:val="24"/>
+          <w:szCs w:val="24"/>
+          <w:lang w:eastAsia="es-AR"/>
+        </w:rPr>
+        <w:lastRenderedPageBreak/>
+        <w:t>Y Texto PT también.</w:t>
+      </w:r>
+    </w:p>
+    <w:p>
+      <w:pPr>
+        <w:spacing w:after="0" w:line="240" w:lineRule="auto"/>
+        <w:rPr>
+          <w:rFonts w:ascii="Times New Roman" w:eastAsia="Times New Roman" w:hAnsi="Times New Roman" w:cs="Times New Roman"/>
+          <w:sz w:val="24"/>
+          <w:szCs w:val="24"/>
+          <w:lang w:eastAsia="es-AR"/>
+        </w:rPr>
+      </w:pPr>
+      <w:r>
+        <w:rPr>
+          <w:rFonts w:ascii="Times New Roman" w:eastAsia="Times New Roman" w:hAnsi="Times New Roman" w:cs="Times New Roman"/>
+          <w:sz w:val="24"/>
+          <w:szCs w:val="24"/>
+          <w:lang w:eastAsia="es-AR"/>
+        </w:rPr>
+        <w:pict w14:anchorId="683F631E">
+          <v:rect id="_x0000_i1038" style="width:0;height:1.5pt" o:hralign="center" o:hrstd="t" o:hr="t" fillcolor="#a0a0a0" stroked="f"/>
+        </w:pict>
+      </w:r>
+    </w:p>
+    <w:p>
+      <w:pPr>
+        <w:spacing w:before="100" w:beforeAutospacing="1" w:after="100" w:afterAutospacing="1" w:line="240" w:lineRule="auto"/>
+        <w:outlineLvl w:val="1"/>
+        <w:rPr>
+          <w:rFonts w:ascii="Times New Roman" w:eastAsia="Times New Roman" w:hAnsi="Times New Roman" w:cs="Times New Roman"/>
+          <w:b/>
+          <w:bCs/>
+          <w:sz w:val="36"/>
+          <w:szCs w:val="36"/>
+          <w:lang w:eastAsia="es-AR"/>
+        </w:rPr>
+      </w:pPr>
+      <w:r>
+        <w:rPr>
+          <w:rFonts w:ascii="Times New Roman" w:eastAsia="Times New Roman" w:hAnsi="Times New Roman" w:cs="Times New Roman"/>
+          <w:b/>
+          <w:bCs/>
+          <w:sz w:val="36"/>
+          <w:szCs w:val="36"/>
+          <w:lang w:eastAsia="es-AR"/>
+        </w:rPr>
+        <w:t>3) Imágenes</w:t>
+      </w:r>
+    </w:p>
+    <w:p>
+      <w:pPr>
+        <w:spacing w:before="100" w:beforeAutospacing="1" w:after="100" w:afterAutospacing="1" w:line="240" w:lineRule="auto"/>
+        <w:rPr>
+          <w:rFonts w:ascii="Times New Roman" w:eastAsia="Times New Roman" w:hAnsi="Times New Roman" w:cs="Times New Roman"/>
+          <w:sz w:val="24"/>
+          <w:szCs w:val="24"/>
+          <w:lang w:eastAsia="es-AR"/>
+        </w:rPr>
+      </w:pPr>
+      <w:r>
+        <w:rPr>
+          <w:rFonts w:ascii="Times New Roman" w:eastAsia="Times New Roman" w:hAnsi="Times New Roman" w:cs="Times New Roman"/>
+          <w:sz w:val="24"/>
+          <w:szCs w:val="24"/>
+          <w:lang w:eastAsia="es-AR"/>
+        </w:rPr>
+        <w:t>Vos copiaste:</w:t>
+      </w:r>
+    </w:p>
+    <w:p>
+      <w:pPr>
+        <w:tabs>
+          <w:tab w:val="left" w:pos="916"/>
+          <w:tab w:val="left" w:pos="1832"/>
+          <w:tab w:val="left" w:pos="2748"/>
+          <w:tab w:val="left" w:pos="3664"/>
+          <w:tab w:val="left" w:pos="4580"/>
+          <w:tab w:val="left" w:pos="5496"/>
+          <w:tab w:val="left" w:pos="6412"/>
+          <w:tab w:val="left" w:pos="7328"/>
+          <w:tab w:val="left" w:pos="8244"/>
+          <w:tab w:val="left" w:pos="9160"/>
+          <w:tab w:val="left" w:pos="10076"/>
+          <w:tab w:val="left" w:pos="10992"/>
+          <w:tab w:val="left" w:pos="11908"/>
+          <w:tab w:val="left" w:pos="12824"/>
+          <w:tab w:val="left" w:pos="13740"/>
+          <w:tab w:val="left" w:pos="14656"/>
+        </w:tabs>
+        <w:spacing w:after="0" w:line="240" w:lineRule="auto"/>
+        <w:rPr>
+          <w:rFonts w:ascii="Courier New" w:eastAsia="Times New Roman" w:hAnsi="Courier New" w:cs="Courier New"/>
+          <w:sz w:val="20"/>
+          <w:szCs w:val="20"/>
+          <w:lang w:eastAsia="es-AR"/>
+        </w:rPr>
+      </w:pPr>
+      <w:r>
+        <w:rPr>
+          <w:rFonts w:ascii="Courier New" w:eastAsia="Times New Roman" w:hAnsi="Courier New" w:cs="Courier New"/>
+          <w:sz w:val="20"/>
+          <w:szCs w:val="20"/>
+          <w:lang w:eastAsia="es-AR"/>
+        </w:rPr>
+        <w:t>Catedral1.jfif</w:t>
+      </w:r>
+    </w:p>
+    <w:p>
+      <w:pPr>
+        <w:tabs>
+          <w:tab w:val="left" w:pos="916"/>
+          <w:tab w:val="left" w:pos="1832"/>
+          <w:tab w:val="left" w:pos="2748"/>
+          <w:tab w:val="left" w:pos="3664"/>
+          <w:tab w:val="left" w:pos="4580"/>
+          <w:tab w:val="left" w:pos="5496"/>
+          <w:tab w:val="left" w:pos="6412"/>
+          <w:tab w:val="left" w:pos="7328"/>
+          <w:tab w:val="left" w:pos="8244"/>
+          <w:tab w:val="left" w:pos="9160"/>
+          <w:tab w:val="left" w:pos="10076"/>
+          <w:tab w:val="left" w:pos="10992"/>
+          <w:tab w:val="left" w:pos="11908"/>
+          <w:tab w:val="left" w:pos="12824"/>
+          <w:tab w:val="left" w:pos="13740"/>
+          <w:tab w:val="left" w:pos="14656"/>
+        </w:tabs>
+        <w:spacing w:after="0" w:line="240" w:lineRule="auto"/>
+        <w:rPr>
+          <w:rFonts w:ascii="Courier New" w:eastAsia="Times New Roman" w:hAnsi="Courier New" w:cs="Courier New"/>
+          <w:sz w:val="20"/>
+          <w:szCs w:val="20"/>
+          <w:lang w:eastAsia="es-AR"/>
+        </w:rPr>
+      </w:pPr>
+      <w:r>
+        <w:rPr>
+          <w:rFonts w:ascii="Courier New" w:eastAsia="Times New Roman" w:hAnsi="Courier New" w:cs="Courier New"/>
+          <w:sz w:val="20"/>
+          <w:szCs w:val="20"/>
+          <w:lang w:eastAsia="es-AR"/>
+        </w:rPr>
+        <w:t>Catedral2.jfif</w:t>
+      </w:r>
+    </w:p>
+    <w:p>
+      <w:pPr>
+        <w:spacing w:before="100" w:beforeAutospacing="1" w:after="100" w:afterAutospacing="1" w:line="240" w:lineRule="auto"/>
+        <w:rPr>
+          <w:rFonts w:ascii="Times New Roman" w:eastAsia="Times New Roman" w:hAnsi="Times New Roman" w:cs="Times New Roman"/>
+          <w:sz w:val="24"/>
+          <w:szCs w:val="24"/>
+          <w:lang w:eastAsia="es-AR"/>
+        </w:rPr>
+      </w:pPr>
+      <w:r>
+        <w:rPr>
+          <w:rFonts w:ascii="Times New Roman" w:eastAsia="Times New Roman" w:hAnsi="Times New Roman" w:cs="Times New Roman"/>
+          <w:sz w:val="24"/>
+          <w:szCs w:val="24"/>
+          <w:lang w:eastAsia="es-AR"/>
+        </w:rPr>
+        <w:t>Excelente.</w:t>
+      </w:r>
+    </w:p>
+    <w:p>
+      <w:pPr>
+        <w:spacing w:before="100" w:beforeAutospacing="1" w:after="100" w:afterAutospacing="1" w:line="240" w:lineRule="auto"/>
+        <w:rPr>
+          <w:rFonts w:ascii="Times New Roman" w:eastAsia="Times New Roman" w:hAnsi="Times New Roman" w:cs="Times New Roman"/>
+          <w:sz w:val="24"/>
+          <w:szCs w:val="24"/>
+          <w:lang w:eastAsia="es-AR"/>
+        </w:rPr>
+      </w:pPr>
+      <w:r>
+        <w:rPr>
+          <w:rFonts w:ascii="Times New Roman" w:eastAsia="Times New Roman" w:hAnsi="Times New Roman" w:cs="Times New Roman"/>
+          <w:sz w:val="24"/>
+          <w:szCs w:val="24"/>
+          <w:lang w:eastAsia="es-AR"/>
+        </w:rPr>
+        <w:t>El Editor debería detectar automáticamente:</w:t>
+      </w:r>
+    </w:p>
+    <w:p>
+      <w:pPr>
+        <w:tabs>
+          <w:tab w:val="left" w:pos="916"/>
+          <w:tab w:val="left" w:pos="1832"/>
+          <w:tab w:val="left" w:pos="2748"/>
+          <w:tab w:val="left" w:pos="3664"/>
+          <w:tab w:val="left" w:pos="4580"/>
+          <w:tab w:val="left" w:pos="5496"/>
+          <w:tab w:val="left" w:pos="6412"/>
+          <w:tab w:val="left" w:pos="7328"/>
+          <w:tab w:val="left" w:pos="8244"/>
+          <w:tab w:val="left" w:pos="9160"/>
+          <w:tab w:val="left" w:pos="10076"/>
+          <w:tab w:val="left" w:pos="10992"/>
+          <w:tab w:val="left" w:pos="11908"/>
+          <w:tab w:val="left" w:pos="12824"/>
+          <w:tab w:val="left" w:pos="13740"/>
+          <w:tab w:val="left" w:pos="14656"/>
+        </w:tabs>
+        <w:spacing w:after="0" w:line="240" w:lineRule="auto"/>
+        <w:rPr>
+          <w:rFonts w:ascii="Courier New" w:eastAsia="Times New Roman" w:hAnsi="Courier New" w:cs="Courier New"/>
+          <w:sz w:val="20"/>
+          <w:szCs w:val="20"/>
+          <w:lang w:eastAsia="es-AR"/>
+        </w:rPr>
+      </w:pPr>
+      <w:r>
+        <w:rPr>
+          <w:rFonts w:ascii="Courier New" w:eastAsia="Times New Roman" w:hAnsi="Courier New" w:cs="Courier New"/>
+          <w:sz w:val="20"/>
+          <w:szCs w:val="20"/>
+          <w:lang w:eastAsia="es-AR"/>
+        </w:rPr>
+        <w:t>2 imágenes</w:t>
+      </w:r>
+    </w:p>
+    <w:p>
+      <w:pPr>
+        <w:spacing w:before="100" w:beforeAutospacing="1" w:after="100" w:afterAutospacing="1" w:line="240" w:lineRule="auto"/>
+        <w:rPr>
+          <w:rFonts w:ascii="Times New Roman" w:eastAsia="Times New Roman" w:hAnsi="Times New Roman" w:cs="Times New Roman"/>
+          <w:sz w:val="24"/>
+          <w:szCs w:val="24"/>
+          <w:lang w:eastAsia="es-AR"/>
+        </w:rPr>
+      </w:pPr>
+      <w:r>
+        <w:rPr>
+          <w:rFonts w:ascii="Times New Roman" w:eastAsia="Times New Roman" w:hAnsi="Times New Roman" w:cs="Times New Roman"/>
+          <w:sz w:val="24"/>
+          <w:szCs w:val="24"/>
+          <w:lang w:eastAsia="es-AR"/>
+        </w:rPr>
+        <w:t>sin hacer nada más.</w:t>
+      </w:r>
+    </w:p>
+    <w:p>
+      <w:pPr>
+        <w:spacing w:before="100" w:beforeAutospacing="1" w:after="100" w:afterAutospacing="1" w:line="240" w:lineRule="auto"/>
+        <w:rPr>
+          <w:rFonts w:ascii="Times New Roman" w:eastAsia="Times New Roman" w:hAnsi="Times New Roman" w:cs="Times New Roman"/>
+          <w:sz w:val="24"/>
+          <w:szCs w:val="24"/>
+          <w:lang w:eastAsia="es-AR"/>
+        </w:rPr>
+      </w:pPr>
+      <w:r>
+        <w:rPr>
+          <w:rFonts w:ascii="Times New Roman" w:eastAsia="Times New Roman" w:hAnsi="Times New Roman" w:cs="Times New Roman"/>
+          <w:sz w:val="24"/>
+          <w:szCs w:val="24"/>
+          <w:lang w:eastAsia="es-AR"/>
+        </w:rPr>
+        <w:t>Ni importar.</w:t>
+      </w:r>
+    </w:p>
+    <w:p>
+      <w:pPr>
+        <w:spacing w:before="100" w:beforeAutospacing="1" w:after="100" w:afterAutospacing="1" w:line="240" w:lineRule="auto"/>
+        <w:rPr>
+          <w:rFonts w:ascii="Times New Roman" w:eastAsia="Times New Roman" w:hAnsi="Times New Roman" w:cs="Times New Roman"/>
+          <w:sz w:val="24"/>
+          <w:szCs w:val="24"/>
+          <w:lang w:eastAsia="es-AR"/>
+        </w:rPr>
+      </w:pPr>
+      <w:r>
+        <w:rPr>
+          <w:rFonts w:ascii="Times New Roman" w:eastAsia="Times New Roman" w:hAnsi="Times New Roman" w:cs="Times New Roman"/>
+          <w:sz w:val="24"/>
+          <w:szCs w:val="24"/>
+          <w:lang w:eastAsia="es-AR"/>
+        </w:rPr>
+        <w:t>Ni agregar.</w:t>
+      </w:r>
+    </w:p>
+    <w:p>
+      <w:pPr>
+        <w:spacing w:before="100" w:beforeAutospacing="1" w:after="100" w:afterAutospacing="1" w:line="240" w:lineRule="auto"/>
+        <w:rPr>
+          <w:rFonts w:ascii="Times New Roman" w:eastAsia="Times New Roman" w:hAnsi="Times New Roman" w:cs="Times New Roman"/>
+          <w:sz w:val="24"/>
+          <w:szCs w:val="24"/>
+          <w:lang w:eastAsia="es-AR"/>
+        </w:rPr>
+      </w:pPr>
+      <w:r>
+        <w:rPr>
+          <w:rFonts w:ascii="Times New Roman" w:eastAsia="Times New Roman" w:hAnsi="Times New Roman" w:cs="Times New Roman"/>
+          <w:sz w:val="24"/>
+          <w:szCs w:val="24"/>
+          <w:lang w:eastAsia="es-AR"/>
+        </w:rPr>
+        <w:t>Simplemente contar los archivos.</w:t>
+      </w:r>
+    </w:p>
+    <w:p>
+      <w:pPr>
+        <w:spacing w:before="100" w:beforeAutospacing="1" w:after="100" w:afterAutospacing="1" w:line="240" w:lineRule="auto"/>
+        <w:rPr>
+          <w:rFonts w:ascii="Times New Roman" w:eastAsia="Times New Roman" w:hAnsi="Times New Roman" w:cs="Times New Roman"/>
+          <w:sz w:val="24"/>
+          <w:szCs w:val="24"/>
+          <w:lang w:eastAsia="es-AR"/>
+        </w:rPr>
+      </w:pPr>
+      <w:r>
+        <w:rPr>
+          <w:rFonts w:ascii="Times New Roman" w:eastAsia="Times New Roman" w:hAnsi="Times New Roman" w:cs="Times New Roman"/>
+          <w:sz w:val="24"/>
+          <w:szCs w:val="24"/>
+          <w:lang w:eastAsia="es-AR"/>
+        </w:rPr>
+        <w:t>Aceptaría:</w:t>
+      </w:r>
+    </w:p>
+    <w:p>
+      <w:pPr>
+        <w:tabs>
+          <w:tab w:val="left" w:pos="916"/>
+          <w:tab w:val="left" w:pos="1832"/>
+          <w:tab w:val="left" w:pos="2748"/>
+          <w:tab w:val="left" w:pos="3664"/>
+          <w:tab w:val="left" w:pos="4580"/>
+          <w:tab w:val="left" w:pos="5496"/>
+          <w:tab w:val="left" w:pos="6412"/>
+          <w:tab w:val="left" w:pos="7328"/>
+          <w:tab w:val="left" w:pos="8244"/>
+          <w:tab w:val="left" w:pos="9160"/>
+          <w:tab w:val="left" w:pos="10076"/>
+          <w:tab w:val="left" w:pos="10992"/>
+          <w:tab w:val="left" w:pos="11908"/>
+          <w:tab w:val="left" w:pos="12824"/>
+          <w:tab w:val="left" w:pos="13740"/>
+          <w:tab w:val="left" w:pos="14656"/>
+        </w:tabs>
+        <w:spacing w:after="0" w:line="240" w:lineRule="auto"/>
+        <w:rPr>
+          <w:rFonts w:ascii="Courier New" w:eastAsia="Times New Roman" w:hAnsi="Courier New" w:cs="Courier New"/>
+          <w:sz w:val="20"/>
+          <w:szCs w:val="20"/>
+          <w:lang w:eastAsia="es-AR"/>
+        </w:rPr>
+      </w:pPr>
+      <w:proofErr w:type="spellStart"/>
+      <w:r>
+        <w:rPr>
+          <w:rFonts w:ascii="Courier New" w:eastAsia="Times New Roman" w:hAnsi="Courier New" w:cs="Courier New"/>
+          <w:sz w:val="20"/>
+          <w:szCs w:val="20"/>
+          <w:lang w:eastAsia="es-AR"/>
+        </w:rPr>
+        <w:t>jpg</w:t>
+      </w:r>
+      <w:proofErr w:type="spellEnd"/>
+    </w:p>
+    <w:p>
+      <w:pPr>
+        <w:tabs>
+          <w:tab w:val="left" w:pos="916"/>
+          <w:tab w:val="left" w:pos="1832"/>
+          <w:tab w:val="left" w:pos="2748"/>
+          <w:tab w:val="left" w:pos="3664"/>
+          <w:tab w:val="left" w:pos="4580"/>
+          <w:tab w:val="left" w:pos="5496"/>
+          <w:tab w:val="left" w:pos="6412"/>
+          <w:tab w:val="left" w:pos="7328"/>
+          <w:tab w:val="left" w:pos="8244"/>
+          <w:tab w:val="left" w:pos="9160"/>
+          <w:tab w:val="left" w:pos="10076"/>
+          <w:tab w:val="left" w:pos="10992"/>
+          <w:tab w:val="left" w:pos="11908"/>
+          <w:tab w:val="left" w:pos="12824"/>
+          <w:tab w:val="left" w:pos="13740"/>
+          <w:tab w:val="left" w:pos="14656"/>
+        </w:tabs>
+        <w:spacing w:after="0" w:line="240" w:lineRule="auto"/>
+        <w:rPr>
+          <w:rFonts w:ascii="Courier New" w:eastAsia="Times New Roman" w:hAnsi="Courier New" w:cs="Courier New"/>
+          <w:sz w:val="20"/>
+          <w:szCs w:val="20"/>
+          <w:lang w:eastAsia="es-AR"/>
+        </w:rPr>
+      </w:pPr>
+      <w:proofErr w:type="spellStart"/>
+      <w:r>
+        <w:rPr>
+          <w:rFonts w:ascii="Courier New" w:eastAsia="Times New Roman" w:hAnsi="Courier New" w:cs="Courier New"/>
+          <w:sz w:val="20"/>
+          <w:szCs w:val="20"/>
+          <w:lang w:eastAsia="es-AR"/>
+        </w:rPr>
+        <w:t>jpeg</w:t>
+      </w:r>
+      <w:proofErr w:type="spellEnd"/>
+    </w:p>
+    <w:p>
+      <w:pPr>
+        <w:tabs>
+          <w:tab w:val="left" w:pos="916"/>
+          <w:tab w:val="left" w:pos="1832"/>
+          <w:tab w:val="left" w:pos="2748"/>
+          <w:tab w:val="left" w:pos="3664"/>
+          <w:tab w:val="left" w:pos="4580"/>
+          <w:tab w:val="left" w:pos="5496"/>
+          <w:tab w:val="left" w:pos="6412"/>
+          <w:tab w:val="left" w:pos="7328"/>
+          <w:tab w:val="left" w:pos="8244"/>
+          <w:tab w:val="left" w:pos="9160"/>
+          <w:tab w:val="left" w:pos="10076"/>
+          <w:tab w:val="left" w:pos="10992"/>
+          <w:tab w:val="left" w:pos="11908"/>
+          <w:tab w:val="left" w:pos="12824"/>
+          <w:tab w:val="left" w:pos="13740"/>
+          <w:tab w:val="left" w:pos="14656"/>
+        </w:tabs>
+        <w:spacing w:after="0" w:line="240" w:lineRule="auto"/>
+        <w:rPr>
+          <w:rFonts w:ascii="Courier New" w:eastAsia="Times New Roman" w:hAnsi="Courier New" w:cs="Courier New"/>
+          <w:sz w:val="20"/>
+          <w:szCs w:val="20"/>
+          <w:lang w:eastAsia="es-AR"/>
+        </w:rPr>
+      </w:pPr>
+      <w:r>
+        <w:rPr>
+          <w:rFonts w:ascii="Courier New" w:eastAsia="Times New Roman" w:hAnsi="Courier New" w:cs="Courier New"/>
+          <w:sz w:val="20"/>
+          <w:szCs w:val="20"/>
+          <w:lang w:eastAsia="es-AR"/>
+        </w:rPr>
+        <w:t>png</w:t>
+      </w:r>
+    </w:p>
+    <w:p>
+      <w:pPr>
+        <w:tabs>
+          <w:tab w:val="left" w:pos="916"/>
+          <w:tab w:val="left" w:pos="1832"/>
+          <w:tab w:val="left" w:pos="2748"/>
+          <w:tab w:val="left" w:pos="3664"/>
+          <w:tab w:val="left" w:pos="4580"/>
+          <w:tab w:val="left" w:pos="5496"/>
+          <w:tab w:val="left" w:pos="6412"/>
+          <w:tab w:val="left" w:pos="7328"/>
+          <w:tab w:val="left" w:pos="8244"/>
+          <w:tab w:val="left" w:pos="9160"/>
+          <w:tab w:val="left" w:pos="10076"/>
+          <w:tab w:val="left" w:pos="10992"/>
+          <w:tab w:val="left" w:pos="11908"/>
+          <w:tab w:val="left" w:pos="12824"/>
+          <w:tab w:val="left" w:pos="13740"/>
+          <w:tab w:val="left" w:pos="14656"/>
+        </w:tabs>
+        <w:spacing w:after="0" w:line="240" w:lineRule="auto"/>
+        <w:rPr>
+          <w:rFonts w:ascii="Courier New" w:eastAsia="Times New Roman" w:hAnsi="Courier New" w:cs="Courier New"/>
+          <w:sz w:val="20"/>
+          <w:szCs w:val="20"/>
+          <w:lang w:eastAsia="es-AR"/>
+        </w:rPr>
+      </w:pPr>
+      <w:proofErr w:type="spellStart"/>
+      <w:r>
+        <w:rPr>
+          <w:rFonts w:ascii="Courier New" w:eastAsia="Times New Roman" w:hAnsi="Courier New" w:cs="Courier New"/>
+          <w:sz w:val="20"/>
+          <w:szCs w:val="20"/>
+          <w:lang w:eastAsia="es-AR"/>
+        </w:rPr>
+        <w:t>webp</w:t>
+      </w:r>
+      <w:proofErr w:type="spellEnd"/>
+    </w:p>
+    <w:p>
+      <w:pPr>
+        <w:tabs>
+          <w:tab w:val="left" w:pos="916"/>
+          <w:tab w:val="left" w:pos="1832"/>
+          <w:tab w:val="left" w:pos="2748"/>
+          <w:tab w:val="left" w:pos="3664"/>
+          <w:tab w:val="left" w:pos="4580"/>
+          <w:tab w:val="left" w:pos="5496"/>
+          <w:tab w:val="left" w:pos="6412"/>
+          <w:tab w:val="left" w:pos="7328"/>
+          <w:tab w:val="left" w:pos="8244"/>
+          <w:tab w:val="left" w:pos="9160"/>
+          <w:tab w:val="left" w:pos="10076"/>
+          <w:tab w:val="left" w:pos="10992"/>
+          <w:tab w:val="left" w:pos="11908"/>
+          <w:tab w:val="left" w:pos="12824"/>
+          <w:tab w:val="left" w:pos="13740"/>
+          <w:tab w:val="left" w:pos="14656"/>
+        </w:tabs>
+        <w:spacing w:after="0" w:line="240" w:lineRule="auto"/>
+        <w:rPr>
+          <w:rFonts w:ascii="Courier New" w:eastAsia="Times New Roman" w:hAnsi="Courier New" w:cs="Courier New"/>
+          <w:sz w:val="20"/>
+          <w:szCs w:val="20"/>
+          <w:lang w:eastAsia="es-AR"/>
+        </w:rPr>
+      </w:pPr>
+      <w:proofErr w:type="spellStart"/>
+      <w:r>
+        <w:rPr>
+          <w:rFonts w:ascii="Courier New" w:eastAsia="Times New Roman" w:hAnsi="Courier New" w:cs="Courier New"/>
+          <w:sz w:val="20"/>
+          <w:szCs w:val="20"/>
+          <w:lang w:eastAsia="es-AR"/>
+        </w:rPr>
+        <w:t>jfif</w:t>
+      </w:r>
+      <w:proofErr w:type="spellEnd"/>
+    </w:p>
+    <w:p>
+      <w:pPr>
+        <w:spacing w:before="100" w:beforeAutospacing="1" w:after="100" w:afterAutospacing="1" w:line="240" w:lineRule="auto"/>
+        <w:rPr>
+          <w:rFonts w:ascii="Times New Roman" w:eastAsia="Times New Roman" w:hAnsi="Times New Roman" w:cs="Times New Roman"/>
+          <w:sz w:val="24"/>
+          <w:szCs w:val="24"/>
+          <w:lang w:eastAsia="es-AR"/>
+        </w:rPr>
+      </w:pPr>
+      <w:r>
+        <w:rPr>
+          <w:rFonts w:ascii="Times New Roman" w:eastAsia="Times New Roman" w:hAnsi="Times New Roman" w:cs="Times New Roman"/>
+          <w:sz w:val="24"/>
+          <w:szCs w:val="24"/>
+          <w:lang w:eastAsia="es-AR"/>
+        </w:rPr>
+        <w:t>y listo.</w:t>
+      </w:r>
+    </w:p>
+    <w:p>
+      <w:pPr>
+        <w:spacing w:after="0" w:line="240" w:lineRule="auto"/>
+        <w:rPr>
+          <w:rFonts w:ascii="Times New Roman" w:eastAsia="Times New Roman" w:hAnsi="Times New Roman" w:cs="Times New Roman"/>
+          <w:sz w:val="24"/>
+          <w:szCs w:val="24"/>
+          <w:lang w:eastAsia="es-AR"/>
+        </w:rPr>
+      </w:pPr>
+      <w:r>
+        <w:rPr>
+          <w:rFonts w:ascii="Times New Roman" w:eastAsia="Times New Roman" w:hAnsi="Times New Roman" w:cs="Times New Roman"/>
+          <w:sz w:val="24"/>
+          <w:szCs w:val="24"/>
+          <w:lang w:eastAsia="es-AR"/>
+        </w:rPr>
+        <w:pict w14:anchorId="62CA6338">
+          <v:rect id="_x0000_i1039" style="width:0;height:1.5pt" o:hralign="center" o:hrstd="t" o:hr="t" fillcolor="#a0a0a0" stroked="f"/>
+        </w:pict>
+      </w:r>
+    </w:p>
+    <w:p>
+      <w:pPr>
+        <w:spacing w:before="100" w:beforeAutospacing="1" w:after="100" w:afterAutospacing="1" w:line="240" w:lineRule="auto"/>
+        <w:outlineLvl w:val="1"/>
+        <w:rPr>
+          <w:rFonts w:ascii="Times New Roman" w:eastAsia="Times New Roman" w:hAnsi="Times New Roman" w:cs="Times New Roman"/>
+          <w:b/>
+          <w:bCs/>
+          <w:sz w:val="36"/>
+          <w:szCs w:val="36"/>
+          <w:lang w:eastAsia="es-AR"/>
+        </w:rPr>
+      </w:pPr>
+      <w:r>
+        <w:rPr>
+          <w:rFonts w:ascii="Times New Roman" w:eastAsia="Times New Roman" w:hAnsi="Times New Roman" w:cs="Times New Roman"/>
+          <w:b/>
+          <w:bCs/>
+          <w:sz w:val="36"/>
+          <w:szCs w:val="36"/>
+          <w:lang w:eastAsia="es-AR"/>
+        </w:rPr>
+        <w:t>4) Audio</w:t>
+      </w:r>
+    </w:p>
+    <w:p>
+      <w:pPr>
+        <w:spacing w:before="100" w:beforeAutospacing="1" w:after="100" w:afterAutospacing="1" w:line="240" w:lineRule="auto"/>
+        <w:rPr>
+          <w:rFonts w:ascii="Times New Roman" w:eastAsia="Times New Roman" w:hAnsi="Times New Roman" w:cs="Times New Roman"/>
+          <w:sz w:val="24"/>
+          <w:szCs w:val="24"/>
+          <w:lang w:eastAsia="es-AR"/>
+        </w:rPr>
+      </w:pPr>
+      <w:r>
+        <w:rPr>
+          <w:rFonts w:ascii="Times New Roman" w:eastAsia="Times New Roman" w:hAnsi="Times New Roman" w:cs="Times New Roman"/>
+          <w:sz w:val="24"/>
+          <w:szCs w:val="24"/>
+          <w:lang w:eastAsia="es-AR"/>
+        </w:rPr>
+        <w:t>Hoy simplemente abre la carpeta.</w:t>
+      </w:r>
+    </w:p>
+    <w:p>
+      <w:pPr>
+        <w:spacing w:before="100" w:beforeAutospacing="1" w:after="100" w:afterAutospacing="1" w:line="240" w:lineRule="auto"/>
+        <w:rPr>
+          <w:rFonts w:ascii="Times New Roman" w:eastAsia="Times New Roman" w:hAnsi="Times New Roman" w:cs="Times New Roman"/>
+          <w:sz w:val="24"/>
+          <w:szCs w:val="24"/>
+          <w:lang w:eastAsia="es-AR"/>
+        </w:rPr>
+      </w:pPr>
+      <w:r>
+        <w:rPr>
+          <w:rFonts w:ascii="Times New Roman" w:eastAsia="Times New Roman" w:hAnsi="Times New Roman" w:cs="Times New Roman"/>
+          <w:sz w:val="24"/>
+          <w:szCs w:val="24"/>
+          <w:lang w:eastAsia="es-AR"/>
+        </w:rPr>
+        <w:t>Eso está perfecto.</w:t>
+      </w:r>
+    </w:p>
+    <w:p>
+      <w:pPr>
+        <w:spacing w:before="100" w:beforeAutospacing="1" w:after="100" w:afterAutospacing="1" w:line="240" w:lineRule="auto"/>
+        <w:rPr>
+          <w:rFonts w:ascii="Times New Roman" w:eastAsia="Times New Roman" w:hAnsi="Times New Roman" w:cs="Times New Roman"/>
+          <w:sz w:val="24"/>
+          <w:szCs w:val="24"/>
+          <w:lang w:eastAsia="es-AR"/>
+        </w:rPr>
+      </w:pPr>
+      <w:r>
+        <w:rPr>
+          <w:rFonts w:ascii="Times New Roman" w:eastAsia="Times New Roman" w:hAnsi="Times New Roman" w:cs="Times New Roman"/>
+          <w:sz w:val="24"/>
+          <w:szCs w:val="24"/>
+          <w:lang w:eastAsia="es-AR"/>
+        </w:rPr>
+        <w:t>Todavía no existe generación automática.</w:t>
+      </w:r>
+    </w:p>
+    <w:p>
+      <w:pPr>
+        <w:spacing w:before="100" w:beforeAutospacing="1" w:after="100" w:afterAutospacing="1" w:line="240" w:lineRule="auto"/>
+        <w:rPr>
+          <w:rFonts w:ascii="Times New Roman" w:eastAsia="Times New Roman" w:hAnsi="Times New Roman" w:cs="Times New Roman"/>
+          <w:sz w:val="24"/>
+          <w:szCs w:val="24"/>
+          <w:lang w:eastAsia="es-AR"/>
+        </w:rPr>
+      </w:pPr>
+      <w:r>
+        <w:rPr>
+          <w:rFonts w:ascii="Times New Roman" w:eastAsia="Times New Roman" w:hAnsi="Times New Roman" w:cs="Times New Roman"/>
+          <w:sz w:val="24"/>
+          <w:szCs w:val="24"/>
+          <w:lang w:eastAsia="es-AR"/>
+        </w:rPr>
+        <w:t>Más adelante ese botón hará:</w:t>
+      </w:r>
+    </w:p>
+    <w:p>
+      <w:pPr>
+        <w:tabs>
+          <w:tab w:val="left" w:pos="916"/>
+          <w:tab w:val="left" w:pos="1832"/>
+          <w:tab w:val="left" w:pos="2748"/>
+          <w:tab w:val="left" w:pos="3664"/>
+          <w:tab w:val="left" w:pos="4580"/>
+          <w:tab w:val="left" w:pos="5496"/>
+          <w:tab w:val="left" w:pos="6412"/>
+          <w:tab w:val="left" w:pos="7328"/>
+          <w:tab w:val="left" w:pos="8244"/>
+          <w:tab w:val="left" w:pos="9160"/>
+          <w:tab w:val="left" w:pos="10076"/>
+          <w:tab w:val="left" w:pos="10992"/>
+          <w:tab w:val="left" w:pos="11908"/>
+          <w:tab w:val="left" w:pos="12824"/>
+          <w:tab w:val="left" w:pos="13740"/>
+          <w:tab w:val="left" w:pos="14656"/>
+        </w:tabs>
+        <w:spacing w:after="0" w:line="240" w:lineRule="auto"/>
+        <w:rPr>
+          <w:rFonts w:ascii="Courier New" w:eastAsia="Times New Roman" w:hAnsi="Courier New" w:cs="Courier New"/>
+          <w:sz w:val="20"/>
+          <w:szCs w:val="20"/>
+          <w:lang w:eastAsia="es-AR"/>
+        </w:rPr>
+      </w:pPr>
+      <w:r>
+        <w:rPr>
+          <w:rFonts w:ascii="Courier New" w:eastAsia="Times New Roman" w:hAnsi="Courier New" w:cs="Courier New"/>
+          <w:sz w:val="20"/>
+          <w:szCs w:val="20"/>
+          <w:lang w:eastAsia="es-AR"/>
+        </w:rPr>
+        <w:t>Generar Audio ES</w:t>
+      </w:r>
+    </w:p>
+    <w:p>
+      <w:pPr>
+        <w:spacing w:before="100" w:beforeAutospacing="1" w:after="100" w:afterAutospacing="1" w:line="240" w:lineRule="auto"/>
+        <w:rPr>
+          <w:rFonts w:ascii="Times New Roman" w:eastAsia="Times New Roman" w:hAnsi="Times New Roman" w:cs="Times New Roman"/>
+          <w:sz w:val="24"/>
+          <w:szCs w:val="24"/>
+          <w:lang w:eastAsia="es-AR"/>
+        </w:rPr>
+      </w:pPr>
+      <w:r>
+        <w:rPr>
+          <w:rFonts w:ascii="Times New Roman" w:eastAsia="Times New Roman" w:hAnsi="Times New Roman" w:cs="Times New Roman"/>
+          <w:sz w:val="24"/>
+          <w:szCs w:val="24"/>
+          <w:lang w:eastAsia="es-AR"/>
+        </w:rPr>
+        <w:t>y guardará</w:t>
+      </w:r>
+    </w:p>
+    <w:p>
+      <w:pPr>
+        <w:tabs>
+          <w:tab w:val="left" w:pos="916"/>
+          <w:tab w:val="left" w:pos="1832"/>
+          <w:tab w:val="left" w:pos="2748"/>
+          <w:tab w:val="left" w:pos="3664"/>
+          <w:tab w:val="left" w:pos="4580"/>
+          <w:tab w:val="left" w:pos="5496"/>
+          <w:tab w:val="left" w:pos="6412"/>
+          <w:tab w:val="left" w:pos="7328"/>
+          <w:tab w:val="left" w:pos="8244"/>
+          <w:tab w:val="left" w:pos="9160"/>
+          <w:tab w:val="left" w:pos="10076"/>
+          <w:tab w:val="left" w:pos="10992"/>
+          <w:tab w:val="left" w:pos="11908"/>
+          <w:tab w:val="left" w:pos="12824"/>
+          <w:tab w:val="left" w:pos="13740"/>
+          <w:tab w:val="left" w:pos="14656"/>
+        </w:tabs>
+        <w:spacing w:after="0" w:line="240" w:lineRule="auto"/>
+        <w:rPr>
+          <w:rFonts w:ascii="Courier New" w:eastAsia="Times New Roman" w:hAnsi="Courier New" w:cs="Courier New"/>
+          <w:sz w:val="20"/>
+          <w:szCs w:val="20"/>
+          <w:lang w:eastAsia="es-AR"/>
+        </w:rPr>
+      </w:pPr>
+      <w:r>
+        <w:rPr>
+          <w:rFonts w:ascii="Courier New" w:eastAsia="Times New Roman" w:hAnsi="Courier New" w:cs="Courier New"/>
+          <w:sz w:val="20"/>
+          <w:szCs w:val="20"/>
+          <w:lang w:eastAsia="es-AR"/>
+        </w:rPr>
+        <w:lastRenderedPageBreak/>
+        <w:t>audio_es.mp3</w:t>
+      </w:r>
+    </w:p>
+    <w:p>
+      <w:pPr>
+        <w:spacing w:before="100" w:beforeAutospacing="1" w:after="100" w:afterAutospacing="1" w:line="240" w:lineRule="auto"/>
+        <w:rPr>
+          <w:rFonts w:ascii="Times New Roman" w:eastAsia="Times New Roman" w:hAnsi="Times New Roman" w:cs="Times New Roman"/>
+          <w:sz w:val="24"/>
+          <w:szCs w:val="24"/>
+          <w:lang w:eastAsia="es-AR"/>
+        </w:rPr>
+      </w:pPr>
+      <w:r>
+        <w:rPr>
+          <w:rFonts w:ascii="Times New Roman" w:eastAsia="Times New Roman" w:hAnsi="Times New Roman" w:cs="Times New Roman"/>
+          <w:sz w:val="24"/>
+          <w:szCs w:val="24"/>
+          <w:lang w:eastAsia="es-AR"/>
+        </w:rPr>
+        <w:t>automáticamente.</w:t>
+      </w:r>
+    </w:p>
+    <w:p>
+      <w:pPr>
+        <w:spacing w:after="0" w:line="240" w:lineRule="auto"/>
+        <w:rPr>
+          <w:rFonts w:ascii="Times New Roman" w:eastAsia="Times New Roman" w:hAnsi="Times New Roman" w:cs="Times New Roman"/>
+          <w:sz w:val="24"/>
+          <w:szCs w:val="24"/>
+          <w:lang w:eastAsia="es-AR"/>
+        </w:rPr>
+      </w:pPr>
+      <w:r>
+        <w:rPr>
+          <w:rFonts w:ascii="Times New Roman" w:eastAsia="Times New Roman" w:hAnsi="Times New Roman" w:cs="Times New Roman"/>
+          <w:sz w:val="24"/>
+          <w:szCs w:val="24"/>
+          <w:lang w:eastAsia="es-AR"/>
+        </w:rPr>
+        <w:pict w14:anchorId="094D35B6">
+          <v:rect id="_x0000_i1040" style="width:0;height:1.5pt" o:hralign="center" o:hrstd="t" o:hr="t" fillcolor="#a0a0a0" stroked="f"/>
+        </w:pict>
+      </w:r>
+    </w:p>
+    <w:p>
+      <w:pPr>
+        <w:spacing w:before="100" w:beforeAutospacing="1" w:after="100" w:afterAutospacing="1" w:line="240" w:lineRule="auto"/>
+        <w:outlineLvl w:val="1"/>
+        <w:rPr>
+          <w:rFonts w:ascii="Times New Roman" w:eastAsia="Times New Roman" w:hAnsi="Times New Roman" w:cs="Times New Roman"/>
+          <w:b/>
+          <w:bCs/>
+          <w:sz w:val="36"/>
+          <w:szCs w:val="36"/>
+          <w:lang w:eastAsia="es-AR"/>
+        </w:rPr>
+      </w:pPr>
+      <w:r>
+        <w:rPr>
+          <w:rFonts w:ascii="Times New Roman" w:eastAsia="Times New Roman" w:hAnsi="Times New Roman" w:cs="Times New Roman"/>
+          <w:b/>
+          <w:bCs/>
+          <w:sz w:val="36"/>
+          <w:szCs w:val="36"/>
+          <w:lang w:eastAsia="es-AR"/>
+        </w:rPr>
+        <w:t>5) Validar</w:t>
+      </w:r>
+    </w:p>
+    <w:p>
+      <w:pPr>
+        <w:spacing w:before="100" w:beforeAutospacing="1" w:after="100" w:afterAutospacing="1" w:line="240" w:lineRule="auto"/>
+        <w:rPr>
+          <w:rFonts w:ascii="Times New Roman" w:eastAsia="Times New Roman" w:hAnsi="Times New Roman" w:cs="Times New Roman"/>
+          <w:sz w:val="24"/>
+          <w:szCs w:val="24"/>
+          <w:lang w:eastAsia="es-AR"/>
+        </w:rPr>
+      </w:pPr>
+      <w:r>
+        <w:rPr>
+          <w:rFonts w:ascii="Times New Roman" w:eastAsia="Times New Roman" w:hAnsi="Times New Roman" w:cs="Times New Roman"/>
+          <w:sz w:val="24"/>
+          <w:szCs w:val="24"/>
+          <w:lang w:eastAsia="es-AR"/>
+        </w:rPr>
+        <w:t>Funciona bastante bien.</w:t>
+      </w:r>
+    </w:p>
+    <w:p>
+      <w:pPr>
+        <w:spacing w:before="100" w:beforeAutospacing="1" w:after="100" w:afterAutospacing="1" w:line="240" w:lineRule="auto"/>
+        <w:rPr>
+          <w:rFonts w:ascii="Times New Roman" w:eastAsia="Times New Roman" w:hAnsi="Times New Roman" w:cs="Times New Roman"/>
+          <w:sz w:val="24"/>
+          <w:szCs w:val="24"/>
+          <w:lang w:eastAsia="es-AR"/>
+        </w:rPr>
+      </w:pPr>
+      <w:r>
+        <w:rPr>
+          <w:rFonts w:ascii="Times New Roman" w:eastAsia="Times New Roman" w:hAnsi="Times New Roman" w:cs="Times New Roman"/>
+          <w:sz w:val="24"/>
+          <w:szCs w:val="24"/>
+          <w:lang w:eastAsia="es-AR"/>
+        </w:rPr>
+        <w:t>Yo sólo cambiaría un detalle.</w:t>
+      </w:r>
+    </w:p>
+    <w:p>
+      <w:pPr>
+        <w:spacing w:before="100" w:beforeAutospacing="1" w:after="100" w:afterAutospacing="1" w:line="240" w:lineRule="auto"/>
+        <w:rPr>
+          <w:rFonts w:ascii="Times New Roman" w:eastAsia="Times New Roman" w:hAnsi="Times New Roman" w:cs="Times New Roman"/>
+          <w:sz w:val="24"/>
+          <w:szCs w:val="24"/>
+          <w:lang w:eastAsia="es-AR"/>
+        </w:rPr>
+      </w:pPr>
+      <w:r>
+        <w:rPr>
+          <w:rFonts w:ascii="Times New Roman" w:eastAsia="Times New Roman" w:hAnsi="Times New Roman" w:cs="Times New Roman"/>
+          <w:sz w:val="24"/>
+          <w:szCs w:val="24"/>
+          <w:lang w:eastAsia="es-AR"/>
+        </w:rPr>
+        <w:t>En lugar de decir:</w:t>
+      </w:r>
+    </w:p>
+    <w:p>
+      <w:pPr>
+        <w:tabs>
+          <w:tab w:val="left" w:pos="916"/>
+          <w:tab w:val="left" w:pos="1832"/>
+          <w:tab w:val="left" w:pos="2748"/>
+          <w:tab w:val="left" w:pos="3664"/>
+          <w:tab w:val="left" w:pos="4580"/>
+          <w:tab w:val="left" w:pos="5496"/>
+          <w:tab w:val="left" w:pos="6412"/>
+          <w:tab w:val="left" w:pos="7328"/>
+          <w:tab w:val="left" w:pos="8244"/>
+          <w:tab w:val="left" w:pos="9160"/>
+          <w:tab w:val="left" w:pos="10076"/>
+          <w:tab w:val="left" w:pos="10992"/>
+          <w:tab w:val="left" w:pos="11908"/>
+          <w:tab w:val="left" w:pos="12824"/>
+          <w:tab w:val="left" w:pos="13740"/>
+          <w:tab w:val="left" w:pos="14656"/>
+        </w:tabs>
+        <w:spacing w:after="0" w:line="240" w:lineRule="auto"/>
+        <w:rPr>
+          <w:rFonts w:ascii="Courier New" w:eastAsia="Times New Roman" w:hAnsi="Courier New" w:cs="Courier New"/>
+          <w:sz w:val="20"/>
+          <w:szCs w:val="20"/>
+          <w:lang w:eastAsia="es-AR"/>
+        </w:rPr>
+      </w:pPr>
+      <w:r>
+        <w:rPr>
+          <w:rFonts w:ascii="Courier New" w:eastAsia="Times New Roman" w:hAnsi="Courier New" w:cs="Courier New"/>
+          <w:sz w:val="20"/>
+          <w:szCs w:val="20"/>
+          <w:lang w:eastAsia="es-AR"/>
+        </w:rPr>
+        <w:t xml:space="preserve">Falta </w:t>
+      </w:r>
+      <w:proofErr w:type="spellStart"/>
+      <w:proofErr w:type="gramStart"/>
+      <w:r>
+        <w:rPr>
+          <w:rFonts w:ascii="Courier New" w:eastAsia="Times New Roman" w:hAnsi="Courier New" w:cs="Courier New"/>
+          <w:sz w:val="20"/>
+          <w:szCs w:val="20"/>
+          <w:lang w:eastAsia="es-AR"/>
+        </w:rPr>
+        <w:t>meta.json</w:t>
+      </w:r>
+      <w:proofErr w:type="spellEnd"/>
+      <w:proofErr w:type="gramEnd"/>
+      <w:r>
+        <w:rPr>
+          <w:rFonts w:ascii="Courier New" w:eastAsia="Times New Roman" w:hAnsi="Courier New" w:cs="Courier New"/>
+          <w:sz w:val="20"/>
+          <w:szCs w:val="20"/>
+          <w:lang w:eastAsia="es-AR"/>
+        </w:rPr>
+        <w:t xml:space="preserve"> válido</w:t>
+      </w:r>
+    </w:p>
+    <w:p>
+      <w:pPr>
+        <w:spacing w:before="100" w:beforeAutospacing="1" w:after="100" w:afterAutospacing="1" w:line="240" w:lineRule="auto"/>
+        <w:rPr>
+          <w:rFonts w:ascii="Times New Roman" w:eastAsia="Times New Roman" w:hAnsi="Times New Roman" w:cs="Times New Roman"/>
+          <w:sz w:val="24"/>
+          <w:szCs w:val="24"/>
+          <w:lang w:eastAsia="es-AR"/>
+        </w:rPr>
+      </w:pPr>
+      <w:r>
+        <w:rPr>
+          <w:rFonts w:ascii="Times New Roman" w:eastAsia="Times New Roman" w:hAnsi="Times New Roman" w:cs="Times New Roman"/>
+          <w:sz w:val="24"/>
+          <w:szCs w:val="24"/>
+          <w:lang w:eastAsia="es-AR"/>
+        </w:rPr>
+        <w:t>diría algo más amigable:</w:t>
+      </w:r>
+    </w:p>
+    <w:p>
+      <w:pPr>
+        <w:tabs>
+          <w:tab w:val="left" w:pos="916"/>
+          <w:tab w:val="left" w:pos="1832"/>
+          <w:tab w:val="left" w:pos="2748"/>
+          <w:tab w:val="left" w:pos="3664"/>
+          <w:tab w:val="left" w:pos="4580"/>
+          <w:tab w:val="left" w:pos="5496"/>
+          <w:tab w:val="left" w:pos="6412"/>
+          <w:tab w:val="left" w:pos="7328"/>
+          <w:tab w:val="left" w:pos="8244"/>
+          <w:tab w:val="left" w:pos="9160"/>
+          <w:tab w:val="left" w:pos="10076"/>
+          <w:tab w:val="left" w:pos="10992"/>
+          <w:tab w:val="left" w:pos="11908"/>
+          <w:tab w:val="left" w:pos="12824"/>
+          <w:tab w:val="left" w:pos="13740"/>
+          <w:tab w:val="left" w:pos="14656"/>
+        </w:tabs>
+        <w:spacing w:after="0" w:line="240" w:lineRule="auto"/>
+        <w:rPr>
+          <w:rFonts w:ascii="Courier New" w:eastAsia="Times New Roman" w:hAnsi="Courier New" w:cs="Courier New"/>
+          <w:sz w:val="20"/>
+          <w:szCs w:val="20"/>
+          <w:lang w:eastAsia="es-AR"/>
+        </w:rPr>
+      </w:pPr>
+      <w:r>
+        <w:rPr>
+          <w:rFonts w:ascii="Segoe UI Symbol" w:eastAsia="Times New Roman" w:hAnsi="Segoe UI Symbol" w:cs="Segoe UI Symbol"/>
+          <w:sz w:val="20"/>
+          <w:szCs w:val="20"/>
+          <w:lang w:eastAsia="es-AR"/>
+        </w:rPr>
+        <w:t>✓</w:t>
+      </w:r>
+      <w:r>
+        <w:rPr>
+          <w:rFonts w:ascii="Courier New" w:eastAsia="Times New Roman" w:hAnsi="Courier New" w:cs="Courier New"/>
+          <w:sz w:val="20"/>
+          <w:szCs w:val="20"/>
+          <w:lang w:eastAsia="es-AR"/>
+        </w:rPr>
+        <w:t xml:space="preserve"> Ficha MASTER</w:t>
+      </w:r>
+    </w:p>
+    <w:p>
+      <w:pPr>
+        <w:tabs>
+          <w:tab w:val="left" w:pos="916"/>
+          <w:tab w:val="left" w:pos="1832"/>
+          <w:tab w:val="left" w:pos="2748"/>
+          <w:tab w:val="left" w:pos="3664"/>
+          <w:tab w:val="left" w:pos="4580"/>
+          <w:tab w:val="left" w:pos="5496"/>
+          <w:tab w:val="left" w:pos="6412"/>
+          <w:tab w:val="left" w:pos="7328"/>
+          <w:tab w:val="left" w:pos="8244"/>
+          <w:tab w:val="left" w:pos="9160"/>
+          <w:tab w:val="left" w:pos="10076"/>
+          <w:tab w:val="left" w:pos="10992"/>
+          <w:tab w:val="left" w:pos="11908"/>
+          <w:tab w:val="left" w:pos="12824"/>
+          <w:tab w:val="left" w:pos="13740"/>
+          <w:tab w:val="left" w:pos="14656"/>
+        </w:tabs>
+        <w:spacing w:after="0" w:line="240" w:lineRule="auto"/>
+        <w:rPr>
+          <w:rFonts w:ascii="Courier New" w:eastAsia="Times New Roman" w:hAnsi="Courier New" w:cs="Courier New"/>
+          <w:sz w:val="20"/>
+          <w:szCs w:val="20"/>
+          <w:lang w:eastAsia="es-AR"/>
+        </w:rPr>
+      </w:pPr>
+    </w:p>
+    <w:p>
+      <w:pPr>
+        <w:tabs>
+          <w:tab w:val="left" w:pos="916"/>
+          <w:tab w:val="left" w:pos="1832"/>
+          <w:tab w:val="left" w:pos="2748"/>
+          <w:tab w:val="left" w:pos="3664"/>
+          <w:tab w:val="left" w:pos="4580"/>
+          <w:tab w:val="left" w:pos="5496"/>
+          <w:tab w:val="left" w:pos="6412"/>
+          <w:tab w:val="left" w:pos="7328"/>
+          <w:tab w:val="left" w:pos="8244"/>
+          <w:tab w:val="left" w:pos="9160"/>
+          <w:tab w:val="left" w:pos="10076"/>
+          <w:tab w:val="left" w:pos="10992"/>
+          <w:tab w:val="left" w:pos="11908"/>
+          <w:tab w:val="left" w:pos="12824"/>
+          <w:tab w:val="left" w:pos="13740"/>
+          <w:tab w:val="left" w:pos="14656"/>
+        </w:tabs>
+        <w:spacing w:after="0" w:line="240" w:lineRule="auto"/>
+        <w:rPr>
+          <w:rFonts w:ascii="Courier New" w:eastAsia="Times New Roman" w:hAnsi="Courier New" w:cs="Courier New"/>
+          <w:sz w:val="20"/>
+          <w:szCs w:val="20"/>
+          <w:lang w:eastAsia="es-AR"/>
+        </w:rPr>
+      </w:pPr>
+      <w:r>
+        <w:rPr>
+          <w:rFonts w:ascii="Segoe UI Symbol" w:eastAsia="Times New Roman" w:hAnsi="Segoe UI Symbol" w:cs="Segoe UI Symbol"/>
+          <w:sz w:val="20"/>
+          <w:szCs w:val="20"/>
+          <w:lang w:eastAsia="es-AR"/>
+        </w:rPr>
+        <w:t>✗</w:t>
+      </w:r>
+      <w:r>
+        <w:rPr>
+          <w:rFonts w:ascii="Courier New" w:eastAsia="Times New Roman" w:hAnsi="Courier New" w:cs="Courier New"/>
+          <w:sz w:val="20"/>
+          <w:szCs w:val="20"/>
+          <w:lang w:eastAsia="es-AR"/>
+        </w:rPr>
+        <w:t xml:space="preserve"> Texto ES</w:t>
+      </w:r>
+    </w:p>
+    <w:p>
+      <w:pPr>
+        <w:tabs>
+          <w:tab w:val="left" w:pos="916"/>
+          <w:tab w:val="left" w:pos="1832"/>
+          <w:tab w:val="left" w:pos="2748"/>
+          <w:tab w:val="left" w:pos="3664"/>
+          <w:tab w:val="left" w:pos="4580"/>
+          <w:tab w:val="left" w:pos="5496"/>
+          <w:tab w:val="left" w:pos="6412"/>
+          <w:tab w:val="left" w:pos="7328"/>
+          <w:tab w:val="left" w:pos="8244"/>
+          <w:tab w:val="left" w:pos="9160"/>
+          <w:tab w:val="left" w:pos="10076"/>
+          <w:tab w:val="left" w:pos="10992"/>
+          <w:tab w:val="left" w:pos="11908"/>
+          <w:tab w:val="left" w:pos="12824"/>
+          <w:tab w:val="left" w:pos="13740"/>
+          <w:tab w:val="left" w:pos="14656"/>
+        </w:tabs>
+        <w:spacing w:after="0" w:line="240" w:lineRule="auto"/>
+        <w:rPr>
+          <w:rFonts w:ascii="Courier New" w:eastAsia="Times New Roman" w:hAnsi="Courier New" w:cs="Courier New"/>
+          <w:sz w:val="20"/>
+          <w:szCs w:val="20"/>
+          <w:lang w:eastAsia="es-AR"/>
+        </w:rPr>
+      </w:pPr>
+    </w:p>
+    <w:p>
+      <w:pPr>
+        <w:tabs>
+          <w:tab w:val="left" w:pos="916"/>
+          <w:tab w:val="left" w:pos="1832"/>
+          <w:tab w:val="left" w:pos="2748"/>
+          <w:tab w:val="left" w:pos="3664"/>
+          <w:tab w:val="left" w:pos="4580"/>
+          <w:tab w:val="left" w:pos="5496"/>
+          <w:tab w:val="left" w:pos="6412"/>
+          <w:tab w:val="left" w:pos="7328"/>
+          <w:tab w:val="left" w:pos="8244"/>
+          <w:tab w:val="left" w:pos="9160"/>
+          <w:tab w:val="left" w:pos="10076"/>
+          <w:tab w:val="left" w:pos="10992"/>
+          <w:tab w:val="left" w:pos="11908"/>
+          <w:tab w:val="left" w:pos="12824"/>
+          <w:tab w:val="left" w:pos="13740"/>
+          <w:tab w:val="left" w:pos="14656"/>
+        </w:tabs>
+        <w:spacing w:after="0" w:line="240" w:lineRule="auto"/>
+        <w:rPr>
+          <w:rFonts w:ascii="Courier New" w:eastAsia="Times New Roman" w:hAnsi="Courier New" w:cs="Courier New"/>
+          <w:sz w:val="20"/>
+          <w:szCs w:val="20"/>
+          <w:lang w:eastAsia="es-AR"/>
+        </w:rPr>
+      </w:pPr>
+      <w:r>
+        <w:rPr>
+          <w:rFonts w:ascii="Segoe UI Symbol" w:eastAsia="Times New Roman" w:hAnsi="Segoe UI Symbol" w:cs="Segoe UI Symbol"/>
+          <w:sz w:val="20"/>
+          <w:szCs w:val="20"/>
+          <w:lang w:eastAsia="es-AR"/>
+        </w:rPr>
+        <w:t>✗</w:t>
+      </w:r>
+      <w:r>
+        <w:rPr>
+          <w:rFonts w:ascii="Courier New" w:eastAsia="Times New Roman" w:hAnsi="Courier New" w:cs="Courier New"/>
+          <w:sz w:val="20"/>
+          <w:szCs w:val="20"/>
+          <w:lang w:eastAsia="es-AR"/>
+        </w:rPr>
+        <w:t xml:space="preserve"> Audio ES</w:t>
+      </w:r>
+    </w:p>
+    <w:p>
+      <w:pPr>
+        <w:tabs>
+          <w:tab w:val="left" w:pos="916"/>
+          <w:tab w:val="left" w:pos="1832"/>
+          <w:tab w:val="left" w:pos="2748"/>
+          <w:tab w:val="left" w:pos="3664"/>
+          <w:tab w:val="left" w:pos="4580"/>
+          <w:tab w:val="left" w:pos="5496"/>
+          <w:tab w:val="left" w:pos="6412"/>
+          <w:tab w:val="left" w:pos="7328"/>
+          <w:tab w:val="left" w:pos="8244"/>
+          <w:tab w:val="left" w:pos="9160"/>
+          <w:tab w:val="left" w:pos="10076"/>
+          <w:tab w:val="left" w:pos="10992"/>
+          <w:tab w:val="left" w:pos="11908"/>
+          <w:tab w:val="left" w:pos="12824"/>
+          <w:tab w:val="left" w:pos="13740"/>
+          <w:tab w:val="left" w:pos="14656"/>
+        </w:tabs>
+        <w:spacing w:after="0" w:line="240" w:lineRule="auto"/>
+        <w:rPr>
+          <w:rFonts w:ascii="Courier New" w:eastAsia="Times New Roman" w:hAnsi="Courier New" w:cs="Courier New"/>
+          <w:sz w:val="20"/>
+          <w:szCs w:val="20"/>
+          <w:lang w:eastAsia="es-AR"/>
+        </w:rPr>
+      </w:pPr>
+    </w:p>
+    <w:p>
+      <w:pPr>
+        <w:tabs>
+          <w:tab w:val="left" w:pos="916"/>
+          <w:tab w:val="left" w:pos="1832"/>
+          <w:tab w:val="left" w:pos="2748"/>
+          <w:tab w:val="left" w:pos="3664"/>
+          <w:tab w:val="left" w:pos="4580"/>
+          <w:tab w:val="left" w:pos="5496"/>
+          <w:tab w:val="left" w:pos="6412"/>
+          <w:tab w:val="left" w:pos="7328"/>
+          <w:tab w:val="left" w:pos="8244"/>
+          <w:tab w:val="left" w:pos="9160"/>
+          <w:tab w:val="left" w:pos="10076"/>
+          <w:tab w:val="left" w:pos="10992"/>
+          <w:tab w:val="left" w:pos="11908"/>
+          <w:tab w:val="left" w:pos="12824"/>
+          <w:tab w:val="left" w:pos="13740"/>
+          <w:tab w:val="left" w:pos="14656"/>
+        </w:tabs>
+        <w:spacing w:after="0" w:line="240" w:lineRule="auto"/>
+        <w:rPr>
+          <w:rFonts w:ascii="Courier New" w:eastAsia="Times New Roman" w:hAnsi="Courier New" w:cs="Courier New"/>
+          <w:sz w:val="20"/>
+          <w:szCs w:val="20"/>
+          <w:lang w:eastAsia="es-AR"/>
+        </w:rPr>
+      </w:pPr>
+      <w:r>
+        <w:rPr>
+          <w:rFonts w:ascii="Segoe UI Symbol" w:eastAsia="Times New Roman" w:hAnsi="Segoe UI Symbol" w:cs="Segoe UI Symbol"/>
+          <w:sz w:val="20"/>
+          <w:szCs w:val="20"/>
+          <w:lang w:eastAsia="es-AR"/>
+        </w:rPr>
+        <w:t>✗</w:t>
+      </w:r>
+      <w:r>
+        <w:rPr>
+          <w:rFonts w:ascii="Courier New" w:eastAsia="Times New Roman" w:hAnsi="Courier New" w:cs="Courier New"/>
+          <w:sz w:val="20"/>
+          <w:szCs w:val="20"/>
+          <w:lang w:eastAsia="es-AR"/>
+        </w:rPr>
+        <w:t xml:space="preserve"> Imágenes</w:t>
+      </w:r>
+    </w:p>
+    <w:p>
+      <w:pPr>
+        <w:tabs>
+          <w:tab w:val="left" w:pos="916"/>
+          <w:tab w:val="left" w:pos="1832"/>
+          <w:tab w:val="left" w:pos="2748"/>
+          <w:tab w:val="left" w:pos="3664"/>
+          <w:tab w:val="left" w:pos="4580"/>
+          <w:tab w:val="left" w:pos="5496"/>
+          <w:tab w:val="left" w:pos="6412"/>
+          <w:tab w:val="left" w:pos="7328"/>
+          <w:tab w:val="left" w:pos="8244"/>
+          <w:tab w:val="left" w:pos="9160"/>
+          <w:tab w:val="left" w:pos="10076"/>
+          <w:tab w:val="left" w:pos="10992"/>
+          <w:tab w:val="left" w:pos="11908"/>
+          <w:tab w:val="left" w:pos="12824"/>
+          <w:tab w:val="left" w:pos="13740"/>
+          <w:tab w:val="left" w:pos="14656"/>
+        </w:tabs>
+        <w:spacing w:after="0" w:line="240" w:lineRule="auto"/>
+        <w:rPr>
+          <w:rFonts w:ascii="Courier New" w:eastAsia="Times New Roman" w:hAnsi="Courier New" w:cs="Courier New"/>
+          <w:sz w:val="20"/>
+          <w:szCs w:val="20"/>
+          <w:lang w:eastAsia="es-AR"/>
+        </w:rPr>
+      </w:pPr>
+    </w:p>
+    <w:p>
+      <w:pPr>
+        <w:tabs>
+          <w:tab w:val="left" w:pos="916"/>
+          <w:tab w:val="left" w:pos="1832"/>
+          <w:tab w:val="left" w:pos="2748"/>
+          <w:tab w:val="left" w:pos="3664"/>
+          <w:tab w:val="left" w:pos="4580"/>
+          <w:tab w:val="left" w:pos="5496"/>
+          <w:tab w:val="left" w:pos="6412"/>
+          <w:tab w:val="left" w:pos="7328"/>
+          <w:tab w:val="left" w:pos="8244"/>
+          <w:tab w:val="left" w:pos="9160"/>
+          <w:tab w:val="left" w:pos="10076"/>
+          <w:tab w:val="left" w:pos="10992"/>
+          <w:tab w:val="left" w:pos="11908"/>
+          <w:tab w:val="left" w:pos="12824"/>
+          <w:tab w:val="left" w:pos="13740"/>
+          <w:tab w:val="left" w:pos="14656"/>
+        </w:tabs>
+        <w:spacing w:after="0" w:line="240" w:lineRule="auto"/>
+        <w:rPr>
+          <w:rFonts w:ascii="Courier New" w:eastAsia="Times New Roman" w:hAnsi="Courier New" w:cs="Courier New"/>
+          <w:sz w:val="20"/>
+          <w:szCs w:val="20"/>
+          <w:lang w:eastAsia="es-AR"/>
+        </w:rPr>
+      </w:pPr>
+      <w:r>
+        <w:rPr>
+          <w:rFonts w:ascii="Courier New" w:eastAsia="Times New Roman" w:hAnsi="Courier New" w:cs="Courier New"/>
+          <w:sz w:val="20"/>
+          <w:szCs w:val="20"/>
+          <w:lang w:eastAsia="es-AR"/>
+        </w:rPr>
+        <w:t>...</w:t>
+      </w:r>
+    </w:p>
+    <w:p>
+      <w:pPr>
+        <w:spacing w:before="100" w:beforeAutospacing="1" w:after="100" w:afterAutospacing="1" w:line="240" w:lineRule="auto"/>
+        <w:rPr>
+          <w:rFonts w:ascii="Times New Roman" w:eastAsia="Times New Roman" w:hAnsi="Times New Roman" w:cs="Times New Roman"/>
+          <w:sz w:val="24"/>
+          <w:szCs w:val="24"/>
+          <w:lang w:eastAsia="es-AR"/>
+        </w:rPr>
+      </w:pPr>
+      <w:r>
+        <w:rPr>
+          <w:rFonts w:ascii="Times New Roman" w:eastAsia="Times New Roman" w:hAnsi="Times New Roman" w:cs="Times New Roman"/>
+          <w:sz w:val="24"/>
+          <w:szCs w:val="24"/>
+          <w:lang w:eastAsia="es-AR"/>
+        </w:rPr>
+        <w:t>Más visual.</w:t>
+      </w:r>
+    </w:p>
+    <w:p>
+      <w:pPr>
+        <w:spacing w:after="0" w:line="240" w:lineRule="auto"/>
+        <w:rPr>
+          <w:rFonts w:ascii="Times New Roman" w:eastAsia="Times New Roman" w:hAnsi="Times New Roman" w:cs="Times New Roman"/>
+          <w:sz w:val="24"/>
+          <w:szCs w:val="24"/>
+          <w:lang w:eastAsia="es-AR"/>
+        </w:rPr>
+      </w:pPr>
+      <w:r>
+        <w:rPr>
+          <w:rFonts w:ascii="Times New Roman" w:eastAsia="Times New Roman" w:hAnsi="Times New Roman" w:cs="Times New Roman"/>
+          <w:sz w:val="24"/>
+          <w:szCs w:val="24"/>
+          <w:lang w:eastAsia="es-AR"/>
+        </w:rPr>
+        <w:pict w14:anchorId="72123CD7">
+          <v:rect id="_x0000_i1041" style="width:0;height:1.5pt" o:hralign="center" o:hrstd="t" o:hr="t" fillcolor="#a0a0a0" stroked="f"/>
+        </w:pict>
+      </w:r>
+    </w:p>
+    <w:p>
+      <w:pPr>
+        <w:spacing w:before="100" w:beforeAutospacing="1" w:after="100" w:afterAutospacing="1" w:line="240" w:lineRule="auto"/>
+        <w:outlineLvl w:val="1"/>
+        <w:rPr>
+          <w:rFonts w:ascii="Times New Roman" w:eastAsia="Times New Roman" w:hAnsi="Times New Roman" w:cs="Times New Roman"/>
+          <w:b/>
+          <w:bCs/>
+          <w:sz w:val="36"/>
+          <w:szCs w:val="36"/>
+          <w:lang w:eastAsia="es-AR"/>
+        </w:rPr>
+      </w:pPr>
+      <w:r>
+        <w:rPr>
+          <w:rFonts w:ascii="Times New Roman" w:eastAsia="Times New Roman" w:hAnsi="Times New Roman" w:cs="Times New Roman"/>
+          <w:b/>
+          <w:bCs/>
+          <w:sz w:val="36"/>
+          <w:szCs w:val="36"/>
+          <w:lang w:eastAsia="es-AR"/>
+        </w:rPr>
+        <w:t>6) Generar ZIP</w:t>
+      </w:r>
+    </w:p>
+    <w:p>
+      <w:pPr>
+        <w:spacing w:before="100" w:beforeAutospacing="1" w:after="100" w:afterAutospacing="1" w:line="240" w:lineRule="auto"/>
+        <w:rPr>
+          <w:rFonts w:ascii="Times New Roman" w:eastAsia="Times New Roman" w:hAnsi="Times New Roman" w:cs="Times New Roman"/>
+          <w:sz w:val="24"/>
+          <w:szCs w:val="24"/>
+          <w:lang w:eastAsia="es-AR"/>
+        </w:rPr>
+      </w:pPr>
+      <w:r>
+        <w:rPr>
+          <w:rFonts w:ascii="Times New Roman" w:eastAsia="Times New Roman" w:hAnsi="Times New Roman" w:cs="Times New Roman"/>
+          <w:sz w:val="24"/>
+          <w:szCs w:val="24"/>
+          <w:lang w:eastAsia="es-AR"/>
+        </w:rPr>
+        <w:t>También funciona.</w:t>
+      </w:r>
+    </w:p>
+    <w:p>
+      <w:pPr>
+        <w:spacing w:before="100" w:beforeAutospacing="1" w:after="100" w:afterAutospacing="1" w:line="240" w:lineRule="auto"/>
+        <w:rPr>
+          <w:rFonts w:ascii="Times New Roman" w:eastAsia="Times New Roman" w:hAnsi="Times New Roman" w:cs="Times New Roman"/>
+          <w:sz w:val="24"/>
+          <w:szCs w:val="24"/>
+          <w:lang w:eastAsia="es-AR"/>
+        </w:rPr>
+      </w:pPr>
+      <w:r>
+        <w:rPr>
+          <w:rFonts w:ascii="Times New Roman" w:eastAsia="Times New Roman" w:hAnsi="Times New Roman" w:cs="Times New Roman"/>
+          <w:sz w:val="24"/>
+          <w:szCs w:val="24"/>
+          <w:lang w:eastAsia="es-AR"/>
+        </w:rPr>
+        <w:t>Pero yo impediría generar el ZIP cuando el POI está incompleto.</w:t>
+      </w:r>
+    </w:p>
+    <w:p>
+      <w:pPr>
+        <w:spacing w:before="100" w:beforeAutospacing="1" w:after="100" w:afterAutospacing="1" w:line="240" w:lineRule="auto"/>
+        <w:rPr>
+          <w:rFonts w:ascii="Times New Roman" w:eastAsia="Times New Roman" w:hAnsi="Times New Roman" w:cs="Times New Roman"/>
+          <w:sz w:val="24"/>
+          <w:szCs w:val="24"/>
+          <w:lang w:eastAsia="es-AR"/>
+        </w:rPr>
+      </w:pPr>
+      <w:r>
+        <w:rPr>
+          <w:rFonts w:ascii="Times New Roman" w:eastAsia="Times New Roman" w:hAnsi="Times New Roman" w:cs="Times New Roman"/>
+          <w:sz w:val="24"/>
+          <w:szCs w:val="24"/>
+          <w:lang w:eastAsia="es-AR"/>
+        </w:rPr>
+        <w:t>Por ejemplo:</w:t>
+      </w:r>
+    </w:p>
+    <w:p>
+      <w:pPr>
+        <w:tabs>
+          <w:tab w:val="left" w:pos="916"/>
+          <w:tab w:val="left" w:pos="1832"/>
+          <w:tab w:val="left" w:pos="2748"/>
+          <w:tab w:val="left" w:pos="3664"/>
+          <w:tab w:val="left" w:pos="4580"/>
+          <w:tab w:val="left" w:pos="5496"/>
+          <w:tab w:val="left" w:pos="6412"/>
+          <w:tab w:val="left" w:pos="7328"/>
+          <w:tab w:val="left" w:pos="8244"/>
+          <w:tab w:val="left" w:pos="9160"/>
+          <w:tab w:val="left" w:pos="10076"/>
+          <w:tab w:val="left" w:pos="10992"/>
+          <w:tab w:val="left" w:pos="11908"/>
+          <w:tab w:val="left" w:pos="12824"/>
+          <w:tab w:val="left" w:pos="13740"/>
+          <w:tab w:val="left" w:pos="14656"/>
+        </w:tabs>
+        <w:spacing w:after="0" w:line="240" w:lineRule="auto"/>
+        <w:rPr>
+          <w:rFonts w:ascii="Courier New" w:eastAsia="Times New Roman" w:hAnsi="Courier New" w:cs="Courier New"/>
+          <w:sz w:val="20"/>
+          <w:szCs w:val="20"/>
+          <w:lang w:eastAsia="es-AR"/>
+        </w:rPr>
+      </w:pPr>
+      <w:r>
+        <w:rPr>
+          <w:rFonts w:ascii="Courier New" w:eastAsia="Times New Roman" w:hAnsi="Courier New" w:cs="Courier New"/>
+          <w:sz w:val="20"/>
+          <w:szCs w:val="20"/>
+          <w:lang w:eastAsia="es-AR"/>
+        </w:rPr>
+        <w:t>El POI posee errores.</w:t>
+      </w:r>
+    </w:p>
+    <w:p>
+      <w:pPr>
+        <w:tabs>
+          <w:tab w:val="left" w:pos="916"/>
+          <w:tab w:val="left" w:pos="1832"/>
+          <w:tab w:val="left" w:pos="2748"/>
+          <w:tab w:val="left" w:pos="3664"/>
+          <w:tab w:val="left" w:pos="4580"/>
+          <w:tab w:val="left" w:pos="5496"/>
+          <w:tab w:val="left" w:pos="6412"/>
+          <w:tab w:val="left" w:pos="7328"/>
+          <w:tab w:val="left" w:pos="8244"/>
+          <w:tab w:val="left" w:pos="9160"/>
+          <w:tab w:val="left" w:pos="10076"/>
+          <w:tab w:val="left" w:pos="10992"/>
+          <w:tab w:val="left" w:pos="11908"/>
+          <w:tab w:val="left" w:pos="12824"/>
+          <w:tab w:val="left" w:pos="13740"/>
+          <w:tab w:val="left" w:pos="14656"/>
+        </w:tabs>
+        <w:spacing w:after="0" w:line="240" w:lineRule="auto"/>
+        <w:rPr>
+          <w:rFonts w:ascii="Courier New" w:eastAsia="Times New Roman" w:hAnsi="Courier New" w:cs="Courier New"/>
+          <w:sz w:val="20"/>
+          <w:szCs w:val="20"/>
+          <w:lang w:eastAsia="es-AR"/>
+        </w:rPr>
+      </w:pPr>
+    </w:p>
+    <w:p>
+      <w:pPr>
+        <w:tabs>
+          <w:tab w:val="left" w:pos="916"/>
+          <w:tab w:val="left" w:pos="1832"/>
+          <w:tab w:val="left" w:pos="2748"/>
+          <w:tab w:val="left" w:pos="3664"/>
+          <w:tab w:val="left" w:pos="4580"/>
+          <w:tab w:val="left" w:pos="5496"/>
+          <w:tab w:val="left" w:pos="6412"/>
+          <w:tab w:val="left" w:pos="7328"/>
+          <w:tab w:val="left" w:pos="8244"/>
+          <w:tab w:val="left" w:pos="9160"/>
+          <w:tab w:val="left" w:pos="10076"/>
+          <w:tab w:val="left" w:pos="10992"/>
+          <w:tab w:val="left" w:pos="11908"/>
+          <w:tab w:val="left" w:pos="12824"/>
+          <w:tab w:val="left" w:pos="13740"/>
+          <w:tab w:val="left" w:pos="14656"/>
+        </w:tabs>
+        <w:spacing w:after="0" w:line="240" w:lineRule="auto"/>
+        <w:rPr>
+          <w:rFonts w:ascii="Courier New" w:eastAsia="Times New Roman" w:hAnsi="Courier New" w:cs="Courier New"/>
+          <w:sz w:val="20"/>
+          <w:szCs w:val="20"/>
+          <w:lang w:eastAsia="es-AR"/>
+        </w:rPr>
+      </w:pPr>
+      <w:r>
+        <w:rPr>
+          <w:rFonts w:ascii="Courier New" w:eastAsia="Times New Roman" w:hAnsi="Courier New" w:cs="Courier New"/>
+          <w:sz w:val="20"/>
+          <w:szCs w:val="20"/>
+          <w:lang w:eastAsia="es-AR"/>
+        </w:rPr>
+        <w:t>¿Desea generar igualmente el ZIP?</w:t>
+      </w:r>
+    </w:p>
+    <w:p>
+      <w:pPr>
+        <w:tabs>
+          <w:tab w:val="left" w:pos="916"/>
+          <w:tab w:val="left" w:pos="1832"/>
+          <w:tab w:val="left" w:pos="2748"/>
+          <w:tab w:val="left" w:pos="3664"/>
+          <w:tab w:val="left" w:pos="4580"/>
+          <w:tab w:val="left" w:pos="5496"/>
+          <w:tab w:val="left" w:pos="6412"/>
+          <w:tab w:val="left" w:pos="7328"/>
+          <w:tab w:val="left" w:pos="8244"/>
+          <w:tab w:val="left" w:pos="9160"/>
+          <w:tab w:val="left" w:pos="10076"/>
+          <w:tab w:val="left" w:pos="10992"/>
+          <w:tab w:val="left" w:pos="11908"/>
+          <w:tab w:val="left" w:pos="12824"/>
+          <w:tab w:val="left" w:pos="13740"/>
+          <w:tab w:val="left" w:pos="14656"/>
+        </w:tabs>
+        <w:spacing w:after="0" w:line="240" w:lineRule="auto"/>
+        <w:rPr>
+          <w:rFonts w:ascii="Courier New" w:eastAsia="Times New Roman" w:hAnsi="Courier New" w:cs="Courier New"/>
+          <w:sz w:val="20"/>
+          <w:szCs w:val="20"/>
+          <w:lang w:eastAsia="es-AR"/>
+        </w:rPr>
+      </w:pPr>
+    </w:p>
+    <w:p>
+      <w:pPr>
+        <w:tabs>
+          <w:tab w:val="left" w:pos="916"/>
+          <w:tab w:val="left" w:pos="1832"/>
+          <w:tab w:val="left" w:pos="2748"/>
+          <w:tab w:val="left" w:pos="3664"/>
+          <w:tab w:val="left" w:pos="4580"/>
+          <w:tab w:val="left" w:pos="5496"/>
+          <w:tab w:val="left" w:pos="6412"/>
+          <w:tab w:val="left" w:pos="7328"/>
+          <w:tab w:val="left" w:pos="8244"/>
+          <w:tab w:val="left" w:pos="9160"/>
+          <w:tab w:val="left" w:pos="10076"/>
+          <w:tab w:val="left" w:pos="10992"/>
+          <w:tab w:val="left" w:pos="11908"/>
+          <w:tab w:val="left" w:pos="12824"/>
+          <w:tab w:val="left" w:pos="13740"/>
+          <w:tab w:val="left" w:pos="14656"/>
+        </w:tabs>
+        <w:spacing w:after="0" w:line="240" w:lineRule="auto"/>
+        <w:rPr>
+          <w:rFonts w:ascii="Courier New" w:eastAsia="Times New Roman" w:hAnsi="Courier New" w:cs="Courier New"/>
+          <w:sz w:val="20"/>
+          <w:szCs w:val="20"/>
+          <w:lang w:eastAsia="es-AR"/>
+        </w:rPr>
+      </w:pPr>
+      <w:r>
+        <w:rPr>
+          <w:rFonts w:ascii="Courier New" w:eastAsia="Times New Roman" w:hAnsi="Courier New" w:cs="Courier New"/>
+          <w:sz w:val="20"/>
+          <w:szCs w:val="20"/>
+          <w:lang w:eastAsia="es-AR"/>
+        </w:rPr>
+        <w:t>[Cancelar]</w:t>
+      </w:r>
+    </w:p>
+    <w:p>
+      <w:pPr>
+        <w:tabs>
+          <w:tab w:val="left" w:pos="916"/>
+          <w:tab w:val="left" w:pos="1832"/>
+          <w:tab w:val="left" w:pos="2748"/>
+          <w:tab w:val="left" w:pos="3664"/>
+          <w:tab w:val="left" w:pos="4580"/>
+          <w:tab w:val="left" w:pos="5496"/>
+          <w:tab w:val="left" w:pos="6412"/>
+          <w:tab w:val="left" w:pos="7328"/>
+          <w:tab w:val="left" w:pos="8244"/>
+          <w:tab w:val="left" w:pos="9160"/>
+          <w:tab w:val="left" w:pos="10076"/>
+          <w:tab w:val="left" w:pos="10992"/>
+          <w:tab w:val="left" w:pos="11908"/>
+          <w:tab w:val="left" w:pos="12824"/>
+          <w:tab w:val="left" w:pos="13740"/>
+          <w:tab w:val="left" w:pos="14656"/>
+        </w:tabs>
+        <w:spacing w:after="0" w:line="240" w:lineRule="auto"/>
+        <w:rPr>
+          <w:rFonts w:ascii="Courier New" w:eastAsia="Times New Roman" w:hAnsi="Courier New" w:cs="Courier New"/>
+          <w:sz w:val="20"/>
+          <w:szCs w:val="20"/>
+          <w:lang w:eastAsia="es-AR"/>
+        </w:rPr>
+      </w:pPr>
+    </w:p>
+    <w:p>
+      <w:pPr>
+        <w:tabs>
+          <w:tab w:val="left" w:pos="916"/>
+          <w:tab w:val="left" w:pos="1832"/>
+          <w:tab w:val="left" w:pos="2748"/>
+          <w:tab w:val="left" w:pos="3664"/>
+          <w:tab w:val="left" w:pos="4580"/>
+          <w:tab w:val="left" w:pos="5496"/>
+          <w:tab w:val="left" w:pos="6412"/>
+          <w:tab w:val="left" w:pos="7328"/>
+          <w:tab w:val="left" w:pos="8244"/>
+          <w:tab w:val="left" w:pos="9160"/>
+          <w:tab w:val="left" w:pos="10076"/>
+          <w:tab w:val="left" w:pos="10992"/>
+          <w:tab w:val="left" w:pos="11908"/>
+          <w:tab w:val="left" w:pos="12824"/>
+          <w:tab w:val="left" w:pos="13740"/>
+          <w:tab w:val="left" w:pos="14656"/>
+        </w:tabs>
+        <w:spacing w:after="0" w:line="240" w:lineRule="auto"/>
+        <w:rPr>
+          <w:rFonts w:ascii="Courier New" w:eastAsia="Times New Roman" w:hAnsi="Courier New" w:cs="Courier New"/>
+          <w:sz w:val="20"/>
+          <w:szCs w:val="20"/>
+          <w:lang w:eastAsia="es-AR"/>
+        </w:rPr>
+      </w:pPr>
+      <w:r>
+        <w:rPr>
+          <w:rFonts w:ascii="Courier New" w:eastAsia="Times New Roman" w:hAnsi="Courier New" w:cs="Courier New"/>
+          <w:sz w:val="20"/>
+          <w:szCs w:val="20"/>
+          <w:lang w:eastAsia="es-AR"/>
+        </w:rPr>
+        <w:t>[Generar igual]</w:t>
+      </w:r>
+    </w:p>
+    <w:p>
+      <w:pPr>
+        <w:spacing w:before="100" w:beforeAutospacing="1" w:after="100" w:afterAutospacing="1" w:line="240" w:lineRule="auto"/>
+        <w:rPr>
+          <w:rFonts w:ascii="Times New Roman" w:eastAsia="Times New Roman" w:hAnsi="Times New Roman" w:cs="Times New Roman"/>
+          <w:sz w:val="24"/>
+          <w:szCs w:val="24"/>
+          <w:lang w:eastAsia="es-AR"/>
+        </w:rPr>
+      </w:pPr>
+      <w:r>
+        <w:rPr>
+          <w:rFonts w:ascii="Times New Roman" w:eastAsia="Times New Roman" w:hAnsi="Times New Roman" w:cs="Times New Roman"/>
+          <w:sz w:val="24"/>
+          <w:szCs w:val="24"/>
+          <w:lang w:eastAsia="es-AR"/>
+        </w:rPr>
+        <w:t>Así evitamos enviar paquetes incompletos.</w:t>
+      </w:r>
+    </w:p>
+    <w:p>
+      <w:pPr>
+        <w:spacing w:after="0" w:line="240" w:lineRule="auto"/>
+        <w:rPr>
+          <w:rFonts w:ascii="Times New Roman" w:eastAsia="Times New Roman" w:hAnsi="Times New Roman" w:cs="Times New Roman"/>
+          <w:sz w:val="24"/>
+          <w:szCs w:val="24"/>
+          <w:lang w:eastAsia="es-AR"/>
+        </w:rPr>
+      </w:pPr>
+      <w:r>
+        <w:rPr>
+          <w:rFonts w:ascii="Times New Roman" w:eastAsia="Times New Roman" w:hAnsi="Times New Roman" w:cs="Times New Roman"/>
+          <w:sz w:val="24"/>
+          <w:szCs w:val="24"/>
+          <w:lang w:eastAsia="es-AR"/>
+        </w:rPr>
+        <w:pict w14:anchorId="40B4E703">
+          <v:rect id="_x0000_i1042" style="width:0;height:1.5pt" o:hralign="center" o:hrstd="t" o:hr="t" fillcolor="#a0a0a0" stroked="f"/>
+        </w:pict>
+      </w:r>
+    </w:p>
+    <w:p>
+      <w:pPr>
+        <w:spacing w:before="100" w:beforeAutospacing="1" w:after="100" w:afterAutospacing="1" w:line="240" w:lineRule="auto"/>
+        <w:outlineLvl w:val="0"/>
+        <w:rPr>
+          <w:rFonts w:ascii="Times New Roman" w:eastAsia="Times New Roman" w:hAnsi="Times New Roman" w:cs="Times New Roman"/>
+          <w:b/>
+          <w:bCs/>
+          <w:kern w:val="36"/>
+          <w:sz w:val="48"/>
+          <w:szCs w:val="48"/>
+          <w:lang w:eastAsia="es-AR"/>
+        </w:rPr>
+      </w:pPr>
+      <w:r>
+        <w:rPr>
+          <w:rFonts w:ascii="Times New Roman" w:eastAsia="Times New Roman" w:hAnsi="Times New Roman" w:cs="Times New Roman"/>
+          <w:b/>
+          <w:bCs/>
+          <w:kern w:val="36"/>
+          <w:sz w:val="48"/>
+          <w:szCs w:val="48"/>
+          <w:lang w:eastAsia="es-AR"/>
+        </w:rPr>
+        <w:lastRenderedPageBreak/>
+        <w:t>7) El panel de Estado</w:t>
+      </w:r>
+    </w:p>
+    <w:p>
+      <w:pPr>
+        <w:spacing w:before="100" w:beforeAutospacing="1" w:after="100" w:afterAutospacing="1" w:line="240" w:lineRule="auto"/>
+        <w:rPr>
+          <w:rFonts w:ascii="Times New Roman" w:eastAsia="Times New Roman" w:hAnsi="Times New Roman" w:cs="Times New Roman"/>
+          <w:sz w:val="24"/>
+          <w:szCs w:val="24"/>
+          <w:lang w:eastAsia="es-AR"/>
+        </w:rPr>
+      </w:pPr>
+      <w:r>
+        <w:rPr>
+          <w:rFonts w:ascii="Times New Roman" w:eastAsia="Times New Roman" w:hAnsi="Times New Roman" w:cs="Times New Roman"/>
+          <w:sz w:val="24"/>
+          <w:szCs w:val="24"/>
+          <w:lang w:eastAsia="es-AR"/>
+        </w:rPr>
+        <w:t>Ahora muestra:</w:t>
+      </w:r>
+    </w:p>
+    <w:p>
+      <w:pPr>
+        <w:tabs>
+          <w:tab w:val="left" w:pos="916"/>
+          <w:tab w:val="left" w:pos="1832"/>
+          <w:tab w:val="left" w:pos="2748"/>
+          <w:tab w:val="left" w:pos="3664"/>
+          <w:tab w:val="left" w:pos="4580"/>
+          <w:tab w:val="left" w:pos="5496"/>
+          <w:tab w:val="left" w:pos="6412"/>
+          <w:tab w:val="left" w:pos="7328"/>
+          <w:tab w:val="left" w:pos="8244"/>
+          <w:tab w:val="left" w:pos="9160"/>
+          <w:tab w:val="left" w:pos="10076"/>
+          <w:tab w:val="left" w:pos="10992"/>
+          <w:tab w:val="left" w:pos="11908"/>
+          <w:tab w:val="left" w:pos="12824"/>
+          <w:tab w:val="left" w:pos="13740"/>
+          <w:tab w:val="left" w:pos="14656"/>
+        </w:tabs>
+        <w:spacing w:after="0" w:line="240" w:lineRule="auto"/>
+        <w:rPr>
+          <w:rFonts w:ascii="Courier New" w:eastAsia="Times New Roman" w:hAnsi="Courier New" w:cs="Courier New"/>
+          <w:sz w:val="20"/>
+          <w:szCs w:val="20"/>
+          <w:lang w:eastAsia="es-AR"/>
+        </w:rPr>
+      </w:pPr>
+      <w:r>
+        <w:rPr>
+          <w:rFonts w:ascii="Segoe UI Symbol" w:eastAsia="Times New Roman" w:hAnsi="Segoe UI Symbol" w:cs="Segoe UI Symbol"/>
+          <w:sz w:val="20"/>
+          <w:szCs w:val="20"/>
+          <w:lang w:eastAsia="es-AR"/>
+        </w:rPr>
+        <w:t>✗</w:t>
+      </w:r>
+      <w:r>
+        <w:rPr>
+          <w:rFonts w:ascii="Courier New" w:eastAsia="Times New Roman" w:hAnsi="Courier New" w:cs="Courier New"/>
+          <w:sz w:val="20"/>
+          <w:szCs w:val="20"/>
+          <w:lang w:eastAsia="es-AR"/>
+        </w:rPr>
+        <w:t xml:space="preserve"> Texto ES</w:t>
+      </w:r>
+    </w:p>
+    <w:p>
+      <w:pPr>
+        <w:spacing w:before="100" w:beforeAutospacing="1" w:after="100" w:afterAutospacing="1" w:line="240" w:lineRule="auto"/>
+        <w:rPr>
+          <w:rFonts w:ascii="Times New Roman" w:eastAsia="Times New Roman" w:hAnsi="Times New Roman" w:cs="Times New Roman"/>
+          <w:sz w:val="24"/>
+          <w:szCs w:val="24"/>
+          <w:lang w:eastAsia="es-AR"/>
+        </w:rPr>
+      </w:pPr>
+      <w:r>
+        <w:rPr>
+          <w:rFonts w:ascii="Times New Roman" w:eastAsia="Times New Roman" w:hAnsi="Times New Roman" w:cs="Times New Roman"/>
+          <w:sz w:val="24"/>
+          <w:szCs w:val="24"/>
+          <w:lang w:eastAsia="es-AR"/>
+        </w:rPr>
+        <w:t>o</w:t>
+      </w:r>
+    </w:p>
+    <w:p>
+      <w:pPr>
+        <w:tabs>
+          <w:tab w:val="left" w:pos="916"/>
+          <w:tab w:val="left" w:pos="1832"/>
+          <w:tab w:val="left" w:pos="2748"/>
+          <w:tab w:val="left" w:pos="3664"/>
+          <w:tab w:val="left" w:pos="4580"/>
+          <w:tab w:val="left" w:pos="5496"/>
+          <w:tab w:val="left" w:pos="6412"/>
+          <w:tab w:val="left" w:pos="7328"/>
+          <w:tab w:val="left" w:pos="8244"/>
+          <w:tab w:val="left" w:pos="9160"/>
+          <w:tab w:val="left" w:pos="10076"/>
+          <w:tab w:val="left" w:pos="10992"/>
+          <w:tab w:val="left" w:pos="11908"/>
+          <w:tab w:val="left" w:pos="12824"/>
+          <w:tab w:val="left" w:pos="13740"/>
+          <w:tab w:val="left" w:pos="14656"/>
+        </w:tabs>
+        <w:spacing w:after="0" w:line="240" w:lineRule="auto"/>
+        <w:rPr>
+          <w:rFonts w:ascii="Courier New" w:eastAsia="Times New Roman" w:hAnsi="Courier New" w:cs="Courier New"/>
+          <w:sz w:val="20"/>
+          <w:szCs w:val="20"/>
+          <w:lang w:eastAsia="es-AR"/>
+        </w:rPr>
+      </w:pPr>
+      <w:r>
+        <w:rPr>
+          <w:rFonts w:ascii="Segoe UI Symbol" w:eastAsia="Times New Roman" w:hAnsi="Segoe UI Symbol" w:cs="Segoe UI Symbol"/>
+          <w:sz w:val="20"/>
+          <w:szCs w:val="20"/>
+          <w:lang w:eastAsia="es-AR"/>
+        </w:rPr>
+        <w:t>✓</w:t>
+      </w:r>
+      <w:r>
+        <w:rPr>
+          <w:rFonts w:ascii="Courier New" w:eastAsia="Times New Roman" w:hAnsi="Courier New" w:cs="Courier New"/>
+          <w:sz w:val="20"/>
+          <w:szCs w:val="20"/>
+          <w:lang w:eastAsia="es-AR"/>
+        </w:rPr>
+        <w:t xml:space="preserve"> Texto ES</w:t>
+      </w:r>
+    </w:p>
+    <w:p>
+      <w:pPr>
+        <w:spacing w:before="100" w:beforeAutospacing="1" w:after="100" w:afterAutospacing="1" w:line="240" w:lineRule="auto"/>
+        <w:rPr>
+          <w:rFonts w:ascii="Times New Roman" w:eastAsia="Times New Roman" w:hAnsi="Times New Roman" w:cs="Times New Roman"/>
+          <w:sz w:val="24"/>
+          <w:szCs w:val="24"/>
+          <w:lang w:eastAsia="es-AR"/>
+        </w:rPr>
+      </w:pPr>
+      <w:r>
+        <w:rPr>
+          <w:rFonts w:ascii="Times New Roman" w:eastAsia="Times New Roman" w:hAnsi="Times New Roman" w:cs="Times New Roman"/>
+          <w:sz w:val="24"/>
+          <w:szCs w:val="24"/>
+          <w:lang w:eastAsia="es-AR"/>
+        </w:rPr>
+        <w:t>Yo le agregaría un contador.</w:t>
+      </w:r>
+    </w:p>
+    <w:p>
+      <w:pPr>
+        <w:spacing w:before="100" w:beforeAutospacing="1" w:after="100" w:afterAutospacing="1" w:line="240" w:lineRule="auto"/>
+        <w:rPr>
+          <w:rFonts w:ascii="Times New Roman" w:eastAsia="Times New Roman" w:hAnsi="Times New Roman" w:cs="Times New Roman"/>
+          <w:sz w:val="24"/>
+          <w:szCs w:val="24"/>
+          <w:lang w:eastAsia="es-AR"/>
+        </w:rPr>
+      </w:pPr>
+      <w:r>
+        <w:rPr>
+          <w:rFonts w:ascii="Times New Roman" w:eastAsia="Times New Roman" w:hAnsi="Times New Roman" w:cs="Times New Roman"/>
+          <w:sz w:val="24"/>
+          <w:szCs w:val="24"/>
+          <w:lang w:eastAsia="es-AR"/>
+        </w:rPr>
+        <w:t>Por ejemplo:</w:t>
+      </w:r>
+    </w:p>
+    <w:p>
+      <w:pPr>
+        <w:tabs>
+          <w:tab w:val="left" w:pos="916"/>
+          <w:tab w:val="left" w:pos="1832"/>
+          <w:tab w:val="left" w:pos="2748"/>
+          <w:tab w:val="left" w:pos="3664"/>
+          <w:tab w:val="left" w:pos="4580"/>
+          <w:tab w:val="left" w:pos="5496"/>
+          <w:tab w:val="left" w:pos="6412"/>
+          <w:tab w:val="left" w:pos="7328"/>
+          <w:tab w:val="left" w:pos="8244"/>
+          <w:tab w:val="left" w:pos="9160"/>
+          <w:tab w:val="left" w:pos="10076"/>
+          <w:tab w:val="left" w:pos="10992"/>
+          <w:tab w:val="left" w:pos="11908"/>
+          <w:tab w:val="left" w:pos="12824"/>
+          <w:tab w:val="left" w:pos="13740"/>
+          <w:tab w:val="left" w:pos="14656"/>
+        </w:tabs>
+        <w:spacing w:after="0" w:line="240" w:lineRule="auto"/>
+        <w:rPr>
+          <w:rFonts w:ascii="Courier New" w:eastAsia="Times New Roman" w:hAnsi="Courier New" w:cs="Courier New"/>
+          <w:sz w:val="20"/>
+          <w:szCs w:val="20"/>
+          <w:lang w:eastAsia="es-AR"/>
+        </w:rPr>
+      </w:pPr>
+      <w:r>
+        <w:rPr>
+          <w:rFonts w:ascii="Segoe UI Symbol" w:eastAsia="Times New Roman" w:hAnsi="Segoe UI Symbol" w:cs="Segoe UI Symbol"/>
+          <w:sz w:val="20"/>
+          <w:szCs w:val="20"/>
+          <w:lang w:eastAsia="es-AR"/>
+        </w:rPr>
+        <w:t>✓</w:t>
+      </w:r>
+      <w:r>
+        <w:rPr>
+          <w:rFonts w:ascii="Courier New" w:eastAsia="Times New Roman" w:hAnsi="Courier New" w:cs="Courier New"/>
+          <w:sz w:val="20"/>
+          <w:szCs w:val="20"/>
+          <w:lang w:eastAsia="es-AR"/>
+        </w:rPr>
+        <w:t xml:space="preserve"> Imágenes (2)</w:t>
+      </w:r>
+    </w:p>
+    <w:p>
+      <w:pPr>
+        <w:tabs>
+          <w:tab w:val="left" w:pos="916"/>
+          <w:tab w:val="left" w:pos="1832"/>
+          <w:tab w:val="left" w:pos="2748"/>
+          <w:tab w:val="left" w:pos="3664"/>
+          <w:tab w:val="left" w:pos="4580"/>
+          <w:tab w:val="left" w:pos="5496"/>
+          <w:tab w:val="left" w:pos="6412"/>
+          <w:tab w:val="left" w:pos="7328"/>
+          <w:tab w:val="left" w:pos="8244"/>
+          <w:tab w:val="left" w:pos="9160"/>
+          <w:tab w:val="left" w:pos="10076"/>
+          <w:tab w:val="left" w:pos="10992"/>
+          <w:tab w:val="left" w:pos="11908"/>
+          <w:tab w:val="left" w:pos="12824"/>
+          <w:tab w:val="left" w:pos="13740"/>
+          <w:tab w:val="left" w:pos="14656"/>
+        </w:tabs>
+        <w:spacing w:after="0" w:line="240" w:lineRule="auto"/>
+        <w:rPr>
+          <w:rFonts w:ascii="Courier New" w:eastAsia="Times New Roman" w:hAnsi="Courier New" w:cs="Courier New"/>
+          <w:sz w:val="20"/>
+          <w:szCs w:val="20"/>
+          <w:lang w:eastAsia="es-AR"/>
+        </w:rPr>
+      </w:pPr>
+    </w:p>
+    <w:p>
+      <w:pPr>
+        <w:tabs>
+          <w:tab w:val="left" w:pos="916"/>
+          <w:tab w:val="left" w:pos="1832"/>
+          <w:tab w:val="left" w:pos="2748"/>
+          <w:tab w:val="left" w:pos="3664"/>
+          <w:tab w:val="left" w:pos="4580"/>
+          <w:tab w:val="left" w:pos="5496"/>
+          <w:tab w:val="left" w:pos="6412"/>
+          <w:tab w:val="left" w:pos="7328"/>
+          <w:tab w:val="left" w:pos="8244"/>
+          <w:tab w:val="left" w:pos="9160"/>
+          <w:tab w:val="left" w:pos="10076"/>
+          <w:tab w:val="left" w:pos="10992"/>
+          <w:tab w:val="left" w:pos="11908"/>
+          <w:tab w:val="left" w:pos="12824"/>
+          <w:tab w:val="left" w:pos="13740"/>
+          <w:tab w:val="left" w:pos="14656"/>
+        </w:tabs>
+        <w:spacing w:after="0" w:line="240" w:lineRule="auto"/>
+        <w:rPr>
+          <w:rFonts w:ascii="Courier New" w:eastAsia="Times New Roman" w:hAnsi="Courier New" w:cs="Courier New"/>
+          <w:sz w:val="20"/>
+          <w:szCs w:val="20"/>
+          <w:lang w:eastAsia="es-AR"/>
+        </w:rPr>
+      </w:pPr>
+      <w:r>
+        <w:rPr>
+          <w:rFonts w:ascii="Segoe UI Symbol" w:eastAsia="Times New Roman" w:hAnsi="Segoe UI Symbol" w:cs="Segoe UI Symbol"/>
+          <w:sz w:val="20"/>
+          <w:szCs w:val="20"/>
+          <w:lang w:eastAsia="es-AR"/>
+        </w:rPr>
+        <w:t>✓</w:t>
+      </w:r>
+      <w:r>
+        <w:rPr>
+          <w:rFonts w:ascii="Courier New" w:eastAsia="Times New Roman" w:hAnsi="Courier New" w:cs="Courier New"/>
+          <w:sz w:val="20"/>
+          <w:szCs w:val="20"/>
+          <w:lang w:eastAsia="es-AR"/>
+        </w:rPr>
+        <w:t xml:space="preserve"> Audio ES (1)</w:t>
+      </w:r>
+    </w:p>
+    <w:p>
+      <w:pPr>
+        <w:tabs>
+          <w:tab w:val="left" w:pos="916"/>
+          <w:tab w:val="left" w:pos="1832"/>
+          <w:tab w:val="left" w:pos="2748"/>
+          <w:tab w:val="left" w:pos="3664"/>
+          <w:tab w:val="left" w:pos="4580"/>
+          <w:tab w:val="left" w:pos="5496"/>
+          <w:tab w:val="left" w:pos="6412"/>
+          <w:tab w:val="left" w:pos="7328"/>
+          <w:tab w:val="left" w:pos="8244"/>
+          <w:tab w:val="left" w:pos="9160"/>
+          <w:tab w:val="left" w:pos="10076"/>
+          <w:tab w:val="left" w:pos="10992"/>
+          <w:tab w:val="left" w:pos="11908"/>
+          <w:tab w:val="left" w:pos="12824"/>
+          <w:tab w:val="left" w:pos="13740"/>
+          <w:tab w:val="left" w:pos="14656"/>
+        </w:tabs>
+        <w:spacing w:after="0" w:line="240" w:lineRule="auto"/>
+        <w:rPr>
+          <w:rFonts w:ascii="Courier New" w:eastAsia="Times New Roman" w:hAnsi="Courier New" w:cs="Courier New"/>
+          <w:sz w:val="20"/>
+          <w:szCs w:val="20"/>
+          <w:lang w:eastAsia="es-AR"/>
+        </w:rPr>
+      </w:pPr>
+    </w:p>
+    <w:p>
+      <w:pPr>
+        <w:tabs>
+          <w:tab w:val="left" w:pos="916"/>
+          <w:tab w:val="left" w:pos="1832"/>
+          <w:tab w:val="left" w:pos="2748"/>
+          <w:tab w:val="left" w:pos="3664"/>
+          <w:tab w:val="left" w:pos="4580"/>
+          <w:tab w:val="left" w:pos="5496"/>
+          <w:tab w:val="left" w:pos="6412"/>
+          <w:tab w:val="left" w:pos="7328"/>
+          <w:tab w:val="left" w:pos="8244"/>
+          <w:tab w:val="left" w:pos="9160"/>
+          <w:tab w:val="left" w:pos="10076"/>
+          <w:tab w:val="left" w:pos="10992"/>
+          <w:tab w:val="left" w:pos="11908"/>
+          <w:tab w:val="left" w:pos="12824"/>
+          <w:tab w:val="left" w:pos="13740"/>
+          <w:tab w:val="left" w:pos="14656"/>
+        </w:tabs>
+        <w:spacing w:after="0" w:line="240" w:lineRule="auto"/>
+        <w:rPr>
+          <w:rFonts w:ascii="Courier New" w:eastAsia="Times New Roman" w:hAnsi="Courier New" w:cs="Courier New"/>
+          <w:sz w:val="20"/>
+          <w:szCs w:val="20"/>
+          <w:lang w:eastAsia="es-AR"/>
+        </w:rPr>
+      </w:pPr>
+      <w:r>
+        <w:rPr>
+          <w:rFonts w:ascii="Segoe UI Symbol" w:eastAsia="Times New Roman" w:hAnsi="Segoe UI Symbol" w:cs="Segoe UI Symbol"/>
+          <w:sz w:val="20"/>
+          <w:szCs w:val="20"/>
+          <w:lang w:eastAsia="es-AR"/>
+        </w:rPr>
+        <w:t>✗</w:t>
+      </w:r>
+      <w:r>
+        <w:rPr>
+          <w:rFonts w:ascii="Courier New" w:eastAsia="Times New Roman" w:hAnsi="Courier New" w:cs="Courier New"/>
+          <w:sz w:val="20"/>
+          <w:szCs w:val="20"/>
+          <w:lang w:eastAsia="es-AR"/>
+        </w:rPr>
+        <w:t xml:space="preserve"> Audio EN</w:t>
+      </w:r>
+    </w:p>
+    <w:p>
+      <w:pPr>
+        <w:tabs>
+          <w:tab w:val="left" w:pos="916"/>
+          <w:tab w:val="left" w:pos="1832"/>
+          <w:tab w:val="left" w:pos="2748"/>
+          <w:tab w:val="left" w:pos="3664"/>
+          <w:tab w:val="left" w:pos="4580"/>
+          <w:tab w:val="left" w:pos="5496"/>
+          <w:tab w:val="left" w:pos="6412"/>
+          <w:tab w:val="left" w:pos="7328"/>
+          <w:tab w:val="left" w:pos="8244"/>
+          <w:tab w:val="left" w:pos="9160"/>
+          <w:tab w:val="left" w:pos="10076"/>
+          <w:tab w:val="left" w:pos="10992"/>
+          <w:tab w:val="left" w:pos="11908"/>
+          <w:tab w:val="left" w:pos="12824"/>
+          <w:tab w:val="left" w:pos="13740"/>
+          <w:tab w:val="left" w:pos="14656"/>
+        </w:tabs>
+        <w:spacing w:after="0" w:line="240" w:lineRule="auto"/>
+        <w:rPr>
+          <w:rFonts w:ascii="Courier New" w:eastAsia="Times New Roman" w:hAnsi="Courier New" w:cs="Courier New"/>
+          <w:sz w:val="20"/>
+          <w:szCs w:val="20"/>
+          <w:lang w:eastAsia="es-AR"/>
+        </w:rPr>
+      </w:pPr>
+    </w:p>
+    <w:p>
+      <w:pPr>
+        <w:tabs>
+          <w:tab w:val="left" w:pos="916"/>
+          <w:tab w:val="left" w:pos="1832"/>
+          <w:tab w:val="left" w:pos="2748"/>
+          <w:tab w:val="left" w:pos="3664"/>
+          <w:tab w:val="left" w:pos="4580"/>
+          <w:tab w:val="left" w:pos="5496"/>
+          <w:tab w:val="left" w:pos="6412"/>
+          <w:tab w:val="left" w:pos="7328"/>
+          <w:tab w:val="left" w:pos="8244"/>
+          <w:tab w:val="left" w:pos="9160"/>
+          <w:tab w:val="left" w:pos="10076"/>
+          <w:tab w:val="left" w:pos="10992"/>
+          <w:tab w:val="left" w:pos="11908"/>
+          <w:tab w:val="left" w:pos="12824"/>
+          <w:tab w:val="left" w:pos="13740"/>
+          <w:tab w:val="left" w:pos="14656"/>
+        </w:tabs>
+        <w:spacing w:after="0" w:line="240" w:lineRule="auto"/>
+        <w:rPr>
+          <w:rFonts w:ascii="Courier New" w:eastAsia="Times New Roman" w:hAnsi="Courier New" w:cs="Courier New"/>
+          <w:sz w:val="20"/>
+          <w:szCs w:val="20"/>
+          <w:lang w:eastAsia="es-AR"/>
+        </w:rPr>
+      </w:pPr>
+      <w:r>
+        <w:rPr>
+          <w:rFonts w:ascii="Segoe UI Symbol" w:eastAsia="Times New Roman" w:hAnsi="Segoe UI Symbol" w:cs="Segoe UI Symbol"/>
+          <w:sz w:val="20"/>
+          <w:szCs w:val="20"/>
+          <w:lang w:eastAsia="es-AR"/>
+        </w:rPr>
+        <w:t>✗</w:t>
+      </w:r>
+      <w:r>
+        <w:rPr>
+          <w:rFonts w:ascii="Courier New" w:eastAsia="Times New Roman" w:hAnsi="Courier New" w:cs="Courier New"/>
+          <w:sz w:val="20"/>
+          <w:szCs w:val="20"/>
+          <w:lang w:eastAsia="es-AR"/>
+        </w:rPr>
+        <w:t xml:space="preserve"> Audio PT</w:t>
+      </w:r>
+    </w:p>
+    <w:p>
+      <w:pPr>
+        <w:spacing w:before="100" w:beforeAutospacing="1" w:after="100" w:afterAutospacing="1" w:line="240" w:lineRule="auto"/>
+        <w:rPr>
+          <w:rFonts w:ascii="Times New Roman" w:eastAsia="Times New Roman" w:hAnsi="Times New Roman" w:cs="Times New Roman"/>
+          <w:sz w:val="24"/>
+          <w:szCs w:val="24"/>
+          <w:lang w:eastAsia="es-AR"/>
+        </w:rPr>
+      </w:pPr>
+      <w:r>
+        <w:rPr>
+          <w:rFonts w:ascii="Times New Roman" w:eastAsia="Times New Roman" w:hAnsi="Times New Roman" w:cs="Times New Roman"/>
+          <w:sz w:val="24"/>
+          <w:szCs w:val="24"/>
+          <w:lang w:eastAsia="es-AR"/>
+        </w:rPr>
+        <w:t>Muchísimo más claro.</w:t>
+      </w:r>
+    </w:p>
+    <w:p>
+      <w:pPr>
+        <w:spacing w:after="0" w:line="240" w:lineRule="auto"/>
+        <w:rPr>
+          <w:rFonts w:ascii="Times New Roman" w:eastAsia="Times New Roman" w:hAnsi="Times New Roman" w:cs="Times New Roman"/>
+          <w:sz w:val="24"/>
+          <w:szCs w:val="24"/>
+          <w:lang w:eastAsia="es-AR"/>
+        </w:rPr>
+      </w:pPr>
+      <w:r>
+        <w:rPr>
+          <w:rFonts w:ascii="Times New Roman" w:eastAsia="Times New Roman" w:hAnsi="Times New Roman" w:cs="Times New Roman"/>
+          <w:sz w:val="24"/>
+          <w:szCs w:val="24"/>
+          <w:lang w:eastAsia="es-AR"/>
+        </w:rPr>
+        <w:pict w14:anchorId="770F2EEF">
+          <v:rect id="_x0000_i1043" style="width:0;height:1.5pt" o:hralign="center" o:hrstd="t" o:hr="t" fillcolor="#a0a0a0" stroked="f"/>
+        </w:pict>
+      </w:r>
+    </w:p>
+    <w:p>
+      <w:pPr>
+        <w:spacing w:before="100" w:beforeAutospacing="1" w:after="100" w:afterAutospacing="1" w:line="240" w:lineRule="auto"/>
+        <w:outlineLvl w:val="0"/>
+        <w:rPr>
+          <w:rFonts w:ascii="Times New Roman" w:eastAsia="Times New Roman" w:hAnsi="Times New Roman" w:cs="Times New Roman"/>
+          <w:b/>
+          <w:bCs/>
+          <w:kern w:val="36"/>
+          <w:sz w:val="48"/>
+          <w:szCs w:val="48"/>
+          <w:lang w:eastAsia="es-AR"/>
+        </w:rPr>
+      </w:pPr>
+      <w:r>
+        <w:rPr>
+          <w:rFonts w:ascii="Times New Roman" w:eastAsia="Times New Roman" w:hAnsi="Times New Roman" w:cs="Times New Roman"/>
+          <w:b/>
+          <w:bCs/>
+          <w:kern w:val="36"/>
+          <w:sz w:val="48"/>
+          <w:szCs w:val="48"/>
+          <w:lang w:eastAsia="es-AR"/>
+        </w:rPr>
+        <w:t>8) Creo que ya apareció el verdadero flujo de trabajo</w:t>
+      </w:r>
+    </w:p>
+    <w:p>
+      <w:pPr>
+        <w:spacing w:before="100" w:beforeAutospacing="1" w:after="100" w:afterAutospacing="1" w:line="240" w:lineRule="auto"/>
+        <w:rPr>
+          <w:rFonts w:ascii="Times New Roman" w:eastAsia="Times New Roman" w:hAnsi="Times New Roman" w:cs="Times New Roman"/>
+          <w:sz w:val="24"/>
+          <w:szCs w:val="24"/>
+          <w:lang w:eastAsia="es-AR"/>
+        </w:rPr>
+      </w:pPr>
+      <w:r>
+        <w:rPr>
+          <w:rFonts w:ascii="Times New Roman" w:eastAsia="Times New Roman" w:hAnsi="Times New Roman" w:cs="Times New Roman"/>
+          <w:sz w:val="24"/>
+          <w:szCs w:val="24"/>
+          <w:lang w:eastAsia="es-AR"/>
+        </w:rPr>
+        <w:t>Después de esta prueba, para mí el proceso definitivo queda así:</w:t>
+      </w:r>
+    </w:p>
+    <w:p>
+      <w:pPr>
+        <w:tabs>
+          <w:tab w:val="left" w:pos="916"/>
+          <w:tab w:val="left" w:pos="1832"/>
+          <w:tab w:val="left" w:pos="2748"/>
+          <w:tab w:val="left" w:pos="3664"/>
+          <w:tab w:val="left" w:pos="4580"/>
+          <w:tab w:val="left" w:pos="5496"/>
+          <w:tab w:val="left" w:pos="6412"/>
+          <w:tab w:val="left" w:pos="7328"/>
+          <w:tab w:val="left" w:pos="8244"/>
+          <w:tab w:val="left" w:pos="9160"/>
+          <w:tab w:val="left" w:pos="10076"/>
+          <w:tab w:val="left" w:pos="10992"/>
+          <w:tab w:val="left" w:pos="11908"/>
+          <w:tab w:val="left" w:pos="12824"/>
+          <w:tab w:val="left" w:pos="13740"/>
+          <w:tab w:val="left" w:pos="14656"/>
+        </w:tabs>
+        <w:spacing w:after="0" w:line="240" w:lineRule="auto"/>
+        <w:rPr>
+          <w:rFonts w:ascii="Courier New" w:eastAsia="Times New Roman" w:hAnsi="Courier New" w:cs="Courier New"/>
+          <w:sz w:val="20"/>
+          <w:szCs w:val="20"/>
+          <w:lang w:eastAsia="es-AR"/>
+        </w:rPr>
+      </w:pPr>
+      <w:r>
+        <w:rPr>
+          <w:rFonts w:ascii="Courier New" w:eastAsia="Times New Roman" w:hAnsi="Courier New" w:cs="Courier New"/>
+          <w:sz w:val="20"/>
+          <w:szCs w:val="20"/>
+          <w:lang w:eastAsia="es-AR"/>
+        </w:rPr>
+        <w:t>Nuevo POI</w:t>
+      </w:r>
+    </w:p>
+    <w:p>
+      <w:pPr>
+        <w:tabs>
+          <w:tab w:val="left" w:pos="916"/>
+          <w:tab w:val="left" w:pos="1832"/>
+          <w:tab w:val="left" w:pos="2748"/>
+          <w:tab w:val="left" w:pos="3664"/>
+          <w:tab w:val="left" w:pos="4580"/>
+          <w:tab w:val="left" w:pos="5496"/>
+          <w:tab w:val="left" w:pos="6412"/>
+          <w:tab w:val="left" w:pos="7328"/>
+          <w:tab w:val="left" w:pos="8244"/>
+          <w:tab w:val="left" w:pos="9160"/>
+          <w:tab w:val="left" w:pos="10076"/>
+          <w:tab w:val="left" w:pos="10992"/>
+          <w:tab w:val="left" w:pos="11908"/>
+          <w:tab w:val="left" w:pos="12824"/>
+          <w:tab w:val="left" w:pos="13740"/>
+          <w:tab w:val="left" w:pos="14656"/>
+        </w:tabs>
+        <w:spacing w:after="0" w:line="240" w:lineRule="auto"/>
+        <w:rPr>
+          <w:rFonts w:ascii="Courier New" w:eastAsia="Times New Roman" w:hAnsi="Courier New" w:cs="Courier New"/>
+          <w:sz w:val="20"/>
+          <w:szCs w:val="20"/>
+          <w:lang w:eastAsia="es-AR"/>
+        </w:rPr>
+      </w:pPr>
+    </w:p>
+    <w:p>
+      <w:pPr>
+        <w:tabs>
+          <w:tab w:val="left" w:pos="916"/>
+          <w:tab w:val="left" w:pos="1832"/>
+          <w:tab w:val="left" w:pos="2748"/>
+          <w:tab w:val="left" w:pos="3664"/>
+          <w:tab w:val="left" w:pos="4580"/>
+          <w:tab w:val="left" w:pos="5496"/>
+          <w:tab w:val="left" w:pos="6412"/>
+          <w:tab w:val="left" w:pos="7328"/>
+          <w:tab w:val="left" w:pos="8244"/>
+          <w:tab w:val="left" w:pos="9160"/>
+          <w:tab w:val="left" w:pos="10076"/>
+          <w:tab w:val="left" w:pos="10992"/>
+          <w:tab w:val="left" w:pos="11908"/>
+          <w:tab w:val="left" w:pos="12824"/>
+          <w:tab w:val="left" w:pos="13740"/>
+          <w:tab w:val="left" w:pos="14656"/>
+        </w:tabs>
+        <w:spacing w:after="0" w:line="240" w:lineRule="auto"/>
+        <w:rPr>
+          <w:rFonts w:ascii="Courier New" w:eastAsia="Times New Roman" w:hAnsi="Courier New" w:cs="Courier New"/>
+          <w:sz w:val="20"/>
+          <w:szCs w:val="20"/>
+          <w:lang w:eastAsia="es-AR"/>
+        </w:rPr>
+      </w:pPr>
+      <w:r>
+        <w:rPr>
+          <w:rFonts w:ascii="Courier New" w:eastAsia="Times New Roman" w:hAnsi="Courier New" w:cs="Courier New"/>
+          <w:sz w:val="20"/>
+          <w:szCs w:val="20"/>
+          <w:lang w:eastAsia="es-AR"/>
+        </w:rPr>
+        <w:t>↓</w:t>
+      </w:r>
+    </w:p>
+    <w:p>
+      <w:pPr>
+        <w:tabs>
+          <w:tab w:val="left" w:pos="916"/>
+          <w:tab w:val="left" w:pos="1832"/>
+          <w:tab w:val="left" w:pos="2748"/>
+          <w:tab w:val="left" w:pos="3664"/>
+          <w:tab w:val="left" w:pos="4580"/>
+          <w:tab w:val="left" w:pos="5496"/>
+          <w:tab w:val="left" w:pos="6412"/>
+          <w:tab w:val="left" w:pos="7328"/>
+          <w:tab w:val="left" w:pos="8244"/>
+          <w:tab w:val="left" w:pos="9160"/>
+          <w:tab w:val="left" w:pos="10076"/>
+          <w:tab w:val="left" w:pos="10992"/>
+          <w:tab w:val="left" w:pos="11908"/>
+          <w:tab w:val="left" w:pos="12824"/>
+          <w:tab w:val="left" w:pos="13740"/>
+          <w:tab w:val="left" w:pos="14656"/>
+        </w:tabs>
+        <w:spacing w:after="0" w:line="240" w:lineRule="auto"/>
+        <w:rPr>
+          <w:rFonts w:ascii="Courier New" w:eastAsia="Times New Roman" w:hAnsi="Courier New" w:cs="Courier New"/>
+          <w:sz w:val="20"/>
+          <w:szCs w:val="20"/>
+          <w:lang w:eastAsia="es-AR"/>
+        </w:rPr>
+      </w:pPr>
+    </w:p>
+    <w:p>
+      <w:pPr>
+        <w:tabs>
+          <w:tab w:val="left" w:pos="916"/>
+          <w:tab w:val="left" w:pos="1832"/>
+          <w:tab w:val="left" w:pos="2748"/>
+          <w:tab w:val="left" w:pos="3664"/>
+          <w:tab w:val="left" w:pos="4580"/>
+          <w:tab w:val="left" w:pos="5496"/>
+          <w:tab w:val="left" w:pos="6412"/>
+          <w:tab w:val="left" w:pos="7328"/>
+          <w:tab w:val="left" w:pos="8244"/>
+          <w:tab w:val="left" w:pos="9160"/>
+          <w:tab w:val="left" w:pos="10076"/>
+          <w:tab w:val="left" w:pos="10992"/>
+          <w:tab w:val="left" w:pos="11908"/>
+          <w:tab w:val="left" w:pos="12824"/>
+          <w:tab w:val="left" w:pos="13740"/>
+          <w:tab w:val="left" w:pos="14656"/>
+        </w:tabs>
+        <w:spacing w:after="0" w:line="240" w:lineRule="auto"/>
+        <w:rPr>
+          <w:rFonts w:ascii="Courier New" w:eastAsia="Times New Roman" w:hAnsi="Courier New" w:cs="Courier New"/>
+          <w:sz w:val="20"/>
+          <w:szCs w:val="20"/>
+          <w:lang w:eastAsia="es-AR"/>
+        </w:rPr>
+      </w:pPr>
+      <w:r>
+        <w:rPr>
+          <w:rFonts w:ascii="Courier New" w:eastAsia="Times New Roman" w:hAnsi="Courier New" w:cs="Courier New"/>
+          <w:sz w:val="20"/>
+          <w:szCs w:val="20"/>
+          <w:lang w:eastAsia="es-AR"/>
+        </w:rPr>
+        <w:t>Editar MASTER</w:t>
+      </w:r>
+    </w:p>
+    <w:p>
+      <w:pPr>
+        <w:tabs>
+          <w:tab w:val="left" w:pos="916"/>
+          <w:tab w:val="left" w:pos="1832"/>
+          <w:tab w:val="left" w:pos="2748"/>
+          <w:tab w:val="left" w:pos="3664"/>
+          <w:tab w:val="left" w:pos="4580"/>
+          <w:tab w:val="left" w:pos="5496"/>
+          <w:tab w:val="left" w:pos="6412"/>
+          <w:tab w:val="left" w:pos="7328"/>
+          <w:tab w:val="left" w:pos="8244"/>
+          <w:tab w:val="left" w:pos="9160"/>
+          <w:tab w:val="left" w:pos="10076"/>
+          <w:tab w:val="left" w:pos="10992"/>
+          <w:tab w:val="left" w:pos="11908"/>
+          <w:tab w:val="left" w:pos="12824"/>
+          <w:tab w:val="left" w:pos="13740"/>
+          <w:tab w:val="left" w:pos="14656"/>
+        </w:tabs>
+        <w:spacing w:after="0" w:line="240" w:lineRule="auto"/>
+        <w:rPr>
+          <w:rFonts w:ascii="Courier New" w:eastAsia="Times New Roman" w:hAnsi="Courier New" w:cs="Courier New"/>
+          <w:sz w:val="20"/>
+          <w:szCs w:val="20"/>
+          <w:lang w:eastAsia="es-AR"/>
+        </w:rPr>
+      </w:pPr>
+      <w:r>
+        <w:rPr>
+          <w:rFonts w:ascii="Courier New" w:eastAsia="Times New Roman" w:hAnsi="Courier New" w:cs="Courier New"/>
+          <w:sz w:val="20"/>
+          <w:szCs w:val="20"/>
+          <w:lang w:eastAsia="es-AR"/>
+        </w:rPr>
+        <w:t>(escribir una sola vez)</w:t>
+      </w:r>
+    </w:p>
+    <w:p>
+      <w:pPr>
+        <w:tabs>
+          <w:tab w:val="left" w:pos="916"/>
+          <w:tab w:val="left" w:pos="1832"/>
+          <w:tab w:val="left" w:pos="2748"/>
+          <w:tab w:val="left" w:pos="3664"/>
+          <w:tab w:val="left" w:pos="4580"/>
+          <w:tab w:val="left" w:pos="5496"/>
+          <w:tab w:val="left" w:pos="6412"/>
+          <w:tab w:val="left" w:pos="7328"/>
+          <w:tab w:val="left" w:pos="8244"/>
+          <w:tab w:val="left" w:pos="9160"/>
+          <w:tab w:val="left" w:pos="10076"/>
+          <w:tab w:val="left" w:pos="10992"/>
+          <w:tab w:val="left" w:pos="11908"/>
+          <w:tab w:val="left" w:pos="12824"/>
+          <w:tab w:val="left" w:pos="13740"/>
+          <w:tab w:val="left" w:pos="14656"/>
+        </w:tabs>
+        <w:spacing w:after="0" w:line="240" w:lineRule="auto"/>
+        <w:rPr>
+          <w:rFonts w:ascii="Courier New" w:eastAsia="Times New Roman" w:hAnsi="Courier New" w:cs="Courier New"/>
+          <w:sz w:val="20"/>
+          <w:szCs w:val="20"/>
+          <w:lang w:eastAsia="es-AR"/>
+        </w:rPr>
+      </w:pPr>
+    </w:p>
+    <w:p>
+      <w:pPr>
+        <w:tabs>
+          <w:tab w:val="left" w:pos="916"/>
+          <w:tab w:val="left" w:pos="1832"/>
+          <w:tab w:val="left" w:pos="2748"/>
+          <w:tab w:val="left" w:pos="3664"/>
+          <w:tab w:val="left" w:pos="4580"/>
+          <w:tab w:val="left" w:pos="5496"/>
+          <w:tab w:val="left" w:pos="6412"/>
+          <w:tab w:val="left" w:pos="7328"/>
+          <w:tab w:val="left" w:pos="8244"/>
+          <w:tab w:val="left" w:pos="9160"/>
+          <w:tab w:val="left" w:pos="10076"/>
+          <w:tab w:val="left" w:pos="10992"/>
+          <w:tab w:val="left" w:pos="11908"/>
+          <w:tab w:val="left" w:pos="12824"/>
+          <w:tab w:val="left" w:pos="13740"/>
+          <w:tab w:val="left" w:pos="14656"/>
+        </w:tabs>
+        <w:spacing w:after="0" w:line="240" w:lineRule="auto"/>
+        <w:rPr>
+          <w:rFonts w:ascii="Courier New" w:eastAsia="Times New Roman" w:hAnsi="Courier New" w:cs="Courier New"/>
+          <w:sz w:val="20"/>
+          <w:szCs w:val="20"/>
+          <w:lang w:eastAsia="es-AR"/>
+        </w:rPr>
+      </w:pPr>
+      <w:r>
+        <w:rPr>
+          <w:rFonts w:ascii="Courier New" w:eastAsia="Times New Roman" w:hAnsi="Courier New" w:cs="Courier New"/>
+          <w:sz w:val="20"/>
+          <w:szCs w:val="20"/>
+          <w:lang w:eastAsia="es-AR"/>
+        </w:rPr>
+        <w:t>↓</w:t>
+      </w:r>
+    </w:p>
+    <w:p>
+      <w:pPr>
+        <w:tabs>
+          <w:tab w:val="left" w:pos="916"/>
+          <w:tab w:val="left" w:pos="1832"/>
+          <w:tab w:val="left" w:pos="2748"/>
+          <w:tab w:val="left" w:pos="3664"/>
+          <w:tab w:val="left" w:pos="4580"/>
+          <w:tab w:val="left" w:pos="5496"/>
+          <w:tab w:val="left" w:pos="6412"/>
+          <w:tab w:val="left" w:pos="7328"/>
+          <w:tab w:val="left" w:pos="8244"/>
+          <w:tab w:val="left" w:pos="9160"/>
+          <w:tab w:val="left" w:pos="10076"/>
+          <w:tab w:val="left" w:pos="10992"/>
+          <w:tab w:val="left" w:pos="11908"/>
+          <w:tab w:val="left" w:pos="12824"/>
+          <w:tab w:val="left" w:pos="13740"/>
+          <w:tab w:val="left" w:pos="14656"/>
+        </w:tabs>
+        <w:spacing w:after="0" w:line="240" w:lineRule="auto"/>
+        <w:rPr>
+          <w:rFonts w:ascii="Courier New" w:eastAsia="Times New Roman" w:hAnsi="Courier New" w:cs="Courier New"/>
+          <w:sz w:val="20"/>
+          <w:szCs w:val="20"/>
+          <w:lang w:eastAsia="es-AR"/>
+        </w:rPr>
+      </w:pPr>
+    </w:p>
+    <w:p>
+      <w:pPr>
+        <w:tabs>
+          <w:tab w:val="left" w:pos="916"/>
+          <w:tab w:val="left" w:pos="1832"/>
+          <w:tab w:val="left" w:pos="2748"/>
+          <w:tab w:val="left" w:pos="3664"/>
+          <w:tab w:val="left" w:pos="4580"/>
+          <w:tab w:val="left" w:pos="5496"/>
+          <w:tab w:val="left" w:pos="6412"/>
+          <w:tab w:val="left" w:pos="7328"/>
+          <w:tab w:val="left" w:pos="8244"/>
+          <w:tab w:val="left" w:pos="9160"/>
+          <w:tab w:val="left" w:pos="10076"/>
+          <w:tab w:val="left" w:pos="10992"/>
+          <w:tab w:val="left" w:pos="11908"/>
+          <w:tab w:val="left" w:pos="12824"/>
+          <w:tab w:val="left" w:pos="13740"/>
+          <w:tab w:val="left" w:pos="14656"/>
+        </w:tabs>
+        <w:spacing w:after="0" w:line="240" w:lineRule="auto"/>
+        <w:rPr>
+          <w:rFonts w:ascii="Courier New" w:eastAsia="Times New Roman" w:hAnsi="Courier New" w:cs="Courier New"/>
+          <w:sz w:val="20"/>
+          <w:szCs w:val="20"/>
+          <w:lang w:eastAsia="es-AR"/>
+        </w:rPr>
+      </w:pPr>
+      <w:r>
+        <w:rPr>
+          <w:rFonts w:ascii="Courier New" w:eastAsia="Times New Roman" w:hAnsi="Courier New" w:cs="Courier New"/>
+          <w:sz w:val="20"/>
+          <w:szCs w:val="20"/>
+          <w:lang w:eastAsia="es-AR"/>
+        </w:rPr>
+        <w:t>Texto ES</w:t>
+      </w:r>
+    </w:p>
+    <w:p>
+      <w:pPr>
+        <w:tabs>
+          <w:tab w:val="left" w:pos="916"/>
+          <w:tab w:val="left" w:pos="1832"/>
+          <w:tab w:val="left" w:pos="2748"/>
+          <w:tab w:val="left" w:pos="3664"/>
+          <w:tab w:val="left" w:pos="4580"/>
+          <w:tab w:val="left" w:pos="5496"/>
+          <w:tab w:val="left" w:pos="6412"/>
+          <w:tab w:val="left" w:pos="7328"/>
+          <w:tab w:val="left" w:pos="8244"/>
+          <w:tab w:val="left" w:pos="9160"/>
+          <w:tab w:val="left" w:pos="10076"/>
+          <w:tab w:val="left" w:pos="10992"/>
+          <w:tab w:val="left" w:pos="11908"/>
+          <w:tab w:val="left" w:pos="12824"/>
+          <w:tab w:val="left" w:pos="13740"/>
+          <w:tab w:val="left" w:pos="14656"/>
+        </w:tabs>
+        <w:spacing w:after="0" w:line="240" w:lineRule="auto"/>
+        <w:rPr>
+          <w:rFonts w:ascii="Courier New" w:eastAsia="Times New Roman" w:hAnsi="Courier New" w:cs="Courier New"/>
+          <w:sz w:val="20"/>
+          <w:szCs w:val="20"/>
+          <w:lang w:eastAsia="es-AR"/>
+        </w:rPr>
+      </w:pPr>
+      <w:r>
+        <w:rPr>
+          <w:rFonts w:ascii="Courier New" w:eastAsia="Times New Roman" w:hAnsi="Courier New" w:cs="Courier New"/>
+          <w:sz w:val="20"/>
+          <w:szCs w:val="20"/>
+          <w:lang w:eastAsia="es-AR"/>
+        </w:rPr>
+        <w:t>(se genera desde MASTER)</w:t>
+      </w:r>
+    </w:p>
+    <w:p>
+      <w:pPr>
+        <w:tabs>
+          <w:tab w:val="left" w:pos="916"/>
+          <w:tab w:val="left" w:pos="1832"/>
+          <w:tab w:val="left" w:pos="2748"/>
+          <w:tab w:val="left" w:pos="3664"/>
+          <w:tab w:val="left" w:pos="4580"/>
+          <w:tab w:val="left" w:pos="5496"/>
+          <w:tab w:val="left" w:pos="6412"/>
+          <w:tab w:val="left" w:pos="7328"/>
+          <w:tab w:val="left" w:pos="8244"/>
+          <w:tab w:val="left" w:pos="9160"/>
+          <w:tab w:val="left" w:pos="10076"/>
+          <w:tab w:val="left" w:pos="10992"/>
+          <w:tab w:val="left" w:pos="11908"/>
+          <w:tab w:val="left" w:pos="12824"/>
+          <w:tab w:val="left" w:pos="13740"/>
+          <w:tab w:val="left" w:pos="14656"/>
+        </w:tabs>
+        <w:spacing w:after="0" w:line="240" w:lineRule="auto"/>
+        <w:rPr>
+          <w:rFonts w:ascii="Courier New" w:eastAsia="Times New Roman" w:hAnsi="Courier New" w:cs="Courier New"/>
+          <w:sz w:val="20"/>
+          <w:szCs w:val="20"/>
+          <w:lang w:eastAsia="es-AR"/>
+        </w:rPr>
+      </w:pPr>
+    </w:p>
+    <w:p>
+      <w:pPr>
+        <w:tabs>
+          <w:tab w:val="left" w:pos="916"/>
+          <w:tab w:val="left" w:pos="1832"/>
+          <w:tab w:val="left" w:pos="2748"/>
+          <w:tab w:val="left" w:pos="3664"/>
+          <w:tab w:val="left" w:pos="4580"/>
+          <w:tab w:val="left" w:pos="5496"/>
+          <w:tab w:val="left" w:pos="6412"/>
+          <w:tab w:val="left" w:pos="7328"/>
+          <w:tab w:val="left" w:pos="8244"/>
+          <w:tab w:val="left" w:pos="9160"/>
+          <w:tab w:val="left" w:pos="10076"/>
+          <w:tab w:val="left" w:pos="10992"/>
+          <w:tab w:val="left" w:pos="11908"/>
+          <w:tab w:val="left" w:pos="12824"/>
+          <w:tab w:val="left" w:pos="13740"/>
+          <w:tab w:val="left" w:pos="14656"/>
+        </w:tabs>
+        <w:spacing w:after="0" w:line="240" w:lineRule="auto"/>
+        <w:rPr>
+          <w:rFonts w:ascii="Courier New" w:eastAsia="Times New Roman" w:hAnsi="Courier New" w:cs="Courier New"/>
+          <w:sz w:val="20"/>
+          <w:szCs w:val="20"/>
+          <w:lang w:eastAsia="es-AR"/>
+        </w:rPr>
+      </w:pPr>
+      <w:r>
+        <w:rPr>
+          <w:rFonts w:ascii="Courier New" w:eastAsia="Times New Roman" w:hAnsi="Courier New" w:cs="Courier New"/>
+          <w:sz w:val="20"/>
+          <w:szCs w:val="20"/>
+          <w:lang w:eastAsia="es-AR"/>
+        </w:rPr>
+        <w:t>↓</w:t>
+      </w:r>
+    </w:p>
+    <w:p>
+      <w:pPr>
+        <w:tabs>
+          <w:tab w:val="left" w:pos="916"/>
+          <w:tab w:val="left" w:pos="1832"/>
+          <w:tab w:val="left" w:pos="2748"/>
+          <w:tab w:val="left" w:pos="3664"/>
+          <w:tab w:val="left" w:pos="4580"/>
+          <w:tab w:val="left" w:pos="5496"/>
+          <w:tab w:val="left" w:pos="6412"/>
+          <w:tab w:val="left" w:pos="7328"/>
+          <w:tab w:val="left" w:pos="8244"/>
+          <w:tab w:val="left" w:pos="9160"/>
+          <w:tab w:val="left" w:pos="10076"/>
+          <w:tab w:val="left" w:pos="10992"/>
+          <w:tab w:val="left" w:pos="11908"/>
+          <w:tab w:val="left" w:pos="12824"/>
+          <w:tab w:val="left" w:pos="13740"/>
+          <w:tab w:val="left" w:pos="14656"/>
+        </w:tabs>
+        <w:spacing w:after="0" w:line="240" w:lineRule="auto"/>
+        <w:rPr>
+          <w:rFonts w:ascii="Courier New" w:eastAsia="Times New Roman" w:hAnsi="Courier New" w:cs="Courier New"/>
+          <w:sz w:val="20"/>
+          <w:szCs w:val="20"/>
+          <w:lang w:eastAsia="es-AR"/>
+        </w:rPr>
+      </w:pPr>
+    </w:p>
+    <w:p>
+      <w:pPr>
+        <w:tabs>
+          <w:tab w:val="left" w:pos="916"/>
+          <w:tab w:val="left" w:pos="1832"/>
+          <w:tab w:val="left" w:pos="2748"/>
+          <w:tab w:val="left" w:pos="3664"/>
+          <w:tab w:val="left" w:pos="4580"/>
+          <w:tab w:val="left" w:pos="5496"/>
+          <w:tab w:val="left" w:pos="6412"/>
+          <w:tab w:val="left" w:pos="7328"/>
+          <w:tab w:val="left" w:pos="8244"/>
+          <w:tab w:val="left" w:pos="9160"/>
+          <w:tab w:val="left" w:pos="10076"/>
+          <w:tab w:val="left" w:pos="10992"/>
+          <w:tab w:val="left" w:pos="11908"/>
+          <w:tab w:val="left" w:pos="12824"/>
+          <w:tab w:val="left" w:pos="13740"/>
+          <w:tab w:val="left" w:pos="14656"/>
+        </w:tabs>
+        <w:spacing w:after="0" w:line="240" w:lineRule="auto"/>
+        <w:rPr>
+          <w:rFonts w:ascii="Courier New" w:eastAsia="Times New Roman" w:hAnsi="Courier New" w:cs="Courier New"/>
+          <w:sz w:val="20"/>
+          <w:szCs w:val="20"/>
+          <w:lang w:eastAsia="es-AR"/>
+        </w:rPr>
+      </w:pPr>
+      <w:r>
+        <w:rPr>
+          <w:rFonts w:ascii="Courier New" w:eastAsia="Times New Roman" w:hAnsi="Courier New" w:cs="Courier New"/>
+          <w:sz w:val="20"/>
+          <w:szCs w:val="20"/>
+          <w:lang w:eastAsia="es-AR"/>
+        </w:rPr>
+        <w:t>Texto EN</w:t>
+      </w:r>
+    </w:p>
+    <w:p>
+      <w:pPr>
+        <w:tabs>
+          <w:tab w:val="left" w:pos="916"/>
+          <w:tab w:val="left" w:pos="1832"/>
+          <w:tab w:val="left" w:pos="2748"/>
+          <w:tab w:val="left" w:pos="3664"/>
+          <w:tab w:val="left" w:pos="4580"/>
+          <w:tab w:val="left" w:pos="5496"/>
+          <w:tab w:val="left" w:pos="6412"/>
+          <w:tab w:val="left" w:pos="7328"/>
+          <w:tab w:val="left" w:pos="8244"/>
+          <w:tab w:val="left" w:pos="9160"/>
+          <w:tab w:val="left" w:pos="10076"/>
+          <w:tab w:val="left" w:pos="10992"/>
+          <w:tab w:val="left" w:pos="11908"/>
+          <w:tab w:val="left" w:pos="12824"/>
+          <w:tab w:val="left" w:pos="13740"/>
+          <w:tab w:val="left" w:pos="14656"/>
+        </w:tabs>
+        <w:spacing w:after="0" w:line="240" w:lineRule="auto"/>
+        <w:rPr>
+          <w:rFonts w:ascii="Courier New" w:eastAsia="Times New Roman" w:hAnsi="Courier New" w:cs="Courier New"/>
+          <w:sz w:val="20"/>
+          <w:szCs w:val="20"/>
+          <w:lang w:eastAsia="es-AR"/>
+        </w:rPr>
+      </w:pPr>
+      <w:r>
+        <w:rPr>
+          <w:rFonts w:ascii="Courier New" w:eastAsia="Times New Roman" w:hAnsi="Courier New" w:cs="Courier New"/>
+          <w:sz w:val="20"/>
+          <w:szCs w:val="20"/>
+          <w:lang w:eastAsia="es-AR"/>
+        </w:rPr>
+        <w:t>(se traduce automáticamente)</w:t>
+      </w:r>
+    </w:p>
+    <w:p>
+      <w:pPr>
+        <w:tabs>
+          <w:tab w:val="left" w:pos="916"/>
+          <w:tab w:val="left" w:pos="1832"/>
+          <w:tab w:val="left" w:pos="2748"/>
+          <w:tab w:val="left" w:pos="3664"/>
+          <w:tab w:val="left" w:pos="4580"/>
+          <w:tab w:val="left" w:pos="5496"/>
+          <w:tab w:val="left" w:pos="6412"/>
+          <w:tab w:val="left" w:pos="7328"/>
+          <w:tab w:val="left" w:pos="8244"/>
+          <w:tab w:val="left" w:pos="9160"/>
+          <w:tab w:val="left" w:pos="10076"/>
+          <w:tab w:val="left" w:pos="10992"/>
+          <w:tab w:val="left" w:pos="11908"/>
+          <w:tab w:val="left" w:pos="12824"/>
+          <w:tab w:val="left" w:pos="13740"/>
+          <w:tab w:val="left" w:pos="14656"/>
+        </w:tabs>
+        <w:spacing w:after="0" w:line="240" w:lineRule="auto"/>
+        <w:rPr>
+          <w:rFonts w:ascii="Courier New" w:eastAsia="Times New Roman" w:hAnsi="Courier New" w:cs="Courier New"/>
+          <w:sz w:val="20"/>
+          <w:szCs w:val="20"/>
+          <w:lang w:eastAsia="es-AR"/>
+        </w:rPr>
+      </w:pPr>
+    </w:p>
+    <w:p>
+      <w:pPr>
+        <w:tabs>
+          <w:tab w:val="left" w:pos="916"/>
+          <w:tab w:val="left" w:pos="1832"/>
+          <w:tab w:val="left" w:pos="2748"/>
+          <w:tab w:val="left" w:pos="3664"/>
+          <w:tab w:val="left" w:pos="4580"/>
+          <w:tab w:val="left" w:pos="5496"/>
+          <w:tab w:val="left" w:pos="6412"/>
+          <w:tab w:val="left" w:pos="7328"/>
+          <w:tab w:val="left" w:pos="8244"/>
+          <w:tab w:val="left" w:pos="9160"/>
+          <w:tab w:val="left" w:pos="10076"/>
+          <w:tab w:val="left" w:pos="10992"/>
+          <w:tab w:val="left" w:pos="11908"/>
+          <w:tab w:val="left" w:pos="12824"/>
+          <w:tab w:val="left" w:pos="13740"/>
+          <w:tab w:val="left" w:pos="14656"/>
+        </w:tabs>
+        <w:spacing w:after="0" w:line="240" w:lineRule="auto"/>
+        <w:rPr>
+          <w:rFonts w:ascii="Courier New" w:eastAsia="Times New Roman" w:hAnsi="Courier New" w:cs="Courier New"/>
+          <w:sz w:val="20"/>
+          <w:szCs w:val="20"/>
+          <w:lang w:eastAsia="es-AR"/>
+        </w:rPr>
+      </w:pPr>
+      <w:r>
+        <w:rPr>
+          <w:rFonts w:ascii="Courier New" w:eastAsia="Times New Roman" w:hAnsi="Courier New" w:cs="Courier New"/>
+          <w:sz w:val="20"/>
+          <w:szCs w:val="20"/>
+          <w:lang w:eastAsia="es-AR"/>
+        </w:rPr>
+        <w:t>↓</w:t>
+      </w:r>
+    </w:p>
+    <w:p>
+      <w:pPr>
+        <w:tabs>
+          <w:tab w:val="left" w:pos="916"/>
+          <w:tab w:val="left" w:pos="1832"/>
+          <w:tab w:val="left" w:pos="2748"/>
+          <w:tab w:val="left" w:pos="3664"/>
+          <w:tab w:val="left" w:pos="4580"/>
+          <w:tab w:val="left" w:pos="5496"/>
+          <w:tab w:val="left" w:pos="6412"/>
+          <w:tab w:val="left" w:pos="7328"/>
+          <w:tab w:val="left" w:pos="8244"/>
+          <w:tab w:val="left" w:pos="9160"/>
+          <w:tab w:val="left" w:pos="10076"/>
+          <w:tab w:val="left" w:pos="10992"/>
+          <w:tab w:val="left" w:pos="11908"/>
+          <w:tab w:val="left" w:pos="12824"/>
+          <w:tab w:val="left" w:pos="13740"/>
+          <w:tab w:val="left" w:pos="14656"/>
+        </w:tabs>
+        <w:spacing w:after="0" w:line="240" w:lineRule="auto"/>
+        <w:rPr>
+          <w:rFonts w:ascii="Courier New" w:eastAsia="Times New Roman" w:hAnsi="Courier New" w:cs="Courier New"/>
+          <w:sz w:val="20"/>
+          <w:szCs w:val="20"/>
+          <w:lang w:eastAsia="es-AR"/>
+        </w:rPr>
+      </w:pPr>
+    </w:p>
+    <w:p>
+      <w:pPr>
+        <w:tabs>
+          <w:tab w:val="left" w:pos="916"/>
+          <w:tab w:val="left" w:pos="1832"/>
+          <w:tab w:val="left" w:pos="2748"/>
+          <w:tab w:val="left" w:pos="3664"/>
+          <w:tab w:val="left" w:pos="4580"/>
+          <w:tab w:val="left" w:pos="5496"/>
+          <w:tab w:val="left" w:pos="6412"/>
+          <w:tab w:val="left" w:pos="7328"/>
+          <w:tab w:val="left" w:pos="8244"/>
+          <w:tab w:val="left" w:pos="9160"/>
+          <w:tab w:val="left" w:pos="10076"/>
+          <w:tab w:val="left" w:pos="10992"/>
+          <w:tab w:val="left" w:pos="11908"/>
+          <w:tab w:val="left" w:pos="12824"/>
+          <w:tab w:val="left" w:pos="13740"/>
+          <w:tab w:val="left" w:pos="14656"/>
+        </w:tabs>
+        <w:spacing w:after="0" w:line="240" w:lineRule="auto"/>
+        <w:rPr>
+          <w:rFonts w:ascii="Courier New" w:eastAsia="Times New Roman" w:hAnsi="Courier New" w:cs="Courier New"/>
+          <w:sz w:val="20"/>
+          <w:szCs w:val="20"/>
+          <w:lang w:eastAsia="es-AR"/>
+        </w:rPr>
+      </w:pPr>
+      <w:r>
+        <w:rPr>
+          <w:rFonts w:ascii="Courier New" w:eastAsia="Times New Roman" w:hAnsi="Courier New" w:cs="Courier New"/>
+          <w:sz w:val="20"/>
+          <w:szCs w:val="20"/>
+          <w:lang w:eastAsia="es-AR"/>
+        </w:rPr>
+        <w:t>Texto PT</w:t>
+      </w:r>
+    </w:p>
+    <w:p>
+      <w:pPr>
+        <w:tabs>
+          <w:tab w:val="left" w:pos="916"/>
+          <w:tab w:val="left" w:pos="1832"/>
+          <w:tab w:val="left" w:pos="2748"/>
+          <w:tab w:val="left" w:pos="3664"/>
+          <w:tab w:val="left" w:pos="4580"/>
+          <w:tab w:val="left" w:pos="5496"/>
+          <w:tab w:val="left" w:pos="6412"/>
+          <w:tab w:val="left" w:pos="7328"/>
+          <w:tab w:val="left" w:pos="8244"/>
+          <w:tab w:val="left" w:pos="9160"/>
+          <w:tab w:val="left" w:pos="10076"/>
+          <w:tab w:val="left" w:pos="10992"/>
+          <w:tab w:val="left" w:pos="11908"/>
+          <w:tab w:val="left" w:pos="12824"/>
+          <w:tab w:val="left" w:pos="13740"/>
+          <w:tab w:val="left" w:pos="14656"/>
+        </w:tabs>
+        <w:spacing w:after="0" w:line="240" w:lineRule="auto"/>
+        <w:rPr>
+          <w:rFonts w:ascii="Courier New" w:eastAsia="Times New Roman" w:hAnsi="Courier New" w:cs="Courier New"/>
+          <w:sz w:val="20"/>
+          <w:szCs w:val="20"/>
+          <w:lang w:eastAsia="es-AR"/>
+        </w:rPr>
+      </w:pPr>
+      <w:r>
+        <w:rPr>
+          <w:rFonts w:ascii="Courier New" w:eastAsia="Times New Roman" w:hAnsi="Courier New" w:cs="Courier New"/>
+          <w:sz w:val="20"/>
+          <w:szCs w:val="20"/>
+          <w:lang w:eastAsia="es-AR"/>
+        </w:rPr>
+        <w:lastRenderedPageBreak/>
+        <w:t>(se traduce automáticamente)</w:t>
+      </w:r>
+    </w:p>
+    <w:p>
+      <w:pPr>
+        <w:tabs>
+          <w:tab w:val="left" w:pos="916"/>
+          <w:tab w:val="left" w:pos="1832"/>
+          <w:tab w:val="left" w:pos="2748"/>
+          <w:tab w:val="left" w:pos="3664"/>
+          <w:tab w:val="left" w:pos="4580"/>
+          <w:tab w:val="left" w:pos="5496"/>
+          <w:tab w:val="left" w:pos="6412"/>
+          <w:tab w:val="left" w:pos="7328"/>
+          <w:tab w:val="left" w:pos="8244"/>
+          <w:tab w:val="left" w:pos="9160"/>
+          <w:tab w:val="left" w:pos="10076"/>
+          <w:tab w:val="left" w:pos="10992"/>
+          <w:tab w:val="left" w:pos="11908"/>
+          <w:tab w:val="left" w:pos="12824"/>
+          <w:tab w:val="left" w:pos="13740"/>
+          <w:tab w:val="left" w:pos="14656"/>
+        </w:tabs>
+        <w:spacing w:after="0" w:line="240" w:lineRule="auto"/>
+        <w:rPr>
+          <w:rFonts w:ascii="Courier New" w:eastAsia="Times New Roman" w:hAnsi="Courier New" w:cs="Courier New"/>
+          <w:sz w:val="20"/>
+          <w:szCs w:val="20"/>
+          <w:lang w:eastAsia="es-AR"/>
+        </w:rPr>
+      </w:pPr>
+    </w:p>
+    <w:p>
+      <w:pPr>
+        <w:tabs>
+          <w:tab w:val="left" w:pos="916"/>
+          <w:tab w:val="left" w:pos="1832"/>
+          <w:tab w:val="left" w:pos="2748"/>
+          <w:tab w:val="left" w:pos="3664"/>
+          <w:tab w:val="left" w:pos="4580"/>
+          <w:tab w:val="left" w:pos="5496"/>
+          <w:tab w:val="left" w:pos="6412"/>
+          <w:tab w:val="left" w:pos="7328"/>
+          <w:tab w:val="left" w:pos="8244"/>
+          <w:tab w:val="left" w:pos="9160"/>
+          <w:tab w:val="left" w:pos="10076"/>
+          <w:tab w:val="left" w:pos="10992"/>
+          <w:tab w:val="left" w:pos="11908"/>
+          <w:tab w:val="left" w:pos="12824"/>
+          <w:tab w:val="left" w:pos="13740"/>
+          <w:tab w:val="left" w:pos="14656"/>
+        </w:tabs>
+        <w:spacing w:after="0" w:line="240" w:lineRule="auto"/>
+        <w:rPr>
+          <w:rFonts w:ascii="Courier New" w:eastAsia="Times New Roman" w:hAnsi="Courier New" w:cs="Courier New"/>
+          <w:sz w:val="20"/>
+          <w:szCs w:val="20"/>
+          <w:lang w:eastAsia="es-AR"/>
+        </w:rPr>
+      </w:pPr>
+      <w:r>
+        <w:rPr>
+          <w:rFonts w:ascii="Courier New" w:eastAsia="Times New Roman" w:hAnsi="Courier New" w:cs="Courier New"/>
+          <w:sz w:val="20"/>
+          <w:szCs w:val="20"/>
+          <w:lang w:eastAsia="es-AR"/>
+        </w:rPr>
+        <w:t>↓</w:t>
+      </w:r>
+    </w:p>
+    <w:p>
+      <w:pPr>
+        <w:tabs>
+          <w:tab w:val="left" w:pos="916"/>
+          <w:tab w:val="left" w:pos="1832"/>
+          <w:tab w:val="left" w:pos="2748"/>
+          <w:tab w:val="left" w:pos="3664"/>
+          <w:tab w:val="left" w:pos="4580"/>
+          <w:tab w:val="left" w:pos="5496"/>
+          <w:tab w:val="left" w:pos="6412"/>
+          <w:tab w:val="left" w:pos="7328"/>
+          <w:tab w:val="left" w:pos="8244"/>
+          <w:tab w:val="left" w:pos="9160"/>
+          <w:tab w:val="left" w:pos="10076"/>
+          <w:tab w:val="left" w:pos="10992"/>
+          <w:tab w:val="left" w:pos="11908"/>
+          <w:tab w:val="left" w:pos="12824"/>
+          <w:tab w:val="left" w:pos="13740"/>
+          <w:tab w:val="left" w:pos="14656"/>
+        </w:tabs>
+        <w:spacing w:after="0" w:line="240" w:lineRule="auto"/>
+        <w:rPr>
+          <w:rFonts w:ascii="Courier New" w:eastAsia="Times New Roman" w:hAnsi="Courier New" w:cs="Courier New"/>
+          <w:sz w:val="20"/>
+          <w:szCs w:val="20"/>
+          <w:lang w:eastAsia="es-AR"/>
+        </w:rPr>
+      </w:pPr>
+    </w:p>
+    <w:p>
+      <w:pPr>
+        <w:tabs>
+          <w:tab w:val="left" w:pos="916"/>
+          <w:tab w:val="left" w:pos="1832"/>
+          <w:tab w:val="left" w:pos="2748"/>
+          <w:tab w:val="left" w:pos="3664"/>
+          <w:tab w:val="left" w:pos="4580"/>
+          <w:tab w:val="left" w:pos="5496"/>
+          <w:tab w:val="left" w:pos="6412"/>
+          <w:tab w:val="left" w:pos="7328"/>
+          <w:tab w:val="left" w:pos="8244"/>
+          <w:tab w:val="left" w:pos="9160"/>
+          <w:tab w:val="left" w:pos="10076"/>
+          <w:tab w:val="left" w:pos="10992"/>
+          <w:tab w:val="left" w:pos="11908"/>
+          <w:tab w:val="left" w:pos="12824"/>
+          <w:tab w:val="left" w:pos="13740"/>
+          <w:tab w:val="left" w:pos="14656"/>
+        </w:tabs>
+        <w:spacing w:after="0" w:line="240" w:lineRule="auto"/>
+        <w:rPr>
+          <w:rFonts w:ascii="Courier New" w:eastAsia="Times New Roman" w:hAnsi="Courier New" w:cs="Courier New"/>
+          <w:sz w:val="20"/>
+          <w:szCs w:val="20"/>
+          <w:lang w:eastAsia="es-AR"/>
+        </w:rPr>
+      </w:pPr>
+      <w:r>
+        <w:rPr>
+          <w:rFonts w:ascii="Courier New" w:eastAsia="Times New Roman" w:hAnsi="Courier New" w:cs="Courier New"/>
+          <w:sz w:val="20"/>
+          <w:szCs w:val="20"/>
+          <w:lang w:eastAsia="es-AR"/>
+        </w:rPr>
+        <w:t>copiar imágenes</w:t>
+      </w:r>
+    </w:p>
+    <w:p>
+      <w:pPr>
+        <w:tabs>
+          <w:tab w:val="left" w:pos="916"/>
+          <w:tab w:val="left" w:pos="1832"/>
+          <w:tab w:val="left" w:pos="2748"/>
+          <w:tab w:val="left" w:pos="3664"/>
+          <w:tab w:val="left" w:pos="4580"/>
+          <w:tab w:val="left" w:pos="5496"/>
+          <w:tab w:val="left" w:pos="6412"/>
+          <w:tab w:val="left" w:pos="7328"/>
+          <w:tab w:val="left" w:pos="8244"/>
+          <w:tab w:val="left" w:pos="9160"/>
+          <w:tab w:val="left" w:pos="10076"/>
+          <w:tab w:val="left" w:pos="10992"/>
+          <w:tab w:val="left" w:pos="11908"/>
+          <w:tab w:val="left" w:pos="12824"/>
+          <w:tab w:val="left" w:pos="13740"/>
+          <w:tab w:val="left" w:pos="14656"/>
+        </w:tabs>
+        <w:spacing w:after="0" w:line="240" w:lineRule="auto"/>
+        <w:rPr>
+          <w:rFonts w:ascii="Courier New" w:eastAsia="Times New Roman" w:hAnsi="Courier New" w:cs="Courier New"/>
+          <w:sz w:val="20"/>
+          <w:szCs w:val="20"/>
+          <w:lang w:eastAsia="es-AR"/>
+        </w:rPr>
+      </w:pPr>
+    </w:p>
+    <w:p>
+      <w:pPr>
+        <w:tabs>
+          <w:tab w:val="left" w:pos="916"/>
+          <w:tab w:val="left" w:pos="1832"/>
+          <w:tab w:val="left" w:pos="2748"/>
+          <w:tab w:val="left" w:pos="3664"/>
+          <w:tab w:val="left" w:pos="4580"/>
+          <w:tab w:val="left" w:pos="5496"/>
+          <w:tab w:val="left" w:pos="6412"/>
+          <w:tab w:val="left" w:pos="7328"/>
+          <w:tab w:val="left" w:pos="8244"/>
+          <w:tab w:val="left" w:pos="9160"/>
+          <w:tab w:val="left" w:pos="10076"/>
+          <w:tab w:val="left" w:pos="10992"/>
+          <w:tab w:val="left" w:pos="11908"/>
+          <w:tab w:val="left" w:pos="12824"/>
+          <w:tab w:val="left" w:pos="13740"/>
+          <w:tab w:val="left" w:pos="14656"/>
+        </w:tabs>
+        <w:spacing w:after="0" w:line="240" w:lineRule="auto"/>
+        <w:rPr>
+          <w:rFonts w:ascii="Courier New" w:eastAsia="Times New Roman" w:hAnsi="Courier New" w:cs="Courier New"/>
+          <w:sz w:val="20"/>
+          <w:szCs w:val="20"/>
+          <w:lang w:eastAsia="es-AR"/>
+        </w:rPr>
+      </w:pPr>
+      <w:r>
+        <w:rPr>
+          <w:rFonts w:ascii="Courier New" w:eastAsia="Times New Roman" w:hAnsi="Courier New" w:cs="Courier New"/>
+          <w:sz w:val="20"/>
+          <w:szCs w:val="20"/>
+          <w:lang w:eastAsia="es-AR"/>
+        </w:rPr>
+        <w:t>↓</w:t>
+      </w:r>
+    </w:p>
+    <w:p>
+      <w:pPr>
+        <w:tabs>
+          <w:tab w:val="left" w:pos="916"/>
+          <w:tab w:val="left" w:pos="1832"/>
+          <w:tab w:val="left" w:pos="2748"/>
+          <w:tab w:val="left" w:pos="3664"/>
+          <w:tab w:val="left" w:pos="4580"/>
+          <w:tab w:val="left" w:pos="5496"/>
+          <w:tab w:val="left" w:pos="6412"/>
+          <w:tab w:val="left" w:pos="7328"/>
+          <w:tab w:val="left" w:pos="8244"/>
+          <w:tab w:val="left" w:pos="9160"/>
+          <w:tab w:val="left" w:pos="10076"/>
+          <w:tab w:val="left" w:pos="10992"/>
+          <w:tab w:val="left" w:pos="11908"/>
+          <w:tab w:val="left" w:pos="12824"/>
+          <w:tab w:val="left" w:pos="13740"/>
+          <w:tab w:val="left" w:pos="14656"/>
+        </w:tabs>
+        <w:spacing w:after="0" w:line="240" w:lineRule="auto"/>
+        <w:rPr>
+          <w:rFonts w:ascii="Courier New" w:eastAsia="Times New Roman" w:hAnsi="Courier New" w:cs="Courier New"/>
+          <w:sz w:val="20"/>
+          <w:szCs w:val="20"/>
+          <w:lang w:eastAsia="es-AR"/>
+        </w:rPr>
+      </w:pPr>
+    </w:p>
+    <w:p>
+      <w:pPr>
+        <w:tabs>
+          <w:tab w:val="left" w:pos="916"/>
+          <w:tab w:val="left" w:pos="1832"/>
+          <w:tab w:val="left" w:pos="2748"/>
+          <w:tab w:val="left" w:pos="3664"/>
+          <w:tab w:val="left" w:pos="4580"/>
+          <w:tab w:val="left" w:pos="5496"/>
+          <w:tab w:val="left" w:pos="6412"/>
+          <w:tab w:val="left" w:pos="7328"/>
+          <w:tab w:val="left" w:pos="8244"/>
+          <w:tab w:val="left" w:pos="9160"/>
+          <w:tab w:val="left" w:pos="10076"/>
+          <w:tab w:val="left" w:pos="10992"/>
+          <w:tab w:val="left" w:pos="11908"/>
+          <w:tab w:val="left" w:pos="12824"/>
+          <w:tab w:val="left" w:pos="13740"/>
+          <w:tab w:val="left" w:pos="14656"/>
+        </w:tabs>
+        <w:spacing w:after="0" w:line="240" w:lineRule="auto"/>
+        <w:rPr>
+          <w:rFonts w:ascii="Courier New" w:eastAsia="Times New Roman" w:hAnsi="Courier New" w:cs="Courier New"/>
+          <w:sz w:val="20"/>
+          <w:szCs w:val="20"/>
+          <w:lang w:eastAsia="es-AR"/>
+        </w:rPr>
+      </w:pPr>
+      <w:r>
+        <w:rPr>
+          <w:rFonts w:ascii="Courier New" w:eastAsia="Times New Roman" w:hAnsi="Courier New" w:cs="Courier New"/>
+          <w:sz w:val="20"/>
+          <w:szCs w:val="20"/>
+          <w:lang w:eastAsia="es-AR"/>
+        </w:rPr>
+        <w:t>Generar Audio ES</w:t>
+      </w:r>
+    </w:p>
+    <w:p>
+      <w:pPr>
+        <w:tabs>
+          <w:tab w:val="left" w:pos="916"/>
+          <w:tab w:val="left" w:pos="1832"/>
+          <w:tab w:val="left" w:pos="2748"/>
+          <w:tab w:val="left" w:pos="3664"/>
+          <w:tab w:val="left" w:pos="4580"/>
+          <w:tab w:val="left" w:pos="5496"/>
+          <w:tab w:val="left" w:pos="6412"/>
+          <w:tab w:val="left" w:pos="7328"/>
+          <w:tab w:val="left" w:pos="8244"/>
+          <w:tab w:val="left" w:pos="9160"/>
+          <w:tab w:val="left" w:pos="10076"/>
+          <w:tab w:val="left" w:pos="10992"/>
+          <w:tab w:val="left" w:pos="11908"/>
+          <w:tab w:val="left" w:pos="12824"/>
+          <w:tab w:val="left" w:pos="13740"/>
+          <w:tab w:val="left" w:pos="14656"/>
+        </w:tabs>
+        <w:spacing w:after="0" w:line="240" w:lineRule="auto"/>
+        <w:rPr>
+          <w:rFonts w:ascii="Courier New" w:eastAsia="Times New Roman" w:hAnsi="Courier New" w:cs="Courier New"/>
+          <w:sz w:val="20"/>
+          <w:szCs w:val="20"/>
+          <w:lang w:eastAsia="es-AR"/>
+        </w:rPr>
+      </w:pPr>
+    </w:p>
+    <w:p>
+      <w:pPr>
+        <w:tabs>
+          <w:tab w:val="left" w:pos="916"/>
+          <w:tab w:val="left" w:pos="1832"/>
+          <w:tab w:val="left" w:pos="2748"/>
+          <w:tab w:val="left" w:pos="3664"/>
+          <w:tab w:val="left" w:pos="4580"/>
+          <w:tab w:val="left" w:pos="5496"/>
+          <w:tab w:val="left" w:pos="6412"/>
+          <w:tab w:val="left" w:pos="7328"/>
+          <w:tab w:val="left" w:pos="8244"/>
+          <w:tab w:val="left" w:pos="9160"/>
+          <w:tab w:val="left" w:pos="10076"/>
+          <w:tab w:val="left" w:pos="10992"/>
+          <w:tab w:val="left" w:pos="11908"/>
+          <w:tab w:val="left" w:pos="12824"/>
+          <w:tab w:val="left" w:pos="13740"/>
+          <w:tab w:val="left" w:pos="14656"/>
+        </w:tabs>
+        <w:spacing w:after="0" w:line="240" w:lineRule="auto"/>
+        <w:rPr>
+          <w:rFonts w:ascii="Courier New" w:eastAsia="Times New Roman" w:hAnsi="Courier New" w:cs="Courier New"/>
+          <w:sz w:val="20"/>
+          <w:szCs w:val="20"/>
+          <w:lang w:eastAsia="es-AR"/>
+        </w:rPr>
+      </w:pPr>
+      <w:r>
+        <w:rPr>
+          <w:rFonts w:ascii="Courier New" w:eastAsia="Times New Roman" w:hAnsi="Courier New" w:cs="Courier New"/>
+          <w:sz w:val="20"/>
+          <w:szCs w:val="20"/>
+          <w:lang w:eastAsia="es-AR"/>
+        </w:rPr>
+        <w:t>↓</w:t>
+      </w:r>
+    </w:p>
+    <w:p>
+      <w:pPr>
+        <w:tabs>
+          <w:tab w:val="left" w:pos="916"/>
+          <w:tab w:val="left" w:pos="1832"/>
+          <w:tab w:val="left" w:pos="2748"/>
+          <w:tab w:val="left" w:pos="3664"/>
+          <w:tab w:val="left" w:pos="4580"/>
+          <w:tab w:val="left" w:pos="5496"/>
+          <w:tab w:val="left" w:pos="6412"/>
+          <w:tab w:val="left" w:pos="7328"/>
+          <w:tab w:val="left" w:pos="8244"/>
+          <w:tab w:val="left" w:pos="9160"/>
+          <w:tab w:val="left" w:pos="10076"/>
+          <w:tab w:val="left" w:pos="10992"/>
+          <w:tab w:val="left" w:pos="11908"/>
+          <w:tab w:val="left" w:pos="12824"/>
+          <w:tab w:val="left" w:pos="13740"/>
+          <w:tab w:val="left" w:pos="14656"/>
+        </w:tabs>
+        <w:spacing w:after="0" w:line="240" w:lineRule="auto"/>
+        <w:rPr>
+          <w:rFonts w:ascii="Courier New" w:eastAsia="Times New Roman" w:hAnsi="Courier New" w:cs="Courier New"/>
+          <w:sz w:val="20"/>
+          <w:szCs w:val="20"/>
+          <w:lang w:eastAsia="es-AR"/>
+        </w:rPr>
+      </w:pPr>
+    </w:p>
+    <w:p>
+      <w:pPr>
+        <w:tabs>
+          <w:tab w:val="left" w:pos="916"/>
+          <w:tab w:val="left" w:pos="1832"/>
+          <w:tab w:val="left" w:pos="2748"/>
+          <w:tab w:val="left" w:pos="3664"/>
+          <w:tab w:val="left" w:pos="4580"/>
+          <w:tab w:val="left" w:pos="5496"/>
+          <w:tab w:val="left" w:pos="6412"/>
+          <w:tab w:val="left" w:pos="7328"/>
+          <w:tab w:val="left" w:pos="8244"/>
+          <w:tab w:val="left" w:pos="9160"/>
+          <w:tab w:val="left" w:pos="10076"/>
+          <w:tab w:val="left" w:pos="10992"/>
+          <w:tab w:val="left" w:pos="11908"/>
+          <w:tab w:val="left" w:pos="12824"/>
+          <w:tab w:val="left" w:pos="13740"/>
+          <w:tab w:val="left" w:pos="14656"/>
+        </w:tabs>
+        <w:spacing w:after="0" w:line="240" w:lineRule="auto"/>
+        <w:rPr>
+          <w:rFonts w:ascii="Courier New" w:eastAsia="Times New Roman" w:hAnsi="Courier New" w:cs="Courier New"/>
+          <w:sz w:val="20"/>
+          <w:szCs w:val="20"/>
+          <w:lang w:eastAsia="es-AR"/>
+        </w:rPr>
+      </w:pPr>
+      <w:r>
+        <w:rPr>
+          <w:rFonts w:ascii="Courier New" w:eastAsia="Times New Roman" w:hAnsi="Courier New" w:cs="Courier New"/>
+          <w:sz w:val="20"/>
+          <w:szCs w:val="20"/>
+          <w:lang w:eastAsia="es-AR"/>
+        </w:rPr>
+        <w:t>Generar Audio EN</w:t>
+      </w:r>
+    </w:p>
+    <w:p>
+      <w:pPr>
+        <w:tabs>
+          <w:tab w:val="left" w:pos="916"/>
+          <w:tab w:val="left" w:pos="1832"/>
+          <w:tab w:val="left" w:pos="2748"/>
+          <w:tab w:val="left" w:pos="3664"/>
+          <w:tab w:val="left" w:pos="4580"/>
+          <w:tab w:val="left" w:pos="5496"/>
+          <w:tab w:val="left" w:pos="6412"/>
+          <w:tab w:val="left" w:pos="7328"/>
+          <w:tab w:val="left" w:pos="8244"/>
+          <w:tab w:val="left" w:pos="9160"/>
+          <w:tab w:val="left" w:pos="10076"/>
+          <w:tab w:val="left" w:pos="10992"/>
+          <w:tab w:val="left" w:pos="11908"/>
+          <w:tab w:val="left" w:pos="12824"/>
+          <w:tab w:val="left" w:pos="13740"/>
+          <w:tab w:val="left" w:pos="14656"/>
+        </w:tabs>
+        <w:spacing w:after="0" w:line="240" w:lineRule="auto"/>
+        <w:rPr>
+          <w:rFonts w:ascii="Courier New" w:eastAsia="Times New Roman" w:hAnsi="Courier New" w:cs="Courier New"/>
+          <w:sz w:val="20"/>
+          <w:szCs w:val="20"/>
+          <w:lang w:eastAsia="es-AR"/>
+        </w:rPr>
+      </w:pPr>
+    </w:p>
+    <w:p>
+      <w:pPr>
+        <w:tabs>
+          <w:tab w:val="left" w:pos="916"/>
+          <w:tab w:val="left" w:pos="1832"/>
+          <w:tab w:val="left" w:pos="2748"/>
+          <w:tab w:val="left" w:pos="3664"/>
+          <w:tab w:val="left" w:pos="4580"/>
+          <w:tab w:val="left" w:pos="5496"/>
+          <w:tab w:val="left" w:pos="6412"/>
+          <w:tab w:val="left" w:pos="7328"/>
+          <w:tab w:val="left" w:pos="8244"/>
+          <w:tab w:val="left" w:pos="9160"/>
+          <w:tab w:val="left" w:pos="10076"/>
+          <w:tab w:val="left" w:pos="10992"/>
+          <w:tab w:val="left" w:pos="11908"/>
+          <w:tab w:val="left" w:pos="12824"/>
+          <w:tab w:val="left" w:pos="13740"/>
+          <w:tab w:val="left" w:pos="14656"/>
+        </w:tabs>
+        <w:spacing w:after="0" w:line="240" w:lineRule="auto"/>
+        <w:rPr>
+          <w:rFonts w:ascii="Courier New" w:eastAsia="Times New Roman" w:hAnsi="Courier New" w:cs="Courier New"/>
+          <w:sz w:val="20"/>
+          <w:szCs w:val="20"/>
+          <w:lang w:eastAsia="es-AR"/>
+        </w:rPr>
+      </w:pPr>
+      <w:r>
+        <w:rPr>
+          <w:rFonts w:ascii="Courier New" w:eastAsia="Times New Roman" w:hAnsi="Courier New" w:cs="Courier New"/>
+          <w:sz w:val="20"/>
+          <w:szCs w:val="20"/>
+          <w:lang w:eastAsia="es-AR"/>
+        </w:rPr>
+        <w:t>↓</w:t>
+      </w:r>
+    </w:p>
+    <w:p>
+      <w:pPr>
+        <w:tabs>
+          <w:tab w:val="left" w:pos="916"/>
+          <w:tab w:val="left" w:pos="1832"/>
+          <w:tab w:val="left" w:pos="2748"/>
+          <w:tab w:val="left" w:pos="3664"/>
+          <w:tab w:val="left" w:pos="4580"/>
+          <w:tab w:val="left" w:pos="5496"/>
+          <w:tab w:val="left" w:pos="6412"/>
+          <w:tab w:val="left" w:pos="7328"/>
+          <w:tab w:val="left" w:pos="8244"/>
+          <w:tab w:val="left" w:pos="9160"/>
+          <w:tab w:val="left" w:pos="10076"/>
+          <w:tab w:val="left" w:pos="10992"/>
+          <w:tab w:val="left" w:pos="11908"/>
+          <w:tab w:val="left" w:pos="12824"/>
+          <w:tab w:val="left" w:pos="13740"/>
+          <w:tab w:val="left" w:pos="14656"/>
+        </w:tabs>
+        <w:spacing w:after="0" w:line="240" w:lineRule="auto"/>
+        <w:rPr>
+          <w:rFonts w:ascii="Courier New" w:eastAsia="Times New Roman" w:hAnsi="Courier New" w:cs="Courier New"/>
+          <w:sz w:val="20"/>
+          <w:szCs w:val="20"/>
+          <w:lang w:eastAsia="es-AR"/>
+        </w:rPr>
+      </w:pPr>
+    </w:p>
+    <w:p>
+      <w:pPr>
+        <w:tabs>
+          <w:tab w:val="left" w:pos="916"/>
+          <w:tab w:val="left" w:pos="1832"/>
+          <w:tab w:val="left" w:pos="2748"/>
+          <w:tab w:val="left" w:pos="3664"/>
+          <w:tab w:val="left" w:pos="4580"/>
+          <w:tab w:val="left" w:pos="5496"/>
+          <w:tab w:val="left" w:pos="6412"/>
+          <w:tab w:val="left" w:pos="7328"/>
+          <w:tab w:val="left" w:pos="8244"/>
+          <w:tab w:val="left" w:pos="9160"/>
+          <w:tab w:val="left" w:pos="10076"/>
+          <w:tab w:val="left" w:pos="10992"/>
+          <w:tab w:val="left" w:pos="11908"/>
+          <w:tab w:val="left" w:pos="12824"/>
+          <w:tab w:val="left" w:pos="13740"/>
+          <w:tab w:val="left" w:pos="14656"/>
+        </w:tabs>
+        <w:spacing w:after="0" w:line="240" w:lineRule="auto"/>
+        <w:rPr>
+          <w:rFonts w:ascii="Courier New" w:eastAsia="Times New Roman" w:hAnsi="Courier New" w:cs="Courier New"/>
+          <w:sz w:val="20"/>
+          <w:szCs w:val="20"/>
+          <w:lang w:eastAsia="es-AR"/>
+        </w:rPr>
+      </w:pPr>
+      <w:r>
+        <w:rPr>
+          <w:rFonts w:ascii="Courier New" w:eastAsia="Times New Roman" w:hAnsi="Courier New" w:cs="Courier New"/>
+          <w:sz w:val="20"/>
+          <w:szCs w:val="20"/>
+          <w:lang w:eastAsia="es-AR"/>
+        </w:rPr>
+        <w:t>Generar Audio PT</w:t>
+      </w:r>
+    </w:p>
+    <w:p>
+      <w:pPr>
+        <w:tabs>
+          <w:tab w:val="left" w:pos="916"/>
+          <w:tab w:val="left" w:pos="1832"/>
+          <w:tab w:val="left" w:pos="2748"/>
+          <w:tab w:val="left" w:pos="3664"/>
+          <w:tab w:val="left" w:pos="4580"/>
+          <w:tab w:val="left" w:pos="5496"/>
+          <w:tab w:val="left" w:pos="6412"/>
+          <w:tab w:val="left" w:pos="7328"/>
+          <w:tab w:val="left" w:pos="8244"/>
+          <w:tab w:val="left" w:pos="9160"/>
+          <w:tab w:val="left" w:pos="10076"/>
+          <w:tab w:val="left" w:pos="10992"/>
+          <w:tab w:val="left" w:pos="11908"/>
+          <w:tab w:val="left" w:pos="12824"/>
+          <w:tab w:val="left" w:pos="13740"/>
+          <w:tab w:val="left" w:pos="14656"/>
+        </w:tabs>
+        <w:spacing w:after="0" w:line="240" w:lineRule="auto"/>
+        <w:rPr>
+          <w:rFonts w:ascii="Courier New" w:eastAsia="Times New Roman" w:hAnsi="Courier New" w:cs="Courier New"/>
+          <w:sz w:val="20"/>
+          <w:szCs w:val="20"/>
+          <w:lang w:eastAsia="es-AR"/>
+        </w:rPr>
+      </w:pPr>
+    </w:p>
+    <w:p>
+      <w:pPr>
+        <w:tabs>
+          <w:tab w:val="left" w:pos="916"/>
+          <w:tab w:val="left" w:pos="1832"/>
+          <w:tab w:val="left" w:pos="2748"/>
+          <w:tab w:val="left" w:pos="3664"/>
+          <w:tab w:val="left" w:pos="4580"/>
+          <w:tab w:val="left" w:pos="5496"/>
+          <w:tab w:val="left" w:pos="6412"/>
+          <w:tab w:val="left" w:pos="7328"/>
+          <w:tab w:val="left" w:pos="8244"/>
+          <w:tab w:val="left" w:pos="9160"/>
+          <w:tab w:val="left" w:pos="10076"/>
+          <w:tab w:val="left" w:pos="10992"/>
+          <w:tab w:val="left" w:pos="11908"/>
+          <w:tab w:val="left" w:pos="12824"/>
+          <w:tab w:val="left" w:pos="13740"/>
+          <w:tab w:val="left" w:pos="14656"/>
+        </w:tabs>
+        <w:spacing w:after="0" w:line="240" w:lineRule="auto"/>
+        <w:rPr>
+          <w:rFonts w:ascii="Courier New" w:eastAsia="Times New Roman" w:hAnsi="Courier New" w:cs="Courier New"/>
+          <w:sz w:val="20"/>
+          <w:szCs w:val="20"/>
+          <w:lang w:eastAsia="es-AR"/>
+        </w:rPr>
+      </w:pPr>
+      <w:r>
+        <w:rPr>
+          <w:rFonts w:ascii="Courier New" w:eastAsia="Times New Roman" w:hAnsi="Courier New" w:cs="Courier New"/>
+          <w:sz w:val="20"/>
+          <w:szCs w:val="20"/>
+          <w:lang w:eastAsia="es-AR"/>
+        </w:rPr>
+        <w:t>↓</w:t>
+      </w:r>
+    </w:p>
+    <w:p>
+      <w:pPr>
+        <w:tabs>
+          <w:tab w:val="left" w:pos="916"/>
+          <w:tab w:val="left" w:pos="1832"/>
+          <w:tab w:val="left" w:pos="2748"/>
+          <w:tab w:val="left" w:pos="3664"/>
+          <w:tab w:val="left" w:pos="4580"/>
+          <w:tab w:val="left" w:pos="5496"/>
+          <w:tab w:val="left" w:pos="6412"/>
+          <w:tab w:val="left" w:pos="7328"/>
+          <w:tab w:val="left" w:pos="8244"/>
+          <w:tab w:val="left" w:pos="9160"/>
+          <w:tab w:val="left" w:pos="10076"/>
+          <w:tab w:val="left" w:pos="10992"/>
+          <w:tab w:val="left" w:pos="11908"/>
+          <w:tab w:val="left" w:pos="12824"/>
+          <w:tab w:val="left" w:pos="13740"/>
+          <w:tab w:val="left" w:pos="14656"/>
+        </w:tabs>
+        <w:spacing w:after="0" w:line="240" w:lineRule="auto"/>
+        <w:rPr>
+          <w:rFonts w:ascii="Courier New" w:eastAsia="Times New Roman" w:hAnsi="Courier New" w:cs="Courier New"/>
+          <w:sz w:val="20"/>
+          <w:szCs w:val="20"/>
+          <w:lang w:eastAsia="es-AR"/>
+        </w:rPr>
+      </w:pPr>
+    </w:p>
+    <w:p>
+      <w:pPr>
+        <w:tabs>
+          <w:tab w:val="left" w:pos="916"/>
+          <w:tab w:val="left" w:pos="1832"/>
+          <w:tab w:val="left" w:pos="2748"/>
+          <w:tab w:val="left" w:pos="3664"/>
+          <w:tab w:val="left" w:pos="4580"/>
+          <w:tab w:val="left" w:pos="5496"/>
+          <w:tab w:val="left" w:pos="6412"/>
+          <w:tab w:val="left" w:pos="7328"/>
+          <w:tab w:val="left" w:pos="8244"/>
+          <w:tab w:val="left" w:pos="9160"/>
+          <w:tab w:val="left" w:pos="10076"/>
+          <w:tab w:val="left" w:pos="10992"/>
+          <w:tab w:val="left" w:pos="11908"/>
+          <w:tab w:val="left" w:pos="12824"/>
+          <w:tab w:val="left" w:pos="13740"/>
+          <w:tab w:val="left" w:pos="14656"/>
+        </w:tabs>
+        <w:spacing w:after="0" w:line="240" w:lineRule="auto"/>
+        <w:rPr>
+          <w:rFonts w:ascii="Courier New" w:eastAsia="Times New Roman" w:hAnsi="Courier New" w:cs="Courier New"/>
+          <w:sz w:val="20"/>
+          <w:szCs w:val="20"/>
+          <w:lang w:eastAsia="es-AR"/>
+        </w:rPr>
+      </w:pPr>
+      <w:r>
+        <w:rPr>
+          <w:rFonts w:ascii="Courier New" w:eastAsia="Times New Roman" w:hAnsi="Courier New" w:cs="Courier New"/>
+          <w:sz w:val="20"/>
+          <w:szCs w:val="20"/>
+          <w:lang w:eastAsia="es-AR"/>
+        </w:rPr>
+        <w:t>Validar</w:t>
+      </w:r>
+    </w:p>
+    <w:p>
+      <w:pPr>
+        <w:tabs>
+          <w:tab w:val="left" w:pos="916"/>
+          <w:tab w:val="left" w:pos="1832"/>
+          <w:tab w:val="left" w:pos="2748"/>
+          <w:tab w:val="left" w:pos="3664"/>
+          <w:tab w:val="left" w:pos="4580"/>
+          <w:tab w:val="left" w:pos="5496"/>
+          <w:tab w:val="left" w:pos="6412"/>
+          <w:tab w:val="left" w:pos="7328"/>
+          <w:tab w:val="left" w:pos="8244"/>
+          <w:tab w:val="left" w:pos="9160"/>
+          <w:tab w:val="left" w:pos="10076"/>
+          <w:tab w:val="left" w:pos="10992"/>
+          <w:tab w:val="left" w:pos="11908"/>
+          <w:tab w:val="left" w:pos="12824"/>
+          <w:tab w:val="left" w:pos="13740"/>
+          <w:tab w:val="left" w:pos="14656"/>
+        </w:tabs>
+        <w:spacing w:after="0" w:line="240" w:lineRule="auto"/>
+        <w:rPr>
+          <w:rFonts w:ascii="Courier New" w:eastAsia="Times New Roman" w:hAnsi="Courier New" w:cs="Courier New"/>
+          <w:sz w:val="20"/>
+          <w:szCs w:val="20"/>
+          <w:lang w:eastAsia="es-AR"/>
+        </w:rPr>
+      </w:pPr>
+    </w:p>
+    <w:p>
+      <w:pPr>
+        <w:tabs>
+          <w:tab w:val="left" w:pos="916"/>
+          <w:tab w:val="left" w:pos="1832"/>
+          <w:tab w:val="left" w:pos="2748"/>
+          <w:tab w:val="left" w:pos="3664"/>
+          <w:tab w:val="left" w:pos="4580"/>
+          <w:tab w:val="left" w:pos="5496"/>
+          <w:tab w:val="left" w:pos="6412"/>
+          <w:tab w:val="left" w:pos="7328"/>
+          <w:tab w:val="left" w:pos="8244"/>
+          <w:tab w:val="left" w:pos="9160"/>
+          <w:tab w:val="left" w:pos="10076"/>
+          <w:tab w:val="left" w:pos="10992"/>
+          <w:tab w:val="left" w:pos="11908"/>
+          <w:tab w:val="left" w:pos="12824"/>
+          <w:tab w:val="left" w:pos="13740"/>
+          <w:tab w:val="left" w:pos="14656"/>
+        </w:tabs>
+        <w:spacing w:after="0" w:line="240" w:lineRule="auto"/>
+        <w:rPr>
+          <w:rFonts w:ascii="Courier New" w:eastAsia="Times New Roman" w:hAnsi="Courier New" w:cs="Courier New"/>
+          <w:sz w:val="20"/>
+          <w:szCs w:val="20"/>
+          <w:lang w:eastAsia="es-AR"/>
+        </w:rPr>
+      </w:pPr>
+      <w:r>
+        <w:rPr>
+          <w:rFonts w:ascii="Courier New" w:eastAsia="Times New Roman" w:hAnsi="Courier New" w:cs="Courier New"/>
+          <w:sz w:val="20"/>
+          <w:szCs w:val="20"/>
+          <w:lang w:eastAsia="es-AR"/>
+        </w:rPr>
+        <w:t>↓</w:t>
+      </w:r>
+    </w:p>
+    <w:p>
+      <w:pPr>
+        <w:tabs>
+          <w:tab w:val="left" w:pos="916"/>
+          <w:tab w:val="left" w:pos="1832"/>
+          <w:tab w:val="left" w:pos="2748"/>
+          <w:tab w:val="left" w:pos="3664"/>
+          <w:tab w:val="left" w:pos="4580"/>
+          <w:tab w:val="left" w:pos="5496"/>
+          <w:tab w:val="left" w:pos="6412"/>
+          <w:tab w:val="left" w:pos="7328"/>
+          <w:tab w:val="left" w:pos="8244"/>
+          <w:tab w:val="left" w:pos="9160"/>
+          <w:tab w:val="left" w:pos="10076"/>
+          <w:tab w:val="left" w:pos="10992"/>
+          <w:tab w:val="left" w:pos="11908"/>
+          <w:tab w:val="left" w:pos="12824"/>
+          <w:tab w:val="left" w:pos="13740"/>
+          <w:tab w:val="left" w:pos="14656"/>
+        </w:tabs>
+        <w:spacing w:after="0" w:line="240" w:lineRule="auto"/>
+        <w:rPr>
+          <w:rFonts w:ascii="Courier New" w:eastAsia="Times New Roman" w:hAnsi="Courier New" w:cs="Courier New"/>
+          <w:sz w:val="20"/>
+          <w:szCs w:val="20"/>
+          <w:lang w:eastAsia="es-AR"/>
+        </w:rPr>
+      </w:pPr>
+    </w:p>
+    <w:p>
+      <w:pPr>
+        <w:tabs>
+          <w:tab w:val="left" w:pos="916"/>
+          <w:tab w:val="left" w:pos="1832"/>
+          <w:tab w:val="left" w:pos="2748"/>
+          <w:tab w:val="left" w:pos="3664"/>
+          <w:tab w:val="left" w:pos="4580"/>
+          <w:tab w:val="left" w:pos="5496"/>
+          <w:tab w:val="left" w:pos="6412"/>
+          <w:tab w:val="left" w:pos="7328"/>
+          <w:tab w:val="left" w:pos="8244"/>
+          <w:tab w:val="left" w:pos="9160"/>
+          <w:tab w:val="left" w:pos="10076"/>
+          <w:tab w:val="left" w:pos="10992"/>
+          <w:tab w:val="left" w:pos="11908"/>
+          <w:tab w:val="left" w:pos="12824"/>
+          <w:tab w:val="left" w:pos="13740"/>
+          <w:tab w:val="left" w:pos="14656"/>
+        </w:tabs>
+        <w:spacing w:after="0" w:line="240" w:lineRule="auto"/>
+        <w:rPr>
+          <w:rFonts w:ascii="Courier New" w:eastAsia="Times New Roman" w:hAnsi="Courier New" w:cs="Courier New"/>
+          <w:sz w:val="20"/>
+          <w:szCs w:val="20"/>
+          <w:lang w:eastAsia="es-AR"/>
+        </w:rPr>
+      </w:pPr>
+      <w:r>
+        <w:rPr>
+          <w:rFonts w:ascii="Courier New" w:eastAsia="Times New Roman" w:hAnsi="Courier New" w:cs="Courier New"/>
+          <w:sz w:val="20"/>
+          <w:szCs w:val="20"/>
+          <w:lang w:eastAsia="es-AR"/>
+        </w:rPr>
+        <w:t>Generar ZIP</w:t>
+      </w:r>
+    </w:p>
+    <w:p>
+      <w:pPr>
+        <w:spacing w:before="100" w:beforeAutospacing="1" w:after="100" w:afterAutospacing="1" w:line="240" w:lineRule="auto"/>
+        <w:rPr>
+          <w:rFonts w:ascii="Times New Roman" w:eastAsia="Times New Roman" w:hAnsi="Times New Roman" w:cs="Times New Roman"/>
+          <w:sz w:val="24"/>
+          <w:szCs w:val="24"/>
+          <w:lang w:eastAsia="es-AR"/>
+        </w:rPr>
+      </w:pPr>
+      <w:r>
+        <w:rPr>
+          <w:rFonts w:ascii="Times New Roman" w:eastAsia="Times New Roman" w:hAnsi="Times New Roman" w:cs="Times New Roman"/>
+          <w:sz w:val="24"/>
+          <w:szCs w:val="24"/>
+          <w:lang w:eastAsia="es-AR"/>
+        </w:rPr>
+        <w:t>Ese flujo me parece muy sólido.</w:t>
+      </w:r>
+    </w:p>
+    <w:p>
+      <w:pPr>
+        <w:spacing w:after="0" w:line="240" w:lineRule="auto"/>
+        <w:rPr>
+          <w:rFonts w:ascii="Times New Roman" w:eastAsia="Times New Roman" w:hAnsi="Times New Roman" w:cs="Times New Roman"/>
+          <w:sz w:val="24"/>
+          <w:szCs w:val="24"/>
+          <w:lang w:eastAsia="es-AR"/>
+        </w:rPr>
+      </w:pPr>
+      <w:r>
+        <w:rPr>
+          <w:rFonts w:ascii="Times New Roman" w:eastAsia="Times New Roman" w:hAnsi="Times New Roman" w:cs="Times New Roman"/>
+          <w:sz w:val="24"/>
+          <w:szCs w:val="24"/>
+          <w:lang w:eastAsia="es-AR"/>
+        </w:rPr>
+        <w:pict w14:anchorId="1C8886A8">
+          <v:rect id="_x0000_i1044" style="width:0;height:1.5pt" o:hralign="center" o:hrstd="t" o:hr="t" fillcolor="#a0a0a0" stroked="f"/>
+        </w:pict>
+      </w:r>
+    </w:p>
+    <w:p>
+      <w:pPr>
+        <w:spacing w:before="100" w:beforeAutospacing="1" w:after="100" w:afterAutospacing="1" w:line="240" w:lineRule="auto"/>
+        <w:outlineLvl w:val="0"/>
+        <w:rPr>
+          <w:rFonts w:ascii="Times New Roman" w:eastAsia="Times New Roman" w:hAnsi="Times New Roman" w:cs="Times New Roman"/>
+          <w:b/>
+          <w:bCs/>
+          <w:kern w:val="36"/>
+          <w:sz w:val="48"/>
+          <w:szCs w:val="48"/>
+          <w:lang w:eastAsia="es-AR"/>
+        </w:rPr>
+      </w:pPr>
+      <w:r>
+        <w:rPr>
+          <w:rFonts w:ascii="Times New Roman" w:eastAsia="Times New Roman" w:hAnsi="Times New Roman" w:cs="Times New Roman"/>
+          <w:b/>
+          <w:bCs/>
+          <w:kern w:val="36"/>
+          <w:sz w:val="48"/>
+          <w:szCs w:val="48"/>
+          <w:lang w:eastAsia="es-AR"/>
+        </w:rPr>
+        <w:t>Lo siguiente que desarrollaría</w:t>
+      </w:r>
+    </w:p>
+    <w:p>
+      <w:pPr>
+        <w:spacing w:before="100" w:beforeAutospacing="1" w:after="100" w:afterAutospacing="1" w:line="240" w:lineRule="auto"/>
+        <w:rPr>
+          <w:rFonts w:ascii="Times New Roman" w:eastAsia="Times New Roman" w:hAnsi="Times New Roman" w:cs="Times New Roman"/>
+          <w:sz w:val="24"/>
+          <w:szCs w:val="24"/>
+          <w:lang w:eastAsia="es-AR"/>
+        </w:rPr>
+      </w:pPr>
+      <w:r>
+        <w:rPr>
+          <w:rFonts w:ascii="Times New Roman" w:eastAsia="Times New Roman" w:hAnsi="Times New Roman" w:cs="Times New Roman"/>
+          <w:sz w:val="24"/>
+          <w:szCs w:val="24"/>
+          <w:lang w:eastAsia="es-AR"/>
+        </w:rPr>
+        <w:t xml:space="preserve">A esta altura </w:t>
+      </w:r>
+      <w:r>
+        <w:rPr>
+          <w:rFonts w:ascii="Times New Roman" w:eastAsia="Times New Roman" w:hAnsi="Times New Roman" w:cs="Times New Roman"/>
+          <w:b/>
+          <w:bCs/>
+          <w:sz w:val="24"/>
+          <w:szCs w:val="24"/>
+          <w:lang w:eastAsia="es-AR"/>
+        </w:rPr>
+        <w:t>no tocaría más la estructura del Editor</w:t>
+      </w:r>
+      <w:r>
+        <w:rPr>
+          <w:rFonts w:ascii="Times New Roman" w:eastAsia="Times New Roman" w:hAnsi="Times New Roman" w:cs="Times New Roman"/>
+          <w:sz w:val="24"/>
+          <w:szCs w:val="24"/>
+          <w:lang w:eastAsia="es-AR"/>
+        </w:rPr>
+        <w:t>. Ya está muy cerca de su versión definitiva.</w:t>
+      </w:r>
+    </w:p>
+    <w:p>
+      <w:pPr>
+        <w:spacing w:before="100" w:beforeAutospacing="1" w:after="100" w:afterAutospacing="1" w:line="240" w:lineRule="auto"/>
+        <w:rPr>
+          <w:rFonts w:ascii="Times New Roman" w:eastAsia="Times New Roman" w:hAnsi="Times New Roman" w:cs="Times New Roman"/>
+          <w:sz w:val="24"/>
+          <w:szCs w:val="24"/>
+          <w:lang w:eastAsia="es-AR"/>
+        </w:rPr>
+      </w:pPr>
+      <w:r>
+        <w:rPr>
+          <w:rFonts w:ascii="Times New Roman" w:eastAsia="Times New Roman" w:hAnsi="Times New Roman" w:cs="Times New Roman"/>
+          <w:sz w:val="24"/>
+          <w:szCs w:val="24"/>
+          <w:lang w:eastAsia="es-AR"/>
+        </w:rPr>
+        <w:t>El siguiente gran paso sería incorporar la inteligencia que realmente le dará valor:</w:t>
+      </w:r>
+    </w:p>
+    <w:p>
+      <w:pPr>
+        <w:numPr>
+          <w:ilvl w:val="0"/>
+          <w:numId w:val="5"/>
+        </w:numPr>
+        <w:spacing w:before="100" w:beforeAutospacing="1" w:after="100" w:afterAutospacing="1" w:line="240" w:lineRule="auto"/>
+        <w:rPr>
+          <w:rFonts w:ascii="Times New Roman" w:eastAsia="Times New Roman" w:hAnsi="Times New Roman" w:cs="Times New Roman"/>
+          <w:sz w:val="24"/>
+          <w:szCs w:val="24"/>
+          <w:lang w:eastAsia="es-AR"/>
+        </w:rPr>
+      </w:pPr>
+      <w:r>
+        <w:rPr>
+          <w:rFonts w:ascii="Times New Roman" w:eastAsia="Times New Roman" w:hAnsi="Times New Roman" w:cs="Times New Roman"/>
+          <w:b/>
+          <w:bCs/>
+          <w:sz w:val="24"/>
+          <w:szCs w:val="24"/>
+          <w:lang w:eastAsia="es-AR"/>
+        </w:rPr>
+        <w:t>Botón "Generar Texto ES desde MASTER".</w:t>
+      </w:r>
+    </w:p>
+    <w:p>
+      <w:pPr>
+        <w:numPr>
+          <w:ilvl w:val="0"/>
+          <w:numId w:val="5"/>
+        </w:numPr>
+        <w:spacing w:before="100" w:beforeAutospacing="1" w:after="100" w:afterAutospacing="1" w:line="240" w:lineRule="auto"/>
+        <w:rPr>
+          <w:rFonts w:ascii="Times New Roman" w:eastAsia="Times New Roman" w:hAnsi="Times New Roman" w:cs="Times New Roman"/>
+          <w:sz w:val="24"/>
+          <w:szCs w:val="24"/>
+          <w:lang w:eastAsia="es-AR"/>
+        </w:rPr>
+      </w:pPr>
+      <w:r>
+        <w:rPr>
+          <w:rFonts w:ascii="Times New Roman" w:eastAsia="Times New Roman" w:hAnsi="Times New Roman" w:cs="Times New Roman"/>
+          <w:b/>
+          <w:bCs/>
+          <w:sz w:val="24"/>
+          <w:szCs w:val="24"/>
+          <w:lang w:eastAsia="es-AR"/>
+        </w:rPr>
+        <w:t>Botón "Traducir EN".</w:t>
+      </w:r>
+    </w:p>
+    <w:p>
+      <w:pPr>
+        <w:numPr>
+          <w:ilvl w:val="0"/>
+          <w:numId w:val="5"/>
+        </w:numPr>
+        <w:spacing w:before="100" w:beforeAutospacing="1" w:after="100" w:afterAutospacing="1" w:line="240" w:lineRule="auto"/>
+        <w:rPr>
+          <w:rFonts w:ascii="Times New Roman" w:eastAsia="Times New Roman" w:hAnsi="Times New Roman" w:cs="Times New Roman"/>
+          <w:sz w:val="24"/>
+          <w:szCs w:val="24"/>
+          <w:lang w:eastAsia="es-AR"/>
+        </w:rPr>
+      </w:pPr>
+      <w:r>
+        <w:rPr>
+          <w:rFonts w:ascii="Times New Roman" w:eastAsia="Times New Roman" w:hAnsi="Times New Roman" w:cs="Times New Roman"/>
+          <w:b/>
+          <w:bCs/>
+          <w:sz w:val="24"/>
+          <w:szCs w:val="24"/>
+          <w:lang w:eastAsia="es-AR"/>
+        </w:rPr>
+        <w:t>Botón "Traducir PT".</w:t>
+      </w:r>
+    </w:p>
+    <w:p>
+      <w:pPr>
+        <w:numPr>
+          <w:ilvl w:val="0"/>
+          <w:numId w:val="5"/>
+        </w:numPr>
+        <w:spacing w:before="100" w:beforeAutospacing="1" w:after="100" w:afterAutospacing="1" w:line="240" w:lineRule="auto"/>
+        <w:rPr>
+          <w:rFonts w:ascii="Times New Roman" w:eastAsia="Times New Roman" w:hAnsi="Times New Roman" w:cs="Times New Roman"/>
+          <w:sz w:val="24"/>
+          <w:szCs w:val="24"/>
+          <w:lang w:eastAsia="es-AR"/>
+        </w:rPr>
+      </w:pPr>
+      <w:r>
+        <w:rPr>
+          <w:rFonts w:ascii="Times New Roman" w:eastAsia="Times New Roman" w:hAnsi="Times New Roman" w:cs="Times New Roman"/>
+          <w:b/>
+          <w:bCs/>
+          <w:sz w:val="24"/>
+          <w:szCs w:val="24"/>
+          <w:lang w:eastAsia="es-AR"/>
+        </w:rPr>
+        <w:t>Botón "Generar Audio" con voces naturales (MP3).</w:t>
+      </w:r>
+    </w:p>
+    <w:p>
+      <w:pPr>
+        <w:spacing w:before="100" w:beforeAutospacing="1" w:after="100" w:afterAutospacing="1" w:line="240" w:lineRule="auto"/>
+        <w:rPr>
+          <w:rFonts w:ascii="Times New Roman" w:eastAsia="Times New Roman" w:hAnsi="Times New Roman" w:cs="Times New Roman"/>
+          <w:sz w:val="24"/>
+          <w:szCs w:val="24"/>
+          <w:lang w:eastAsia="es-AR"/>
+        </w:rPr>
+      </w:pPr>
+      <w:r>
+        <w:rPr>
+          <w:rFonts w:ascii="Times New Roman" w:eastAsia="Times New Roman" w:hAnsi="Times New Roman" w:cs="Times New Roman"/>
+          <w:sz w:val="24"/>
+          <w:szCs w:val="24"/>
+          <w:lang w:eastAsia="es-AR"/>
+        </w:rPr>
+        <w:t>Con eso, crear un POI completo pasaría de llevar 30–40 minutos a apenas unos pocos minutos. Ese es, en mi opinión, el siguiente gran salto del proyecto.</w:t>
+      </w:r>
+    </w:p>
+    <w:p>
+      <w:pPr>
+        <w:spacing w:before="100" w:beforeAutospacing="1" w:after="100" w:afterAutospacing="1" w:line="240" w:lineRule="auto"/>
+        <w:outlineLvl w:val="1"/>
+        <w:rPr>
+          <w:rFonts w:ascii="Times New Roman" w:eastAsia="Times New Roman" w:hAnsi="Times New Roman" w:cs="Times New Roman"/>
+          <w:b/>
+          <w:bCs/>
+          <w:sz w:val="36"/>
+          <w:szCs w:val="36"/>
+          <w:lang w:eastAsia="es-AR"/>
+        </w:rPr>
+      </w:pPr>
+      <w:r>
+        <w:rPr>
+          <w:rFonts w:ascii="Times New Roman" w:eastAsia="Times New Roman" w:hAnsi="Times New Roman" w:cs="Times New Roman"/>
+          <w:b/>
+          <w:bCs/>
+          <w:sz w:val="36"/>
+          <w:szCs w:val="36"/>
+          <w:lang w:eastAsia="es-AR"/>
+        </w:rPr>
+        <w:t>Ese fue siempre el objetivo del Editor</w:t>
+      </w:r>
+    </w:p>
+    <w:p>
+      <w:pPr>
+        <w:spacing w:before="100" w:beforeAutospacing="1" w:after="100" w:afterAutospacing="1" w:line="240" w:lineRule="auto"/>
+        <w:rPr>
+          <w:rFonts w:ascii="Times New Roman" w:eastAsia="Times New Roman" w:hAnsi="Times New Roman" w:cs="Times New Roman"/>
+          <w:sz w:val="24"/>
+          <w:szCs w:val="24"/>
+          <w:lang w:eastAsia="es-AR"/>
+        </w:rPr>
+      </w:pPr>
+      <w:r>
+        <w:rPr>
+          <w:rFonts w:ascii="Times New Roman" w:eastAsia="Times New Roman" w:hAnsi="Times New Roman" w:cs="Times New Roman"/>
+          <w:sz w:val="24"/>
+          <w:szCs w:val="24"/>
+          <w:lang w:eastAsia="es-AR"/>
+        </w:rPr>
+        <w:t xml:space="preserve">Que el operador solamente tenga que hacer </w:t>
+      </w:r>
+      <w:r>
+        <w:rPr>
+          <w:rFonts w:ascii="Times New Roman" w:eastAsia="Times New Roman" w:hAnsi="Times New Roman" w:cs="Times New Roman"/>
+          <w:b/>
+          <w:bCs/>
+          <w:sz w:val="24"/>
+          <w:szCs w:val="24"/>
+          <w:lang w:eastAsia="es-AR"/>
+        </w:rPr>
+        <w:t>dos cosas</w:t>
+      </w:r>
+      <w:r>
+        <w:rPr>
+          <w:rFonts w:ascii="Times New Roman" w:eastAsia="Times New Roman" w:hAnsi="Times New Roman" w:cs="Times New Roman"/>
+          <w:sz w:val="24"/>
+          <w:szCs w:val="24"/>
+          <w:lang w:eastAsia="es-AR"/>
+        </w:rPr>
+        <w:t>:</w:t>
+      </w:r>
+    </w:p>
+    <w:p>
+      <w:pPr>
+        <w:numPr>
+          <w:ilvl w:val="0"/>
+          <w:numId w:val="6"/>
+        </w:numPr>
+        <w:spacing w:before="100" w:beforeAutospacing="1" w:after="100" w:afterAutospacing="1" w:line="240" w:lineRule="auto"/>
+        <w:rPr>
+          <w:rFonts w:ascii="Times New Roman" w:eastAsia="Times New Roman" w:hAnsi="Times New Roman" w:cs="Times New Roman"/>
+          <w:sz w:val="24"/>
+          <w:szCs w:val="24"/>
+          <w:lang w:eastAsia="es-AR"/>
+        </w:rPr>
+      </w:pPr>
+      <w:r>
+        <w:rPr>
+          <w:rFonts w:ascii="Times New Roman" w:eastAsia="Times New Roman" w:hAnsi="Times New Roman" w:cs="Times New Roman"/>
+          <w:sz w:val="24"/>
+          <w:szCs w:val="24"/>
+          <w:lang w:eastAsia="es-AR"/>
+        </w:rPr>
+        <w:t xml:space="preserve">Escribir o revisar el </w:t>
+      </w:r>
+      <w:r>
+        <w:rPr>
+          <w:rFonts w:ascii="Times New Roman" w:eastAsia="Times New Roman" w:hAnsi="Times New Roman" w:cs="Times New Roman"/>
+          <w:b/>
+          <w:bCs/>
+          <w:sz w:val="24"/>
+          <w:szCs w:val="24"/>
+          <w:lang w:eastAsia="es-AR"/>
+        </w:rPr>
+        <w:t>texto en español</w:t>
+      </w:r>
+      <w:r>
+        <w:rPr>
+          <w:rFonts w:ascii="Times New Roman" w:eastAsia="Times New Roman" w:hAnsi="Times New Roman" w:cs="Times New Roman"/>
+          <w:sz w:val="24"/>
+          <w:szCs w:val="24"/>
+          <w:lang w:eastAsia="es-AR"/>
+        </w:rPr>
+        <w:t xml:space="preserve">. </w:t>
+      </w:r>
+    </w:p>
+    <w:p>
+      <w:pPr>
+        <w:numPr>
+          <w:ilvl w:val="0"/>
+          <w:numId w:val="6"/>
+        </w:numPr>
+        <w:spacing w:before="100" w:beforeAutospacing="1" w:after="100" w:afterAutospacing="1" w:line="240" w:lineRule="auto"/>
+        <w:rPr>
+          <w:rFonts w:ascii="Times New Roman" w:eastAsia="Times New Roman" w:hAnsi="Times New Roman" w:cs="Times New Roman"/>
+          <w:sz w:val="24"/>
+          <w:szCs w:val="24"/>
+          <w:lang w:eastAsia="es-AR"/>
+        </w:rPr>
+      </w:pPr>
+      <w:r>
+        <w:rPr>
+          <w:rFonts w:ascii="Times New Roman" w:eastAsia="Times New Roman" w:hAnsi="Times New Roman" w:cs="Times New Roman"/>
+          <w:sz w:val="24"/>
+          <w:szCs w:val="24"/>
+          <w:lang w:eastAsia="es-AR"/>
+        </w:rPr>
+        <w:t xml:space="preserve">Agregar las </w:t>
+      </w:r>
+      <w:r>
+        <w:rPr>
+          <w:rFonts w:ascii="Times New Roman" w:eastAsia="Times New Roman" w:hAnsi="Times New Roman" w:cs="Times New Roman"/>
+          <w:b/>
+          <w:bCs/>
+          <w:sz w:val="24"/>
+          <w:szCs w:val="24"/>
+          <w:lang w:eastAsia="es-AR"/>
+        </w:rPr>
+        <w:t>fotos</w:t>
+      </w:r>
+      <w:r>
+        <w:rPr>
+          <w:rFonts w:ascii="Times New Roman" w:eastAsia="Times New Roman" w:hAnsi="Times New Roman" w:cs="Times New Roman"/>
+          <w:sz w:val="24"/>
+          <w:szCs w:val="24"/>
+          <w:lang w:eastAsia="es-AR"/>
+        </w:rPr>
+        <w:t xml:space="preserve">. </w:t>
+      </w:r>
+    </w:p>
+    <w:p>
+      <w:pPr>
+        <w:spacing w:before="100" w:beforeAutospacing="1" w:after="100" w:afterAutospacing="1" w:line="240" w:lineRule="auto"/>
+        <w:rPr>
+          <w:rFonts w:ascii="Times New Roman" w:eastAsia="Times New Roman" w:hAnsi="Times New Roman" w:cs="Times New Roman"/>
+          <w:sz w:val="24"/>
+          <w:szCs w:val="24"/>
+          <w:lang w:eastAsia="es-AR"/>
+        </w:rPr>
+      </w:pPr>
+      <w:r>
+        <w:rPr>
+          <w:rFonts w:ascii="Times New Roman" w:eastAsia="Times New Roman" w:hAnsi="Times New Roman" w:cs="Times New Roman"/>
+          <w:sz w:val="24"/>
+          <w:szCs w:val="24"/>
+          <w:lang w:eastAsia="es-AR"/>
+        </w:rPr>
+        <w:t>Y que el Editor genere automáticamente:</w:t>
+      </w:r>
+    </w:p>
+    <w:p>
+      <w:pPr>
+        <w:numPr>
+          <w:ilvl w:val="0"/>
+          <w:numId w:val="7"/>
+        </w:numPr>
+        <w:spacing w:before="100" w:beforeAutospacing="1" w:after="100" w:afterAutospacing="1" w:line="240" w:lineRule="auto"/>
+        <w:rPr>
+          <w:rFonts w:ascii="Times New Roman" w:eastAsia="Times New Roman" w:hAnsi="Times New Roman" w:cs="Times New Roman"/>
+          <w:sz w:val="24"/>
+          <w:szCs w:val="24"/>
+          <w:lang w:eastAsia="es-AR"/>
+        </w:rPr>
+      </w:pPr>
+      <w:r>
+        <w:rPr>
+          <w:rFonts w:ascii="Segoe UI Emoji" w:eastAsia="Times New Roman" w:hAnsi="Segoe UI Emoji" w:cs="Segoe UI Emoji"/>
+          <w:sz w:val="24"/>
+          <w:szCs w:val="24"/>
+          <w:lang w:eastAsia="es-AR"/>
+        </w:rPr>
+        <w:lastRenderedPageBreak/>
+        <w:t>✅</w:t>
+      </w:r>
+      <w:r>
+        <w:rPr>
+          <w:rFonts w:ascii="Times New Roman" w:eastAsia="Times New Roman" w:hAnsi="Times New Roman" w:cs="Times New Roman"/>
+          <w:sz w:val="24"/>
+          <w:szCs w:val="24"/>
+          <w:lang w:eastAsia="es-AR"/>
+        </w:rPr>
+        <w:t xml:space="preserve"> </w:t>
+      </w:r>
+      <w:proofErr w:type="gramStart"/>
+      <w:r>
+        <w:rPr>
+          <w:rFonts w:ascii="Times New Roman" w:eastAsia="Times New Roman" w:hAnsi="Times New Roman" w:cs="Times New Roman"/>
+          <w:sz w:val="24"/>
+          <w:szCs w:val="24"/>
+          <w:lang w:eastAsia="es-AR"/>
+        </w:rPr>
+        <w:t>Inglés</w:t>
+      </w:r>
+      <w:proofErr w:type="gramEnd"/>
+      <w:r>
+        <w:rPr>
+          <w:rFonts w:ascii="Times New Roman" w:eastAsia="Times New Roman" w:hAnsi="Times New Roman" w:cs="Times New Roman"/>
+          <w:sz w:val="24"/>
+          <w:szCs w:val="24"/>
+          <w:lang w:eastAsia="es-AR"/>
+        </w:rPr>
+        <w:t xml:space="preserve">. </w:t>
+      </w:r>
+    </w:p>
+    <w:p>
+      <w:pPr>
+        <w:numPr>
+          <w:ilvl w:val="0"/>
+          <w:numId w:val="7"/>
+        </w:numPr>
+        <w:spacing w:before="100" w:beforeAutospacing="1" w:after="100" w:afterAutospacing="1" w:line="240" w:lineRule="auto"/>
+        <w:rPr>
+          <w:rFonts w:ascii="Times New Roman" w:eastAsia="Times New Roman" w:hAnsi="Times New Roman" w:cs="Times New Roman"/>
+          <w:sz w:val="24"/>
+          <w:szCs w:val="24"/>
+          <w:lang w:eastAsia="es-AR"/>
+        </w:rPr>
+      </w:pPr>
+      <w:r>
+        <w:rPr>
+          <w:rFonts w:ascii="Segoe UI Emoji" w:eastAsia="Times New Roman" w:hAnsi="Segoe UI Emoji" w:cs="Segoe UI Emoji"/>
+          <w:sz w:val="24"/>
+          <w:szCs w:val="24"/>
+          <w:lang w:eastAsia="es-AR"/>
+        </w:rPr>
+        <w:t>✅</w:t>
+      </w:r>
+      <w:r>
+        <w:rPr>
+          <w:rFonts w:ascii="Times New Roman" w:eastAsia="Times New Roman" w:hAnsi="Times New Roman" w:cs="Times New Roman"/>
+          <w:sz w:val="24"/>
+          <w:szCs w:val="24"/>
+          <w:lang w:eastAsia="es-AR"/>
+        </w:rPr>
+        <w:t xml:space="preserve"> </w:t>
+      </w:r>
+      <w:proofErr w:type="gramStart"/>
+      <w:r>
+        <w:rPr>
+          <w:rFonts w:ascii="Times New Roman" w:eastAsia="Times New Roman" w:hAnsi="Times New Roman" w:cs="Times New Roman"/>
+          <w:sz w:val="24"/>
+          <w:szCs w:val="24"/>
+          <w:lang w:eastAsia="es-AR"/>
+        </w:rPr>
+        <w:t>Portugués</w:t>
+      </w:r>
+      <w:proofErr w:type="gramEnd"/>
+      <w:r>
+        <w:rPr>
+          <w:rFonts w:ascii="Times New Roman" w:eastAsia="Times New Roman" w:hAnsi="Times New Roman" w:cs="Times New Roman"/>
+          <w:sz w:val="24"/>
+          <w:szCs w:val="24"/>
+          <w:lang w:eastAsia="es-AR"/>
+        </w:rPr>
+        <w:t xml:space="preserve">. </w:t>
+      </w:r>
+    </w:p>
+    <w:p>
+      <w:pPr>
+        <w:numPr>
+          <w:ilvl w:val="0"/>
+          <w:numId w:val="7"/>
+        </w:numPr>
+        <w:spacing w:before="100" w:beforeAutospacing="1" w:after="100" w:afterAutospacing="1" w:line="240" w:lineRule="auto"/>
+        <w:rPr>
+          <w:rFonts w:ascii="Times New Roman" w:eastAsia="Times New Roman" w:hAnsi="Times New Roman" w:cs="Times New Roman"/>
+          <w:sz w:val="24"/>
+          <w:szCs w:val="24"/>
+          <w:lang w:eastAsia="es-AR"/>
+        </w:rPr>
+      </w:pPr>
+      <w:r>
+        <w:rPr>
+          <w:rFonts w:ascii="Segoe UI Emoji" w:eastAsia="Times New Roman" w:hAnsi="Segoe UI Emoji" w:cs="Segoe UI Emoji"/>
+          <w:sz w:val="24"/>
+          <w:szCs w:val="24"/>
+          <w:lang w:eastAsia="es-AR"/>
+        </w:rPr>
+        <w:t>✅</w:t>
+      </w:r>
+      <w:r>
+        <w:rPr>
+          <w:rFonts w:ascii="Times New Roman" w:eastAsia="Times New Roman" w:hAnsi="Times New Roman" w:cs="Times New Roman"/>
+          <w:sz w:val="24"/>
+          <w:szCs w:val="24"/>
+          <w:lang w:eastAsia="es-AR"/>
+        </w:rPr>
+        <w:t xml:space="preserve"> Audios en los tres idiomas. </w:t>
+      </w:r>
+    </w:p>
+    <w:p>
+      <w:pPr>
+        <w:numPr>
+          <w:ilvl w:val="0"/>
+          <w:numId w:val="7"/>
+        </w:numPr>
+        <w:spacing w:before="100" w:beforeAutospacing="1" w:after="100" w:afterAutospacing="1" w:line="240" w:lineRule="auto"/>
+        <w:rPr>
+          <w:rFonts w:ascii="Times New Roman" w:eastAsia="Times New Roman" w:hAnsi="Times New Roman" w:cs="Times New Roman"/>
+          <w:sz w:val="24"/>
+          <w:szCs w:val="24"/>
+          <w:lang w:eastAsia="es-AR"/>
+        </w:rPr>
+      </w:pPr>
+      <w:r>
+        <w:rPr>
+          <w:rFonts w:ascii="Segoe UI Emoji" w:eastAsia="Times New Roman" w:hAnsi="Segoe UI Emoji" w:cs="Segoe UI Emoji"/>
+          <w:sz w:val="24"/>
+          <w:szCs w:val="24"/>
+          <w:lang w:eastAsia="es-AR"/>
+        </w:rPr>
+        <w:t>✅</w:t>
+      </w:r>
+      <w:r>
+        <w:rPr>
+          <w:rFonts w:ascii="Times New Roman" w:eastAsia="Times New Roman" w:hAnsi="Times New Roman" w:cs="Times New Roman"/>
+          <w:sz w:val="24"/>
+          <w:szCs w:val="24"/>
+          <w:lang w:eastAsia="es-AR"/>
+        </w:rPr>
+        <w:t xml:space="preserve"> Metadatos. </w:t>
+      </w:r>
+    </w:p>
+    <w:p>
+      <w:pPr>
+        <w:numPr>
+          <w:ilvl w:val="0"/>
+          <w:numId w:val="7"/>
+        </w:numPr>
+        <w:spacing w:before="100" w:beforeAutospacing="1" w:after="100" w:afterAutospacing="1" w:line="240" w:lineRule="auto"/>
+        <w:rPr>
+          <w:rFonts w:ascii="Times New Roman" w:eastAsia="Times New Roman" w:hAnsi="Times New Roman" w:cs="Times New Roman"/>
+          <w:sz w:val="24"/>
+          <w:szCs w:val="24"/>
+          <w:lang w:eastAsia="es-AR"/>
+        </w:rPr>
+      </w:pPr>
+      <w:r>
+        <w:rPr>
+          <w:rFonts w:ascii="Segoe UI Emoji" w:eastAsia="Times New Roman" w:hAnsi="Segoe UI Emoji" w:cs="Segoe UI Emoji"/>
+          <w:sz w:val="24"/>
+          <w:szCs w:val="24"/>
+          <w:lang w:eastAsia="es-AR"/>
+        </w:rPr>
+        <w:t>✅</w:t>
+      </w:r>
+      <w:r>
+        <w:rPr>
+          <w:rFonts w:ascii="Times New Roman" w:eastAsia="Times New Roman" w:hAnsi="Times New Roman" w:cs="Times New Roman"/>
+          <w:sz w:val="24"/>
+          <w:szCs w:val="24"/>
+          <w:lang w:eastAsia="es-AR"/>
+        </w:rPr>
+        <w:t xml:space="preserve"> ZIP final.</w:t>
       </w:r>
     </w:p>
     <w:p/>
@@ -3817,9 +9704,9 @@
 <file path=word/numbering.xml><?xml version="1.0" encoding="utf-8"?>
 <w:numbering xmlns:wpc="http://schemas.microsoft.com/office/word/2010/wordprocessingCanvas" xmlns:cx="http://schemas.microsoft.com/office/drawing/2014/chartex" xmlns:cx1="http://schemas.microsoft.com/office/drawing/2015/9/8/chartex" xmlns:cx2="http://schemas.microsoft.com/office/drawing/2015/10/21/chartex" xmlns:cx3="http://schemas.microsoft.com/office/drawing/2016/5/9/chartex" xmlns:cx4="http://schemas.microsoft.com/office/drawing/2016/5/10/chartex" xmlns:cx5="http://schemas.microsoft.com/office/drawing/2016/5/11/chartex" xmlns:cx6="http://schemas.microsoft.com/office/drawing/2016/5/12/chartex" xmlns:cx7="http://schemas.microsoft.com/office/drawing/2016/5/13/chartex" xmlns:cx8="http://schemas.microsoft.com/office/drawing/2016/5/14/chartex" xmlns:mc="http://schemas.openxmlformats.org/markup-compatibility/2006" xmlns:aink="http://schemas.microsoft.com/office/drawing/2016/ink" xmlns:am3d="http://schemas.microsoft.com/office/drawing/2017/model3d" xmlns:o="urn:schemas-microsoft-com:office:office" xmlns:r="http://schemas.openxmlformats.org/officeDocument/2006/relationships" xmlns:m="http://schemas.openxmlformats.org/officeDocument/2006/math" xmlns:v="urn:schemas-microsoft-com:vml" xmlns:wp14="http://schemas.microsoft.com/office/word/2010/wordprocessingDrawing" xmlns:wp="http://schemas.openxmlformats.org/drawingml/2006/wordprocessingDrawing" xmlns:w10="urn:schemas-microsoft-com:office:word" xmlns:w="http://schemas.openxmlformats.org/wordprocessingml/2006/main" xmlns:w14="http://schemas.microsoft.com/office/word/2010/wordml" xmlns:w15="http://schemas.microsoft.com/office/word/2012/wordml" xmlns:w16cex="http://schemas.microsoft.com/office/word/2018/wordml/cex" xmlns:w16cid="http://schemas.microsoft.com/office/word/2016/wordml/cid" xmlns:w16="http://schemas.microsoft.com/office/word/2018/wordml" xmlns:w16sdtdh="http://schemas.microsoft.com/office/word/2020/wordml/sdtdatahash" xmlns:w16se="http://schemas.microsoft.com/office/word/2015/wordml/symex" xmlns:wpg="http://schemas.microsoft.com/office/word/2010/wordprocessingGroup" xmlns:wpi="http://schemas.microsoft.com/office/word/2010/wordprocessingInk" xmlns:wne="http://schemas.microsoft.com/office/word/2006/wordml" xmlns:wps="http://schemas.microsoft.com/office/word/2010/wordprocessingShape" mc:Ignorable="w14 w15 w16se w16cid w16 w16cex w16sdtdh wp14">
   <w:abstractNum w:abstractNumId="0" w15:restartNumberingAfterBreak="0">
-    <w:nsid w:val="09594572"/>
+    <w:nsid w:val="04902F1E"/>
     <w:multiLevelType w:val="multilevel"/>
-    <w:tmpl w:val="E7867BBE"/>
+    <w:tmpl w:val="84344C8A"/>
     <w:lvl w:ilvl="0">
       <w:start w:val="1"/>
       <w:numFmt w:val="bullet"/>
@@ -3966,9 +9853,9 @@
     </w:lvl>
   </w:abstractNum>
   <w:abstractNum w:abstractNumId="1" w15:restartNumberingAfterBreak="0">
-    <w:nsid w:val="4BC45750"/>
+    <w:nsid w:val="09594572"/>
     <w:multiLevelType w:val="multilevel"/>
-    <w:tmpl w:val="AB06A728"/>
+    <w:tmpl w:val="E7867BBE"/>
     <w:lvl w:ilvl="0">
       <w:start w:val="1"/>
       <w:numFmt w:val="bullet"/>
@@ -4114,11 +10001,699 @@
       </w:rPr>
     </w:lvl>
   </w:abstractNum>
+  <w:abstractNum w:abstractNumId="2" w15:restartNumberingAfterBreak="0">
+    <w:nsid w:val="09750FA2"/>
+    <w:multiLevelType w:val="multilevel"/>
+    <w:tmpl w:val="DE842614"/>
+    <w:lvl w:ilvl="0">
+      <w:start w:val="1"/>
+      <w:numFmt w:val="bullet"/>
+      <w:lvlText w:val=""/>
+      <w:lvlJc w:val="left"/>
+      <w:pPr>
+        <w:tabs>
+          <w:tab w:val="num" w:pos="720"/>
+        </w:tabs>
+        <w:ind w:left="720" w:hanging="360"/>
+      </w:pPr>
+      <w:rPr>
+        <w:rFonts w:ascii="Symbol" w:hAnsi="Symbol" w:hint="default"/>
+        <w:sz w:val="20"/>
+      </w:rPr>
+    </w:lvl>
+    <w:lvl w:ilvl="1" w:tentative="1">
+      <w:start w:val="1"/>
+      <w:numFmt w:val="bullet"/>
+      <w:lvlText w:val="o"/>
+      <w:lvlJc w:val="left"/>
+      <w:pPr>
+        <w:tabs>
+          <w:tab w:val="num" w:pos="1440"/>
+        </w:tabs>
+        <w:ind w:left="1440" w:hanging="360"/>
+      </w:pPr>
+      <w:rPr>
+        <w:rFonts w:ascii="Courier New" w:hAnsi="Courier New" w:hint="default"/>
+        <w:sz w:val="20"/>
+      </w:rPr>
+    </w:lvl>
+    <w:lvl w:ilvl="2" w:tentative="1">
+      <w:start w:val="1"/>
+      <w:numFmt w:val="bullet"/>
+      <w:lvlText w:val=""/>
+      <w:lvlJc w:val="left"/>
+      <w:pPr>
+        <w:tabs>
+          <w:tab w:val="num" w:pos="2160"/>
+        </w:tabs>
+        <w:ind w:left="2160" w:hanging="360"/>
+      </w:pPr>
+      <w:rPr>
+        <w:rFonts w:ascii="Wingdings" w:hAnsi="Wingdings" w:hint="default"/>
+        <w:sz w:val="20"/>
+      </w:rPr>
+    </w:lvl>
+    <w:lvl w:ilvl="3" w:tentative="1">
+      <w:start w:val="1"/>
+      <w:numFmt w:val="bullet"/>
+      <w:lvlText w:val=""/>
+      <w:lvlJc w:val="left"/>
+      <w:pPr>
+        <w:tabs>
+          <w:tab w:val="num" w:pos="2880"/>
+        </w:tabs>
+        <w:ind w:left="2880" w:hanging="360"/>
+      </w:pPr>
+      <w:rPr>
+        <w:rFonts w:ascii="Wingdings" w:hAnsi="Wingdings" w:hint="default"/>
+        <w:sz w:val="20"/>
+      </w:rPr>
+    </w:lvl>
+    <w:lvl w:ilvl="4" w:tentative="1">
+      <w:start w:val="1"/>
+      <w:numFmt w:val="bullet"/>
+      <w:lvlText w:val=""/>
+      <w:lvlJc w:val="left"/>
+      <w:pPr>
+        <w:tabs>
+          <w:tab w:val="num" w:pos="3600"/>
+        </w:tabs>
+        <w:ind w:left="3600" w:hanging="360"/>
+      </w:pPr>
+      <w:rPr>
+        <w:rFonts w:ascii="Wingdings" w:hAnsi="Wingdings" w:hint="default"/>
+        <w:sz w:val="20"/>
+      </w:rPr>
+    </w:lvl>
+    <w:lvl w:ilvl="5" w:tentative="1">
+      <w:start w:val="1"/>
+      <w:numFmt w:val="bullet"/>
+      <w:lvlText w:val=""/>
+      <w:lvlJc w:val="left"/>
+      <w:pPr>
+        <w:tabs>
+          <w:tab w:val="num" w:pos="4320"/>
+        </w:tabs>
+        <w:ind w:left="4320" w:hanging="360"/>
+      </w:pPr>
+      <w:rPr>
+        <w:rFonts w:ascii="Wingdings" w:hAnsi="Wingdings" w:hint="default"/>
+        <w:sz w:val="20"/>
+      </w:rPr>
+    </w:lvl>
+    <w:lvl w:ilvl="6" w:tentative="1">
+      <w:start w:val="1"/>
+      <w:numFmt w:val="bullet"/>
+      <w:lvlText w:val=""/>
+      <w:lvlJc w:val="left"/>
+      <w:pPr>
+        <w:tabs>
+          <w:tab w:val="num" w:pos="5040"/>
+        </w:tabs>
+        <w:ind w:left="5040" w:hanging="360"/>
+      </w:pPr>
+      <w:rPr>
+        <w:rFonts w:ascii="Wingdings" w:hAnsi="Wingdings" w:hint="default"/>
+        <w:sz w:val="20"/>
+      </w:rPr>
+    </w:lvl>
+    <w:lvl w:ilvl="7" w:tentative="1">
+      <w:start w:val="1"/>
+      <w:numFmt w:val="bullet"/>
+      <w:lvlText w:val=""/>
+      <w:lvlJc w:val="left"/>
+      <w:pPr>
+        <w:tabs>
+          <w:tab w:val="num" w:pos="5760"/>
+        </w:tabs>
+        <w:ind w:left="5760" w:hanging="360"/>
+      </w:pPr>
+      <w:rPr>
+        <w:rFonts w:ascii="Wingdings" w:hAnsi="Wingdings" w:hint="default"/>
+        <w:sz w:val="20"/>
+      </w:rPr>
+    </w:lvl>
+    <w:lvl w:ilvl="8" w:tentative="1">
+      <w:start w:val="1"/>
+      <w:numFmt w:val="bullet"/>
+      <w:lvlText w:val=""/>
+      <w:lvlJc w:val="left"/>
+      <w:pPr>
+        <w:tabs>
+          <w:tab w:val="num" w:pos="6480"/>
+        </w:tabs>
+        <w:ind w:left="6480" w:hanging="360"/>
+      </w:pPr>
+      <w:rPr>
+        <w:rFonts w:ascii="Wingdings" w:hAnsi="Wingdings" w:hint="default"/>
+        <w:sz w:val="20"/>
+      </w:rPr>
+    </w:lvl>
+  </w:abstractNum>
+  <w:abstractNum w:abstractNumId="3" w15:restartNumberingAfterBreak="0">
+    <w:nsid w:val="1A85138C"/>
+    <w:multiLevelType w:val="multilevel"/>
+    <w:tmpl w:val="2B70ADF2"/>
+    <w:lvl w:ilvl="0">
+      <w:start w:val="1"/>
+      <w:numFmt w:val="bullet"/>
+      <w:lvlText w:val=""/>
+      <w:lvlJc w:val="left"/>
+      <w:pPr>
+        <w:tabs>
+          <w:tab w:val="num" w:pos="720"/>
+        </w:tabs>
+        <w:ind w:left="720" w:hanging="360"/>
+      </w:pPr>
+      <w:rPr>
+        <w:rFonts w:ascii="Symbol" w:hAnsi="Symbol" w:hint="default"/>
+        <w:sz w:val="20"/>
+      </w:rPr>
+    </w:lvl>
+    <w:lvl w:ilvl="1" w:tentative="1">
+      <w:start w:val="1"/>
+      <w:numFmt w:val="bullet"/>
+      <w:lvlText w:val="o"/>
+      <w:lvlJc w:val="left"/>
+      <w:pPr>
+        <w:tabs>
+          <w:tab w:val="num" w:pos="1440"/>
+        </w:tabs>
+        <w:ind w:left="1440" w:hanging="360"/>
+      </w:pPr>
+      <w:rPr>
+        <w:rFonts w:ascii="Courier New" w:hAnsi="Courier New" w:hint="default"/>
+        <w:sz w:val="20"/>
+      </w:rPr>
+    </w:lvl>
+    <w:lvl w:ilvl="2" w:tentative="1">
+      <w:start w:val="1"/>
+      <w:numFmt w:val="bullet"/>
+      <w:lvlText w:val=""/>
+      <w:lvlJc w:val="left"/>
+      <w:pPr>
+        <w:tabs>
+          <w:tab w:val="num" w:pos="2160"/>
+        </w:tabs>
+        <w:ind w:left="2160" w:hanging="360"/>
+      </w:pPr>
+      <w:rPr>
+        <w:rFonts w:ascii="Wingdings" w:hAnsi="Wingdings" w:hint="default"/>
+        <w:sz w:val="20"/>
+      </w:rPr>
+    </w:lvl>
+    <w:lvl w:ilvl="3" w:tentative="1">
+      <w:start w:val="1"/>
+      <w:numFmt w:val="bullet"/>
+      <w:lvlText w:val=""/>
+      <w:lvlJc w:val="left"/>
+      <w:pPr>
+        <w:tabs>
+          <w:tab w:val="num" w:pos="2880"/>
+        </w:tabs>
+        <w:ind w:left="2880" w:hanging="360"/>
+      </w:pPr>
+      <w:rPr>
+        <w:rFonts w:ascii="Wingdings" w:hAnsi="Wingdings" w:hint="default"/>
+        <w:sz w:val="20"/>
+      </w:rPr>
+    </w:lvl>
+    <w:lvl w:ilvl="4" w:tentative="1">
+      <w:start w:val="1"/>
+      <w:numFmt w:val="bullet"/>
+      <w:lvlText w:val=""/>
+      <w:lvlJc w:val="left"/>
+      <w:pPr>
+        <w:tabs>
+          <w:tab w:val="num" w:pos="3600"/>
+        </w:tabs>
+        <w:ind w:left="3600" w:hanging="360"/>
+      </w:pPr>
+      <w:rPr>
+        <w:rFonts w:ascii="Wingdings" w:hAnsi="Wingdings" w:hint="default"/>
+        <w:sz w:val="20"/>
+      </w:rPr>
+    </w:lvl>
+    <w:lvl w:ilvl="5" w:tentative="1">
+      <w:start w:val="1"/>
+      <w:numFmt w:val="bullet"/>
+      <w:lvlText w:val=""/>
+      <w:lvlJc w:val="left"/>
+      <w:pPr>
+        <w:tabs>
+          <w:tab w:val="num" w:pos="4320"/>
+        </w:tabs>
+        <w:ind w:left="4320" w:hanging="360"/>
+      </w:pPr>
+      <w:rPr>
+        <w:rFonts w:ascii="Wingdings" w:hAnsi="Wingdings" w:hint="default"/>
+        <w:sz w:val="20"/>
+      </w:rPr>
+    </w:lvl>
+    <w:lvl w:ilvl="6" w:tentative="1">
+      <w:start w:val="1"/>
+      <w:numFmt w:val="bullet"/>
+      <w:lvlText w:val=""/>
+      <w:lvlJc w:val="left"/>
+      <w:pPr>
+        <w:tabs>
+          <w:tab w:val="num" w:pos="5040"/>
+        </w:tabs>
+        <w:ind w:left="5040" w:hanging="360"/>
+      </w:pPr>
+      <w:rPr>
+        <w:rFonts w:ascii="Wingdings" w:hAnsi="Wingdings" w:hint="default"/>
+        <w:sz w:val="20"/>
+      </w:rPr>
+    </w:lvl>
+    <w:lvl w:ilvl="7" w:tentative="1">
+      <w:start w:val="1"/>
+      <w:numFmt w:val="bullet"/>
+      <w:lvlText w:val=""/>
+      <w:lvlJc w:val="left"/>
+      <w:pPr>
+        <w:tabs>
+          <w:tab w:val="num" w:pos="5760"/>
+        </w:tabs>
+        <w:ind w:left="5760" w:hanging="360"/>
+      </w:pPr>
+      <w:rPr>
+        <w:rFonts w:ascii="Wingdings" w:hAnsi="Wingdings" w:hint="default"/>
+        <w:sz w:val="20"/>
+      </w:rPr>
+    </w:lvl>
+    <w:lvl w:ilvl="8" w:tentative="1">
+      <w:start w:val="1"/>
+      <w:numFmt w:val="bullet"/>
+      <w:lvlText w:val=""/>
+      <w:lvlJc w:val="left"/>
+      <w:pPr>
+        <w:tabs>
+          <w:tab w:val="num" w:pos="6480"/>
+        </w:tabs>
+        <w:ind w:left="6480" w:hanging="360"/>
+      </w:pPr>
+      <w:rPr>
+        <w:rFonts w:ascii="Wingdings" w:hAnsi="Wingdings" w:hint="default"/>
+        <w:sz w:val="20"/>
+      </w:rPr>
+    </w:lvl>
+  </w:abstractNum>
+  <w:abstractNum w:abstractNumId="4" w15:restartNumberingAfterBreak="0">
+    <w:nsid w:val="34672076"/>
+    <w:multiLevelType w:val="multilevel"/>
+    <w:tmpl w:val="1B3C13AC"/>
+    <w:lvl w:ilvl="0">
+      <w:start w:val="1"/>
+      <w:numFmt w:val="decimal"/>
+      <w:lvlText w:val="%1."/>
+      <w:lvlJc w:val="left"/>
+      <w:pPr>
+        <w:tabs>
+          <w:tab w:val="num" w:pos="720"/>
+        </w:tabs>
+        <w:ind w:left="720" w:hanging="360"/>
+      </w:pPr>
+    </w:lvl>
+    <w:lvl w:ilvl="1" w:tentative="1">
+      <w:start w:val="1"/>
+      <w:numFmt w:val="decimal"/>
+      <w:lvlText w:val="%2."/>
+      <w:lvlJc w:val="left"/>
+      <w:pPr>
+        <w:tabs>
+          <w:tab w:val="num" w:pos="1440"/>
+        </w:tabs>
+        <w:ind w:left="1440" w:hanging="360"/>
+      </w:pPr>
+    </w:lvl>
+    <w:lvl w:ilvl="2" w:tentative="1">
+      <w:start w:val="1"/>
+      <w:numFmt w:val="decimal"/>
+      <w:lvlText w:val="%3."/>
+      <w:lvlJc w:val="left"/>
+      <w:pPr>
+        <w:tabs>
+          <w:tab w:val="num" w:pos="2160"/>
+        </w:tabs>
+        <w:ind w:left="2160" w:hanging="360"/>
+      </w:pPr>
+    </w:lvl>
+    <w:lvl w:ilvl="3" w:tentative="1">
+      <w:start w:val="1"/>
+      <w:numFmt w:val="decimal"/>
+      <w:lvlText w:val="%4."/>
+      <w:lvlJc w:val="left"/>
+      <w:pPr>
+        <w:tabs>
+          <w:tab w:val="num" w:pos="2880"/>
+        </w:tabs>
+        <w:ind w:left="2880" w:hanging="360"/>
+      </w:pPr>
+    </w:lvl>
+    <w:lvl w:ilvl="4" w:tentative="1">
+      <w:start w:val="1"/>
+      <w:numFmt w:val="decimal"/>
+      <w:lvlText w:val="%5."/>
+      <w:lvlJc w:val="left"/>
+      <w:pPr>
+        <w:tabs>
+          <w:tab w:val="num" w:pos="3600"/>
+        </w:tabs>
+        <w:ind w:left="3600" w:hanging="360"/>
+      </w:pPr>
+    </w:lvl>
+    <w:lvl w:ilvl="5" w:tentative="1">
+      <w:start w:val="1"/>
+      <w:numFmt w:val="decimal"/>
+      <w:lvlText w:val="%6."/>
+      <w:lvlJc w:val="left"/>
+      <w:pPr>
+        <w:tabs>
+          <w:tab w:val="num" w:pos="4320"/>
+        </w:tabs>
+        <w:ind w:left="4320" w:hanging="360"/>
+      </w:pPr>
+    </w:lvl>
+    <w:lvl w:ilvl="6" w:tentative="1">
+      <w:start w:val="1"/>
+      <w:numFmt w:val="decimal"/>
+      <w:lvlText w:val="%7."/>
+      <w:lvlJc w:val="left"/>
+      <w:pPr>
+        <w:tabs>
+          <w:tab w:val="num" w:pos="5040"/>
+        </w:tabs>
+        <w:ind w:left="5040" w:hanging="360"/>
+      </w:pPr>
+    </w:lvl>
+    <w:lvl w:ilvl="7" w:tentative="1">
+      <w:start w:val="1"/>
+      <w:numFmt w:val="decimal"/>
+      <w:lvlText w:val="%8."/>
+      <w:lvlJc w:val="left"/>
+      <w:pPr>
+        <w:tabs>
+          <w:tab w:val="num" w:pos="5760"/>
+        </w:tabs>
+        <w:ind w:left="5760" w:hanging="360"/>
+      </w:pPr>
+    </w:lvl>
+    <w:lvl w:ilvl="8" w:tentative="1">
+      <w:start w:val="1"/>
+      <w:numFmt w:val="decimal"/>
+      <w:lvlText w:val="%9."/>
+      <w:lvlJc w:val="left"/>
+      <w:pPr>
+        <w:tabs>
+          <w:tab w:val="num" w:pos="6480"/>
+        </w:tabs>
+        <w:ind w:left="6480" w:hanging="360"/>
+      </w:pPr>
+    </w:lvl>
+  </w:abstractNum>
+  <w:abstractNum w:abstractNumId="5" w15:restartNumberingAfterBreak="0">
+    <w:nsid w:val="4BC45750"/>
+    <w:multiLevelType w:val="multilevel"/>
+    <w:tmpl w:val="AB06A728"/>
+    <w:lvl w:ilvl="0">
+      <w:start w:val="1"/>
+      <w:numFmt w:val="bullet"/>
+      <w:lvlText w:val=""/>
+      <w:lvlJc w:val="left"/>
+      <w:pPr>
+        <w:tabs>
+          <w:tab w:val="num" w:pos="720"/>
+        </w:tabs>
+        <w:ind w:left="720" w:hanging="360"/>
+      </w:pPr>
+      <w:rPr>
+        <w:rFonts w:ascii="Symbol" w:hAnsi="Symbol" w:hint="default"/>
+        <w:sz w:val="20"/>
+      </w:rPr>
+    </w:lvl>
+    <w:lvl w:ilvl="1" w:tentative="1">
+      <w:start w:val="1"/>
+      <w:numFmt w:val="bullet"/>
+      <w:lvlText w:val="o"/>
+      <w:lvlJc w:val="left"/>
+      <w:pPr>
+        <w:tabs>
+          <w:tab w:val="num" w:pos="1440"/>
+        </w:tabs>
+        <w:ind w:left="1440" w:hanging="360"/>
+      </w:pPr>
+      <w:rPr>
+        <w:rFonts w:ascii="Courier New" w:hAnsi="Courier New" w:hint="default"/>
+        <w:sz w:val="20"/>
+      </w:rPr>
+    </w:lvl>
+    <w:lvl w:ilvl="2" w:tentative="1">
+      <w:start w:val="1"/>
+      <w:numFmt w:val="bullet"/>
+      <w:lvlText w:val=""/>
+      <w:lvlJc w:val="left"/>
+      <w:pPr>
+        <w:tabs>
+          <w:tab w:val="num" w:pos="2160"/>
+        </w:tabs>
+        <w:ind w:left="2160" w:hanging="360"/>
+      </w:pPr>
+      <w:rPr>
+        <w:rFonts w:ascii="Wingdings" w:hAnsi="Wingdings" w:hint="default"/>
+        <w:sz w:val="20"/>
+      </w:rPr>
+    </w:lvl>
+    <w:lvl w:ilvl="3" w:tentative="1">
+      <w:start w:val="1"/>
+      <w:numFmt w:val="bullet"/>
+      <w:lvlText w:val=""/>
+      <w:lvlJc w:val="left"/>
+      <w:pPr>
+        <w:tabs>
+          <w:tab w:val="num" w:pos="2880"/>
+        </w:tabs>
+        <w:ind w:left="2880" w:hanging="360"/>
+      </w:pPr>
+      <w:rPr>
+        <w:rFonts w:ascii="Wingdings" w:hAnsi="Wingdings" w:hint="default"/>
+        <w:sz w:val="20"/>
+      </w:rPr>
+    </w:lvl>
+    <w:lvl w:ilvl="4" w:tentative="1">
+      <w:start w:val="1"/>
+      <w:numFmt w:val="bullet"/>
+      <w:lvlText w:val=""/>
+      <w:lvlJc w:val="left"/>
+      <w:pPr>
+        <w:tabs>
+          <w:tab w:val="num" w:pos="3600"/>
+        </w:tabs>
+        <w:ind w:left="3600" w:hanging="360"/>
+      </w:pPr>
+      <w:rPr>
+        <w:rFonts w:ascii="Wingdings" w:hAnsi="Wingdings" w:hint="default"/>
+        <w:sz w:val="20"/>
+      </w:rPr>
+    </w:lvl>
+    <w:lvl w:ilvl="5" w:tentative="1">
+      <w:start w:val="1"/>
+      <w:numFmt w:val="bullet"/>
+      <w:lvlText w:val=""/>
+      <w:lvlJc w:val="left"/>
+      <w:pPr>
+        <w:tabs>
+          <w:tab w:val="num" w:pos="4320"/>
+        </w:tabs>
+        <w:ind w:left="4320" w:hanging="360"/>
+      </w:pPr>
+      <w:rPr>
+        <w:rFonts w:ascii="Wingdings" w:hAnsi="Wingdings" w:hint="default"/>
+        <w:sz w:val="20"/>
+      </w:rPr>
+    </w:lvl>
+    <w:lvl w:ilvl="6" w:tentative="1">
+      <w:start w:val="1"/>
+      <w:numFmt w:val="bullet"/>
+      <w:lvlText w:val=""/>
+      <w:lvlJc w:val="left"/>
+      <w:pPr>
+        <w:tabs>
+          <w:tab w:val="num" w:pos="5040"/>
+        </w:tabs>
+        <w:ind w:left="5040" w:hanging="360"/>
+      </w:pPr>
+      <w:rPr>
+        <w:rFonts w:ascii="Wingdings" w:hAnsi="Wingdings" w:hint="default"/>
+        <w:sz w:val="20"/>
+      </w:rPr>
+    </w:lvl>
+    <w:lvl w:ilvl="7" w:tentative="1">
+      <w:start w:val="1"/>
+      <w:numFmt w:val="bullet"/>
+      <w:lvlText w:val=""/>
+      <w:lvlJc w:val="left"/>
+      <w:pPr>
+        <w:tabs>
+          <w:tab w:val="num" w:pos="5760"/>
+        </w:tabs>
+        <w:ind w:left="5760" w:hanging="360"/>
+      </w:pPr>
+      <w:rPr>
+        <w:rFonts w:ascii="Wingdings" w:hAnsi="Wingdings" w:hint="default"/>
+        <w:sz w:val="20"/>
+      </w:rPr>
+    </w:lvl>
+    <w:lvl w:ilvl="8" w:tentative="1">
+      <w:start w:val="1"/>
+      <w:numFmt w:val="bullet"/>
+      <w:lvlText w:val=""/>
+      <w:lvlJc w:val="left"/>
+      <w:pPr>
+        <w:tabs>
+          <w:tab w:val="num" w:pos="6480"/>
+        </w:tabs>
+        <w:ind w:left="6480" w:hanging="360"/>
+      </w:pPr>
+      <w:rPr>
+        <w:rFonts w:ascii="Wingdings" w:hAnsi="Wingdings" w:hint="default"/>
+        <w:sz w:val="20"/>
+      </w:rPr>
+    </w:lvl>
+  </w:abstractNum>
+  <w:abstractNum w:abstractNumId="6" w15:restartNumberingAfterBreak="0">
+    <w:nsid w:val="57A7784D"/>
+    <w:multiLevelType w:val="multilevel"/>
+    <w:tmpl w:val="D9E6CD74"/>
+    <w:lvl w:ilvl="0">
+      <w:start w:val="1"/>
+      <w:numFmt w:val="decimal"/>
+      <w:lvlText w:val="%1."/>
+      <w:lvlJc w:val="left"/>
+      <w:pPr>
+        <w:tabs>
+          <w:tab w:val="num" w:pos="720"/>
+        </w:tabs>
+        <w:ind w:left="720" w:hanging="360"/>
+      </w:pPr>
+    </w:lvl>
+    <w:lvl w:ilvl="1" w:tentative="1">
+      <w:start w:val="1"/>
+      <w:numFmt w:val="decimal"/>
+      <w:lvlText w:val="%2."/>
+      <w:lvlJc w:val="left"/>
+      <w:pPr>
+        <w:tabs>
+          <w:tab w:val="num" w:pos="1440"/>
+        </w:tabs>
+        <w:ind w:left="1440" w:hanging="360"/>
+      </w:pPr>
+    </w:lvl>
+    <w:lvl w:ilvl="2" w:tentative="1">
+      <w:start w:val="1"/>
+      <w:numFmt w:val="decimal"/>
+      <w:lvlText w:val="%3."/>
+      <w:lvlJc w:val="left"/>
+      <w:pPr>
+        <w:tabs>
+          <w:tab w:val="num" w:pos="2160"/>
+        </w:tabs>
+        <w:ind w:left="2160" w:hanging="360"/>
+      </w:pPr>
+    </w:lvl>
+    <w:lvl w:ilvl="3" w:tentative="1">
+      <w:start w:val="1"/>
+      <w:numFmt w:val="decimal"/>
+      <w:lvlText w:val="%4."/>
+      <w:lvlJc w:val="left"/>
+      <w:pPr>
+        <w:tabs>
+          <w:tab w:val="num" w:pos="2880"/>
+        </w:tabs>
+        <w:ind w:left="2880" w:hanging="360"/>
+      </w:pPr>
+    </w:lvl>
+    <w:lvl w:ilvl="4" w:tentative="1">
+      <w:start w:val="1"/>
+      <w:numFmt w:val="decimal"/>
+      <w:lvlText w:val="%5."/>
+      <w:lvlJc w:val="left"/>
+      <w:pPr>
+        <w:tabs>
+          <w:tab w:val="num" w:pos="3600"/>
+        </w:tabs>
+        <w:ind w:left="3600" w:hanging="360"/>
+      </w:pPr>
+    </w:lvl>
+    <w:lvl w:ilvl="5" w:tentative="1">
+      <w:start w:val="1"/>
+      <w:numFmt w:val="decimal"/>
+      <w:lvlText w:val="%6."/>
+      <w:lvlJc w:val="left"/>
+      <w:pPr>
+        <w:tabs>
+          <w:tab w:val="num" w:pos="4320"/>
+        </w:tabs>
+        <w:ind w:left="4320" w:hanging="360"/>
+      </w:pPr>
+    </w:lvl>
+    <w:lvl w:ilvl="6" w:tentative="1">
+      <w:start w:val="1"/>
+      <w:numFmt w:val="decimal"/>
+      <w:lvlText w:val="%7."/>
+      <w:lvlJc w:val="left"/>
+      <w:pPr>
+        <w:tabs>
+          <w:tab w:val="num" w:pos="5040"/>
+        </w:tabs>
+        <w:ind w:left="5040" w:hanging="360"/>
+      </w:pPr>
+    </w:lvl>
+    <w:lvl w:ilvl="7" w:tentative="1">
+      <w:start w:val="1"/>
+      <w:numFmt w:val="decimal"/>
+      <w:lvlText w:val="%8."/>
+      <w:lvlJc w:val="left"/>
+      <w:pPr>
+        <w:tabs>
+          <w:tab w:val="num" w:pos="5760"/>
+        </w:tabs>
+        <w:ind w:left="5760" w:hanging="360"/>
+      </w:pPr>
+    </w:lvl>
+    <w:lvl w:ilvl="8" w:tentative="1">
+      <w:start w:val="1"/>
+      <w:numFmt w:val="decimal"/>
+      <w:lvlText w:val="%9."/>
+      <w:lvlJc w:val="left"/>
+      <w:pPr>
+        <w:tabs>
+          <w:tab w:val="num" w:pos="6480"/>
+        </w:tabs>
+        <w:ind w:left="6480" w:hanging="360"/>
+      </w:pPr>
+    </w:lvl>
+  </w:abstractNum>
   <w:num w:numId="1">
-    <w:abstractNumId w:val="0"/>
+    <w:abstractNumId w:val="1"/>
   </w:num>
   <w:num w:numId="2">
-    <w:abstractNumId w:val="1"/>
+    <w:abstractNumId w:val="5"/>
+  </w:num>
+  <w:num w:numId="3">
+    <w:abstractNumId w:val="2"/>
+  </w:num>
+  <w:num w:numId="4">
+    <w:abstractNumId w:val="3"/>
+  </w:num>
+  <w:num w:numId="5">
+    <w:abstractNumId w:val="6"/>
+  </w:num>
+  <w:num w:numId="6">
+    <w:abstractNumId w:val="4"/>
+  </w:num>
+  <w:num w:numId="7">
+    <w:abstractNumId w:val="0"/>
   </w:num>
 </w:numbering>
 </file>
